--- a/public/docs/descargas/historial.docx
+++ b/public/docs/descargas/historial.docx
@@ -85,7 +85,7 @@
           <w:noProof/>
         </w:rPr>
         <w:drawing>
-          <wp:inline distT="0" distB="0" distL="0" distR="0" wp14:anchorId="3A62F8D9" wp14:editId="3A62F8DA">
+          <wp:inline distT="0" distB="0" distL="0" distR="0" wp14:anchorId="1217FFBC" wp14:editId="1217FFBD">
             <wp:extent cx="395999" cy="405503"/>
             <wp:effectExtent l="0" t="0" r="0" b="0"/>
             <wp:docPr id="10" name="Picture"/>
@@ -221,7 +221,7 @@
               <w:pStyle w:val="Celda"/>
             </w:pPr>
             <w:r>
-              <w:t>05/10/2026</w:t>
+              <w:t>06/10/2026</w:t>
             </w:r>
           </w:p>
         </w:tc>
@@ -401,7 +401,7 @@
       <w:r>
         <w:fldChar w:fldCharType="separate"/>
       </w:r>
-      <w:hyperlink w:anchor="_Toc242135927" w:history="1">
+      <w:hyperlink w:anchor="_Toc242197185" w:history="1">
         <w:r>
           <w:rPr>
             <w:rStyle w:val="Hipervnculo"/>
@@ -428,7 +428,7 @@
             <w:noProof/>
             <w:webHidden/>
           </w:rPr>
-          <w:instrText xml:space="preserve"> PAGEREF _Toc242135927 \h </w:instrText>
+          <w:instrText xml:space="preserve"> PAGEREF _Toc242197185 \h </w:instrText>
         </w:r>
         <w:r>
           <w:rPr>
@@ -471,7 +471,7 @@
           <w14:ligatures w14:val="standardContextual"/>
         </w:rPr>
       </w:pPr>
-      <w:hyperlink w:anchor="_Toc242135928" w:history="1">
+      <w:hyperlink w:anchor="_Toc242197186" w:history="1">
         <w:r>
           <w:rPr>
             <w:rStyle w:val="Hipervnculo"/>
@@ -498,7 +498,7 @@
             <w:noProof/>
             <w:webHidden/>
           </w:rPr>
-          <w:instrText xml:space="preserve"> PAGEREF _Toc242135928 \h </w:instrText>
+          <w:instrText xml:space="preserve"> PAGEREF _Toc242197186 \h </w:instrText>
         </w:r>
         <w:r>
           <w:rPr>
@@ -541,7 +541,7 @@
           <w14:ligatures w14:val="standardContextual"/>
         </w:rPr>
       </w:pPr>
-      <w:hyperlink w:anchor="_Toc242135929" w:history="1">
+      <w:hyperlink w:anchor="_Toc242197187" w:history="1">
         <w:r>
           <w:rPr>
             <w:rStyle w:val="Hipervnculo"/>
@@ -568,7 +568,7 @@
             <w:noProof/>
             <w:webHidden/>
           </w:rPr>
-          <w:instrText xml:space="preserve"> PAGEREF _Toc242135929 \h </w:instrText>
+          <w:instrText xml:space="preserve"> PAGEREF _Toc242197187 \h </w:instrText>
         </w:r>
         <w:r>
           <w:rPr>
@@ -611,7 +611,7 @@
           <w14:ligatures w14:val="standardContextual"/>
         </w:rPr>
       </w:pPr>
-      <w:hyperlink w:anchor="_Toc242135930" w:history="1">
+      <w:hyperlink w:anchor="_Toc242197188" w:history="1">
         <w:r>
           <w:rPr>
             <w:rStyle w:val="Hipervnculo"/>
@@ -638,7 +638,7 @@
             <w:noProof/>
             <w:webHidden/>
           </w:rPr>
-          <w:instrText xml:space="preserve"> PAGEREF _Toc242135930 \h </w:instrText>
+          <w:instrText xml:space="preserve"> PAGEREF _Toc242197188 \h </w:instrText>
         </w:r>
         <w:r>
           <w:rPr>
@@ -681,7 +681,7 @@
           <w14:ligatures w14:val="standardContextual"/>
         </w:rPr>
       </w:pPr>
-      <w:hyperlink w:anchor="_Toc242135931" w:history="1">
+      <w:hyperlink w:anchor="_Toc242197189" w:history="1">
         <w:r>
           <w:rPr>
             <w:rStyle w:val="Hipervnculo"/>
@@ -708,7 +708,7 @@
             <w:noProof/>
             <w:webHidden/>
           </w:rPr>
-          <w:instrText xml:space="preserve"> PAGEREF _Toc242135931 \h </w:instrText>
+          <w:instrText xml:space="preserve"> PAGEREF _Toc242197189 \h </w:instrText>
         </w:r>
         <w:r>
           <w:rPr>
@@ -751,7 +751,7 @@
           <w14:ligatures w14:val="standardContextual"/>
         </w:rPr>
       </w:pPr>
-      <w:hyperlink w:anchor="_Toc242135932" w:history="1">
+      <w:hyperlink w:anchor="_Toc242197190" w:history="1">
         <w:r>
           <w:rPr>
             <w:rStyle w:val="Hipervnculo"/>
@@ -778,7 +778,7 @@
             <w:noProof/>
             <w:webHidden/>
           </w:rPr>
-          <w:instrText xml:space="preserve"> PAGEREF _Toc242135932 \h </w:instrText>
+          <w:instrText xml:space="preserve"> PAGEREF _Toc242197190 \h </w:instrText>
         </w:r>
         <w:r>
           <w:rPr>
@@ -821,7 +821,7 @@
           <w14:ligatures w14:val="standardContextual"/>
         </w:rPr>
       </w:pPr>
-      <w:hyperlink w:anchor="_Toc242135933" w:history="1">
+      <w:hyperlink w:anchor="_Toc242197191" w:history="1">
         <w:r>
           <w:rPr>
             <w:rStyle w:val="Hipervnculo"/>
@@ -848,7 +848,7 @@
             <w:noProof/>
             <w:webHidden/>
           </w:rPr>
-          <w:instrText xml:space="preserve"> PAGEREF _Toc242135933 \h </w:instrText>
+          <w:instrText xml:space="preserve"> PAGEREF _Toc242197191 \h </w:instrText>
         </w:r>
         <w:r>
           <w:rPr>
@@ -891,7 +891,7 @@
           <w14:ligatures w14:val="standardContextual"/>
         </w:rPr>
       </w:pPr>
-      <w:hyperlink w:anchor="_Toc242135934" w:history="1">
+      <w:hyperlink w:anchor="_Toc242197192" w:history="1">
         <w:r>
           <w:rPr>
             <w:rStyle w:val="Hipervnculo"/>
@@ -918,7 +918,7 @@
             <w:noProof/>
             <w:webHidden/>
           </w:rPr>
-          <w:instrText xml:space="preserve"> PAGEREF _Toc242135934 \h </w:instrText>
+          <w:instrText xml:space="preserve"> PAGEREF _Toc242197192 \h </w:instrText>
         </w:r>
         <w:r>
           <w:rPr>
@@ -961,7 +961,7 @@
           <w14:ligatures w14:val="standardContextual"/>
         </w:rPr>
       </w:pPr>
-      <w:hyperlink w:anchor="_Toc242135935" w:history="1">
+      <w:hyperlink w:anchor="_Toc242197193" w:history="1">
         <w:r>
           <w:rPr>
             <w:rStyle w:val="Hipervnculo"/>
@@ -988,7 +988,7 @@
             <w:noProof/>
             <w:webHidden/>
           </w:rPr>
-          <w:instrText xml:space="preserve"> PAGEREF _Toc242135935 \h </w:instrText>
+          <w:instrText xml:space="preserve"> PAGEREF _Toc242197193 \h </w:instrText>
         </w:r>
         <w:r>
           <w:rPr>
@@ -1031,7 +1031,7 @@
           <w14:ligatures w14:val="standardContextual"/>
         </w:rPr>
       </w:pPr>
-      <w:hyperlink w:anchor="_Toc242135936" w:history="1">
+      <w:hyperlink w:anchor="_Toc242197194" w:history="1">
         <w:r>
           <w:rPr>
             <w:rStyle w:val="Hipervnculo"/>
@@ -1058,7 +1058,7 @@
             <w:noProof/>
             <w:webHidden/>
           </w:rPr>
-          <w:instrText xml:space="preserve"> PAGEREF _Toc242135936 \h </w:instrText>
+          <w:instrText xml:space="preserve"> PAGEREF _Toc242197194 \h </w:instrText>
         </w:r>
         <w:r>
           <w:rPr>
@@ -1101,7 +1101,7 @@
           <w14:ligatures w14:val="standardContextual"/>
         </w:rPr>
       </w:pPr>
-      <w:hyperlink w:anchor="_Toc242135937" w:history="1">
+      <w:hyperlink w:anchor="_Toc242197195" w:history="1">
         <w:r>
           <w:rPr>
             <w:rStyle w:val="Hipervnculo"/>
@@ -1128,7 +1128,7 @@
             <w:noProof/>
             <w:webHidden/>
           </w:rPr>
-          <w:instrText xml:space="preserve"> PAGEREF _Toc242135937 \h </w:instrText>
+          <w:instrText xml:space="preserve"> PAGEREF _Toc242197195 \h </w:instrText>
         </w:r>
         <w:r>
           <w:rPr>
@@ -1171,7 +1171,7 @@
           <w14:ligatures w14:val="standardContextual"/>
         </w:rPr>
       </w:pPr>
-      <w:hyperlink w:anchor="_Toc242135938" w:history="1">
+      <w:hyperlink w:anchor="_Toc242197196" w:history="1">
         <w:r>
           <w:rPr>
             <w:rStyle w:val="Hipervnculo"/>
@@ -1198,7 +1198,7 @@
             <w:noProof/>
             <w:webHidden/>
           </w:rPr>
-          <w:instrText xml:space="preserve"> PAGEREF _Toc242135938 \h </w:instrText>
+          <w:instrText xml:space="preserve"> PAGEREF _Toc242197196 \h </w:instrText>
         </w:r>
         <w:r>
           <w:rPr>
@@ -1241,7 +1241,7 @@
           <w14:ligatures w14:val="standardContextual"/>
         </w:rPr>
       </w:pPr>
-      <w:hyperlink w:anchor="_Toc242135939" w:history="1">
+      <w:hyperlink w:anchor="_Toc242197197" w:history="1">
         <w:r>
           <w:rPr>
             <w:rStyle w:val="Hipervnculo"/>
@@ -1268,7 +1268,7 @@
             <w:noProof/>
             <w:webHidden/>
           </w:rPr>
-          <w:instrText xml:space="preserve"> PAGEREF _Toc242135939 \h </w:instrText>
+          <w:instrText xml:space="preserve"> PAGEREF _Toc242197197 \h </w:instrText>
         </w:r>
         <w:r>
           <w:rPr>
@@ -1311,7 +1311,7 @@
           <w14:ligatures w14:val="standardContextual"/>
         </w:rPr>
       </w:pPr>
-      <w:hyperlink w:anchor="_Toc242135940" w:history="1">
+      <w:hyperlink w:anchor="_Toc242197198" w:history="1">
         <w:r>
           <w:rPr>
             <w:rStyle w:val="Hipervnculo"/>
@@ -1338,7 +1338,7 @@
             <w:noProof/>
             <w:webHidden/>
           </w:rPr>
-          <w:instrText xml:space="preserve"> PAGEREF _Toc242135940 \h </w:instrText>
+          <w:instrText xml:space="preserve"> PAGEREF _Toc242197198 \h </w:instrText>
         </w:r>
         <w:r>
           <w:rPr>
@@ -1381,7 +1381,7 @@
           <w14:ligatures w14:val="standardContextual"/>
         </w:rPr>
       </w:pPr>
-      <w:hyperlink w:anchor="_Toc242135941" w:history="1">
+      <w:hyperlink w:anchor="_Toc242197199" w:history="1">
         <w:r>
           <w:rPr>
             <w:rStyle w:val="Hipervnculo"/>
@@ -1408,7 +1408,7 @@
             <w:noProof/>
             <w:webHidden/>
           </w:rPr>
-          <w:instrText xml:space="preserve"> PAGEREF _Toc242135941 \h </w:instrText>
+          <w:instrText xml:space="preserve"> PAGEREF _Toc242197199 \h </w:instrText>
         </w:r>
         <w:r>
           <w:rPr>
@@ -1451,7 +1451,7 @@
           <w14:ligatures w14:val="standardContextual"/>
         </w:rPr>
       </w:pPr>
-      <w:hyperlink w:anchor="_Toc242135942" w:history="1">
+      <w:hyperlink w:anchor="_Toc242197200" w:history="1">
         <w:r>
           <w:rPr>
             <w:rStyle w:val="Hipervnculo"/>
@@ -1478,7 +1478,7 @@
             <w:noProof/>
             <w:webHidden/>
           </w:rPr>
-          <w:instrText xml:space="preserve"> PAGEREF _Toc242135942 \h </w:instrText>
+          <w:instrText xml:space="preserve"> PAGEREF _Toc242197200 \h </w:instrText>
         </w:r>
         <w:r>
           <w:rPr>
@@ -1521,7 +1521,7 @@
           <w14:ligatures w14:val="standardContextual"/>
         </w:rPr>
       </w:pPr>
-      <w:hyperlink w:anchor="_Toc242135943" w:history="1">
+      <w:hyperlink w:anchor="_Toc242197201" w:history="1">
         <w:r>
           <w:rPr>
             <w:rStyle w:val="Hipervnculo"/>
@@ -1548,7 +1548,7 @@
             <w:noProof/>
             <w:webHidden/>
           </w:rPr>
-          <w:instrText xml:space="preserve"> PAGEREF _Toc242135943 \h </w:instrText>
+          <w:instrText xml:space="preserve"> PAGEREF _Toc242197201 \h </w:instrText>
         </w:r>
         <w:r>
           <w:rPr>
@@ -1591,7 +1591,7 @@
           <w14:ligatures w14:val="standardContextual"/>
         </w:rPr>
       </w:pPr>
-      <w:hyperlink w:anchor="_Toc242135944" w:history="1">
+      <w:hyperlink w:anchor="_Toc242197202" w:history="1">
         <w:r>
           <w:rPr>
             <w:rStyle w:val="Hipervnculo"/>
@@ -1618,7 +1618,7 @@
             <w:noProof/>
             <w:webHidden/>
           </w:rPr>
-          <w:instrText xml:space="preserve"> PAGEREF _Toc242135944 \h </w:instrText>
+          <w:instrText xml:space="preserve"> PAGEREF _Toc242197202 \h </w:instrText>
         </w:r>
         <w:r>
           <w:rPr>
@@ -1664,7 +1664,7 @@
           <w14:ligatures w14:val="standardContextual"/>
         </w:rPr>
       </w:pPr>
-      <w:hyperlink w:anchor="_Toc242135945" w:history="1">
+      <w:hyperlink w:anchor="_Toc242197203" w:history="1">
         <w:r>
           <w:rPr>
             <w:rStyle w:val="Hipervnculo"/>
@@ -1691,7 +1691,7 @@
             <w:noProof/>
             <w:webHidden/>
           </w:rPr>
-          <w:instrText xml:space="preserve"> PAGEREF _Toc242135945 \h </w:instrText>
+          <w:instrText xml:space="preserve"> PAGEREF _Toc242197203 \h </w:instrText>
         </w:r>
         <w:r>
           <w:rPr>
@@ -1734,7 +1734,7 @@
           <w14:ligatures w14:val="standardContextual"/>
         </w:rPr>
       </w:pPr>
-      <w:hyperlink w:anchor="_Toc242135946" w:history="1">
+      <w:hyperlink w:anchor="_Toc242197204" w:history="1">
         <w:r>
           <w:rPr>
             <w:rStyle w:val="Hipervnculo"/>
@@ -1761,7 +1761,7 @@
             <w:noProof/>
             <w:webHidden/>
           </w:rPr>
-          <w:instrText xml:space="preserve"> PAGEREF _Toc242135946 \h </w:instrText>
+          <w:instrText xml:space="preserve"> PAGEREF _Toc242197204 \h </w:instrText>
         </w:r>
         <w:r>
           <w:rPr>
@@ -1807,7 +1807,7 @@
           <w14:ligatures w14:val="standardContextual"/>
         </w:rPr>
       </w:pPr>
-      <w:hyperlink w:anchor="_Toc242135947" w:history="1">
+      <w:hyperlink w:anchor="_Toc242197205" w:history="1">
         <w:r>
           <w:rPr>
             <w:rStyle w:val="Hipervnculo"/>
@@ -1834,7 +1834,7 @@
             <w:noProof/>
             <w:webHidden/>
           </w:rPr>
-          <w:instrText xml:space="preserve"> PAGEREF _Toc242135947 \h </w:instrText>
+          <w:instrText xml:space="preserve"> PAGEREF _Toc242197205 \h </w:instrText>
         </w:r>
         <w:r>
           <w:rPr>
@@ -1902,7 +1902,7 @@
         <w:pStyle w:val="Ttulo1"/>
       </w:pPr>
       <w:bookmarkStart w:id="0" w:name="_9f22e6e94e3706d259b118e7bb6dddd97264afb"/>
-      <w:bookmarkStart w:id="1" w:name="_Toc242135927"/>
+      <w:bookmarkStart w:id="1" w:name="_Toc242197185"/>
       <w:r>
         <w:lastRenderedPageBreak/>
         <w:t>Historial de Versiones</w:t>
@@ -1956,7 +1956,7 @@
         <w:pStyle w:val="Ttulo2"/>
       </w:pPr>
       <w:bookmarkStart w:id="2" w:name="_78ab0156a579c774b831a2ab1449760c2ac963c"/>
-      <w:bookmarkStart w:id="3" w:name="_Toc242135928"/>
+      <w:bookmarkStart w:id="3" w:name="_Toc242197186"/>
       <w:r>
         <w:t>Versión 1.12.0 (Actual)</w:t>
       </w:r>
@@ -2555,7 +2555,7 @@
         <w:pStyle w:val="Ttulo2"/>
       </w:pPr>
       <w:bookmarkStart w:id="4" w:name="_38eb33a0ea97214a21536adb38c2100b98720ca"/>
-      <w:bookmarkStart w:id="5" w:name="_Toc242135929"/>
+      <w:bookmarkStart w:id="5" w:name="_Toc242197187"/>
       <w:bookmarkEnd w:id="2"/>
       <w:r>
         <w:t>Versión 1.11.0</w:t>
@@ -3093,7 +3093,7 @@
         <w:pStyle w:val="Ttulo2"/>
       </w:pPr>
       <w:bookmarkStart w:id="6" w:name="_67b09e154a92fd374361458f5b721680ba49cae"/>
-      <w:bookmarkStart w:id="7" w:name="_Toc242135930"/>
+      <w:bookmarkStart w:id="7" w:name="_Toc242197188"/>
       <w:bookmarkEnd w:id="4"/>
       <w:r>
         <w:t>Versión 1.10.1</w:t>
@@ -3213,7 +3213,7 @@
         <w:pStyle w:val="Ttulo2"/>
       </w:pPr>
       <w:bookmarkStart w:id="8" w:name="_aba8fd22e387d4f7af7e77dc457868987f96ddd"/>
-      <w:bookmarkStart w:id="9" w:name="_Toc242135931"/>
+      <w:bookmarkStart w:id="9" w:name="_Toc242197189"/>
       <w:bookmarkEnd w:id="6"/>
       <w:r>
         <w:t>Versión 1.10.0</w:t>
@@ -3750,7 +3750,7 @@
         <w:pStyle w:val="Ttulo2"/>
       </w:pPr>
       <w:bookmarkStart w:id="10" w:name="_e3e4a66d5558c541856f06657d5b7b4c49e8dac"/>
-      <w:bookmarkStart w:id="11" w:name="_Toc242135932"/>
+      <w:bookmarkStart w:id="11" w:name="_Toc242197190"/>
       <w:bookmarkEnd w:id="8"/>
       <w:r>
         <w:t>Versión 1.9.1</w:t>
@@ -4157,7 +4157,7 @@
         <w:pStyle w:val="Ttulo2"/>
       </w:pPr>
       <w:bookmarkStart w:id="12" w:name="_3f2d6ec490c6fdb3bf5d23b932194d2e7c03daa"/>
-      <w:bookmarkStart w:id="13" w:name="_Toc242135933"/>
+      <w:bookmarkStart w:id="13" w:name="_Toc242197191"/>
       <w:bookmarkEnd w:id="10"/>
       <w:r>
         <w:t>Versión 1.9.0</w:t>
@@ -5524,7 +5524,7 @@
         <w:pStyle w:val="Ttulo2"/>
       </w:pPr>
       <w:bookmarkStart w:id="14" w:name="_14e2aadfe691288a9ca8181ce52e906d58740dc"/>
-      <w:bookmarkStart w:id="15" w:name="_Toc242135934"/>
+      <w:bookmarkStart w:id="15" w:name="_Toc242197192"/>
       <w:bookmarkEnd w:id="12"/>
       <w:r>
         <w:lastRenderedPageBreak/>
@@ -5948,7 +5948,7 @@
         <w:pStyle w:val="Ttulo2"/>
       </w:pPr>
       <w:bookmarkStart w:id="16" w:name="_71f1368bfc6354adec7b968e79b882cdc49fb33"/>
-      <w:bookmarkStart w:id="17" w:name="_Toc242135935"/>
+      <w:bookmarkStart w:id="17" w:name="_Toc242197193"/>
       <w:bookmarkEnd w:id="14"/>
       <w:r>
         <w:t>Versión 1.7.3</w:t>
@@ -6628,7 +6628,7 @@
         <w:pStyle w:val="Ttulo2"/>
       </w:pPr>
       <w:bookmarkStart w:id="18" w:name="_0901bb2bc1745f34d46f6bce6aa48334ed880f9"/>
-      <w:bookmarkStart w:id="19" w:name="_Toc242135936"/>
+      <w:bookmarkStart w:id="19" w:name="_Toc242197194"/>
       <w:bookmarkEnd w:id="16"/>
       <w:r>
         <w:t>Versión 1.7.2</w:t>
@@ -6685,7 +6685,7 @@
         <w:pStyle w:val="Ttulo2"/>
       </w:pPr>
       <w:bookmarkStart w:id="20" w:name="_9dc71b188fcb438c2a9887ab4e8df36e9d7a559"/>
-      <w:bookmarkStart w:id="21" w:name="_Toc242135937"/>
+      <w:bookmarkStart w:id="21" w:name="_Toc242197195"/>
       <w:bookmarkEnd w:id="18"/>
       <w:r>
         <w:t>Versión 1.7.1</w:t>
@@ -6800,7 +6800,7 @@
         <w:pStyle w:val="Ttulo2"/>
       </w:pPr>
       <w:bookmarkStart w:id="22" w:name="_e3f7919a0ed5ff18a559d6bdcf1b85a747262bb"/>
-      <w:bookmarkStart w:id="23" w:name="_Toc242135938"/>
+      <w:bookmarkStart w:id="23" w:name="_Toc242197196"/>
       <w:bookmarkEnd w:id="20"/>
       <w:r>
         <w:t>Versión 1.7.0</w:t>
@@ -6956,7 +6956,7 @@
         <w:pStyle w:val="Ttulo2"/>
       </w:pPr>
       <w:bookmarkStart w:id="24" w:name="_08914feb7f2b78ae72c0a737fa794f623146db7"/>
-      <w:bookmarkStart w:id="25" w:name="_Toc242135939"/>
+      <w:bookmarkStart w:id="25" w:name="_Toc242197197"/>
       <w:bookmarkEnd w:id="22"/>
       <w:r>
         <w:t>Versión 1.6.0</w:t>
@@ -7239,7 +7239,7 @@
         <w:pStyle w:val="Ttulo2"/>
       </w:pPr>
       <w:bookmarkStart w:id="26" w:name="_b6d5e3eaafdf8448eb5a778f45beddc3c57f82b"/>
-      <w:bookmarkStart w:id="27" w:name="_Toc242135940"/>
+      <w:bookmarkStart w:id="27" w:name="_Toc242197198"/>
       <w:bookmarkEnd w:id="24"/>
       <w:r>
         <w:t>Versión 1.5.0</w:t>
@@ -7407,7 +7407,7 @@
         <w:pStyle w:val="Ttulo2"/>
       </w:pPr>
       <w:bookmarkStart w:id="28" w:name="_758046a5a05bdb142710685d3909ce9c8bf0e58"/>
-      <w:bookmarkStart w:id="29" w:name="_Toc242135941"/>
+      <w:bookmarkStart w:id="29" w:name="_Toc242197199"/>
       <w:bookmarkEnd w:id="26"/>
       <w:r>
         <w:t>Versión 1.4.0</w:t>
@@ -7614,7 +7614,7 @@
         <w:pStyle w:val="Ttulo2"/>
       </w:pPr>
       <w:bookmarkStart w:id="30" w:name="_21cdb9f05268384188c5ba12413986aca9fa5b6"/>
-      <w:bookmarkStart w:id="31" w:name="_Toc242135942"/>
+      <w:bookmarkStart w:id="31" w:name="_Toc242197200"/>
       <w:bookmarkEnd w:id="28"/>
       <w:r>
         <w:t>Versión 1.3.0</w:t>
@@ -7880,7 +7880,7 @@
         <w:pStyle w:val="Ttulo2"/>
       </w:pPr>
       <w:bookmarkStart w:id="32" w:name="_2b5cf3eb1a53f82130615de3b05eb74aaa90152"/>
-      <w:bookmarkStart w:id="33" w:name="_Toc242135943"/>
+      <w:bookmarkStart w:id="33" w:name="_Toc242197201"/>
       <w:bookmarkEnd w:id="30"/>
       <w:r>
         <w:t>Versión 1.2.0</w:t>
@@ -8183,7 +8183,7 @@
         <w:pStyle w:val="Ttulo2"/>
       </w:pPr>
       <w:bookmarkStart w:id="34" w:name="_ce80a96747065b454c0bc07887eacabbce2416f"/>
-      <w:bookmarkStart w:id="35" w:name="_Toc242135944"/>
+      <w:bookmarkStart w:id="35" w:name="_Toc242197202"/>
       <w:bookmarkEnd w:id="32"/>
       <w:r>
         <w:t>Versión 1.1.0</w:t>
@@ -8353,7 +8353,7 @@
         <w:pStyle w:val="Ttulo1"/>
       </w:pPr>
       <w:bookmarkStart w:id="36" w:name="_163b4c34100da4cce37f9f1259add5da3954d69"/>
-      <w:bookmarkStart w:id="37" w:name="_Toc242135945"/>
+      <w:bookmarkStart w:id="37" w:name="_Toc242197203"/>
       <w:bookmarkEnd w:id="0"/>
       <w:bookmarkEnd w:id="34"/>
       <w:r>
@@ -8375,7 +8375,7 @@
         <w:pStyle w:val="Ttulo2"/>
       </w:pPr>
       <w:bookmarkStart w:id="38" w:name="_3a795aa8c663e6d69bd1bd51e76282b946bcee0"/>
-      <w:bookmarkStart w:id="39" w:name="_Toc242135946"/>
+      <w:bookmarkStart w:id="39" w:name="_Toc242197204"/>
       <w:r>
         <w:t>Funcionalidades Implementadas en v1.0.0</w:t>
       </w:r>
@@ -8559,7 +8559,7 @@
         <w:pStyle w:val="Ttulo1"/>
       </w:pPr>
       <w:bookmarkStart w:id="40" w:name="_99db0facdf68f4cfe65cc07bb9bec14b6b23466"/>
-      <w:bookmarkStart w:id="41" w:name="_Toc242135947"/>
+      <w:bookmarkStart w:id="41" w:name="_Toc242197205"/>
       <w:bookmarkEnd w:id="36"/>
       <w:bookmarkEnd w:id="38"/>
       <w:r>
@@ -8871,7 +8871,7 @@
               <w:noProof/>
             </w:rPr>
             <w:drawing>
-              <wp:inline distT="0" distB="0" distL="0" distR="0" wp14:anchorId="3A62F8E5" wp14:editId="3A62F8E6">
+              <wp:inline distT="0" distB="0" distL="0" distR="0" wp14:anchorId="1217FFC8" wp14:editId="1217FFC9">
                 <wp:extent cx="324000" cy="324000"/>
                 <wp:effectExtent l="0" t="0" r="0" b="0"/>
                 <wp:docPr id="9001" name="Logo Zooki"/>
@@ -9031,7 +9031,7 @@
   <w:abstractNum w:abstractNumId="0" w15:restartNumberingAfterBreak="0">
     <w:nsid w:val="0000A991"/>
     <w:multiLevelType w:val="multilevel"/>
-    <w:tmpl w:val="27F661D0"/>
+    <w:tmpl w:val="F44479B4"/>
     <w:lvl w:ilvl="0">
       <w:numFmt w:val="bullet"/>
       <w:lvlText w:val=""/>
@@ -9135,7 +9135,7 @@
   <w:abstractNum w:abstractNumId="1" w15:restartNumberingAfterBreak="0">
     <w:nsid w:val="00A99411"/>
     <w:multiLevelType w:val="multilevel"/>
-    <w:tmpl w:val="DA2C8808"/>
+    <w:tmpl w:val="E2EC3D54"/>
     <w:lvl w:ilvl="0">
       <w:start w:val="1"/>
       <w:numFmt w:val="decimal"/>
@@ -9218,37 +9218,37 @@
       </w:pPr>
     </w:lvl>
   </w:abstractNum>
-  <w:num w:numId="1" w16cid:durableId="1551383883">
+  <w:num w:numId="1" w16cid:durableId="1420906239">
     <w:abstractNumId w:val="0"/>
   </w:num>
-  <w:num w:numId="2" w16cid:durableId="374042203">
+  <w:num w:numId="2" w16cid:durableId="110246196">
     <w:abstractNumId w:val="0"/>
   </w:num>
-  <w:num w:numId="3" w16cid:durableId="1545561340">
+  <w:num w:numId="3" w16cid:durableId="830101759">
     <w:abstractNumId w:val="0"/>
   </w:num>
-  <w:num w:numId="4" w16cid:durableId="464348801">
+  <w:num w:numId="4" w16cid:durableId="29965125">
     <w:abstractNumId w:val="0"/>
   </w:num>
-  <w:num w:numId="5" w16cid:durableId="711534436">
+  <w:num w:numId="5" w16cid:durableId="1928928344">
     <w:abstractNumId w:val="0"/>
   </w:num>
-  <w:num w:numId="6" w16cid:durableId="1426003001">
+  <w:num w:numId="6" w16cid:durableId="1437363989">
     <w:abstractNumId w:val="0"/>
   </w:num>
-  <w:num w:numId="7" w16cid:durableId="1320616679">
+  <w:num w:numId="7" w16cid:durableId="1352730821">
     <w:abstractNumId w:val="0"/>
   </w:num>
-  <w:num w:numId="8" w16cid:durableId="1034229592">
+  <w:num w:numId="8" w16cid:durableId="1984503902">
     <w:abstractNumId w:val="0"/>
   </w:num>
-  <w:num w:numId="9" w16cid:durableId="1693846399">
+  <w:num w:numId="9" w16cid:durableId="1428308722">
     <w:abstractNumId w:val="0"/>
   </w:num>
-  <w:num w:numId="10" w16cid:durableId="1728718813">
+  <w:num w:numId="10" w16cid:durableId="1944341007">
     <w:abstractNumId w:val="0"/>
   </w:num>
-  <w:num w:numId="11" w16cid:durableId="1958951308">
+  <w:num w:numId="11" w16cid:durableId="1665010695">
     <w:abstractNumId w:val="1"/>
     <w:lvlOverride w:ilvl="0">
       <w:startOverride w:val="1"/>
@@ -9278,76 +9278,76 @@
       <w:startOverride w:val="1"/>
     </w:lvlOverride>
   </w:num>
-  <w:num w:numId="12" w16cid:durableId="773860858">
+  <w:num w:numId="12" w16cid:durableId="1908683375">
     <w:abstractNumId w:val="0"/>
   </w:num>
-  <w:num w:numId="13" w16cid:durableId="1417283660">
+  <w:num w:numId="13" w16cid:durableId="1007713980">
     <w:abstractNumId w:val="0"/>
   </w:num>
-  <w:num w:numId="14" w16cid:durableId="1684162525">
+  <w:num w:numId="14" w16cid:durableId="1536889728">
     <w:abstractNumId w:val="0"/>
   </w:num>
-  <w:num w:numId="15" w16cid:durableId="1153520898">
+  <w:num w:numId="15" w16cid:durableId="1172791041">
     <w:abstractNumId w:val="0"/>
   </w:num>
-  <w:num w:numId="16" w16cid:durableId="635836231">
+  <w:num w:numId="16" w16cid:durableId="889002166">
     <w:abstractNumId w:val="0"/>
   </w:num>
-  <w:num w:numId="17" w16cid:durableId="1007558582">
+  <w:num w:numId="17" w16cid:durableId="2047363867">
     <w:abstractNumId w:val="0"/>
   </w:num>
-  <w:num w:numId="18" w16cid:durableId="2045476206">
+  <w:num w:numId="18" w16cid:durableId="2119252981">
     <w:abstractNumId w:val="0"/>
   </w:num>
-  <w:num w:numId="19" w16cid:durableId="949169319">
+  <w:num w:numId="19" w16cid:durableId="188029817">
     <w:abstractNumId w:val="0"/>
   </w:num>
-  <w:num w:numId="20" w16cid:durableId="949165450">
+  <w:num w:numId="20" w16cid:durableId="2064013451">
     <w:abstractNumId w:val="0"/>
   </w:num>
-  <w:num w:numId="21" w16cid:durableId="655188798">
+  <w:num w:numId="21" w16cid:durableId="1153449178">
     <w:abstractNumId w:val="0"/>
   </w:num>
-  <w:num w:numId="22" w16cid:durableId="969553220">
+  <w:num w:numId="22" w16cid:durableId="398132651">
     <w:abstractNumId w:val="0"/>
   </w:num>
-  <w:num w:numId="23" w16cid:durableId="1987540568">
+  <w:num w:numId="23" w16cid:durableId="210461455">
     <w:abstractNumId w:val="0"/>
   </w:num>
-  <w:num w:numId="24" w16cid:durableId="2075271912">
+  <w:num w:numId="24" w16cid:durableId="1049761989">
     <w:abstractNumId w:val="0"/>
   </w:num>
-  <w:num w:numId="25" w16cid:durableId="617375511">
+  <w:num w:numId="25" w16cid:durableId="911158566">
     <w:abstractNumId w:val="0"/>
   </w:num>
-  <w:num w:numId="26" w16cid:durableId="1920285953">
+  <w:num w:numId="26" w16cid:durableId="96104125">
     <w:abstractNumId w:val="0"/>
   </w:num>
-  <w:num w:numId="27" w16cid:durableId="797987940">
+  <w:num w:numId="27" w16cid:durableId="1415275046">
     <w:abstractNumId w:val="0"/>
   </w:num>
-  <w:num w:numId="28" w16cid:durableId="357970220">
+  <w:num w:numId="28" w16cid:durableId="1227909968">
     <w:abstractNumId w:val="0"/>
   </w:num>
-  <w:num w:numId="29" w16cid:durableId="1047531949">
+  <w:num w:numId="29" w16cid:durableId="1027680664">
     <w:abstractNumId w:val="0"/>
   </w:num>
-  <w:num w:numId="30" w16cid:durableId="532504165">
+  <w:num w:numId="30" w16cid:durableId="510802678">
     <w:abstractNumId w:val="0"/>
   </w:num>
-  <w:num w:numId="31" w16cid:durableId="2068646544">
+  <w:num w:numId="31" w16cid:durableId="961106482">
     <w:abstractNumId w:val="0"/>
   </w:num>
-  <w:num w:numId="32" w16cid:durableId="2118255914">
+  <w:num w:numId="32" w16cid:durableId="1488286490">
     <w:abstractNumId w:val="0"/>
   </w:num>
-  <w:num w:numId="33" w16cid:durableId="1982035573">
+  <w:num w:numId="33" w16cid:durableId="955285286">
     <w:abstractNumId w:val="0"/>
   </w:num>
-  <w:num w:numId="34" w16cid:durableId="1138720394">
+  <w:num w:numId="34" w16cid:durableId="107433563">
     <w:abstractNumId w:val="0"/>
   </w:num>
-  <w:num w:numId="35" w16cid:durableId="1067529466">
+  <w:num w:numId="35" w16cid:durableId="449905845">
     <w:abstractNumId w:val="1"/>
     <w:lvlOverride w:ilvl="0">
       <w:startOverride w:val="1"/>
@@ -9377,88 +9377,88 @@
       <w:startOverride w:val="1"/>
     </w:lvlOverride>
   </w:num>
-  <w:num w:numId="36" w16cid:durableId="1877354676">
+  <w:num w:numId="36" w16cid:durableId="556597360">
     <w:abstractNumId w:val="0"/>
   </w:num>
-  <w:num w:numId="37" w16cid:durableId="13503918">
+  <w:num w:numId="37" w16cid:durableId="826899105">
     <w:abstractNumId w:val="0"/>
   </w:num>
-  <w:num w:numId="38" w16cid:durableId="601379559">
+  <w:num w:numId="38" w16cid:durableId="1715080786">
     <w:abstractNumId w:val="0"/>
   </w:num>
-  <w:num w:numId="39" w16cid:durableId="553737421">
+  <w:num w:numId="39" w16cid:durableId="268971958">
     <w:abstractNumId w:val="0"/>
   </w:num>
-  <w:num w:numId="40" w16cid:durableId="85347248">
+  <w:num w:numId="40" w16cid:durableId="1623883028">
     <w:abstractNumId w:val="0"/>
   </w:num>
-  <w:num w:numId="41" w16cid:durableId="693961931">
+  <w:num w:numId="41" w16cid:durableId="133179866">
     <w:abstractNumId w:val="0"/>
   </w:num>
-  <w:num w:numId="42" w16cid:durableId="307369308">
+  <w:num w:numId="42" w16cid:durableId="1841894181">
     <w:abstractNumId w:val="0"/>
   </w:num>
-  <w:num w:numId="43" w16cid:durableId="135495304">
+  <w:num w:numId="43" w16cid:durableId="1588884753">
     <w:abstractNumId w:val="0"/>
   </w:num>
-  <w:num w:numId="44" w16cid:durableId="1379402994">
+  <w:num w:numId="44" w16cid:durableId="1198008429">
     <w:abstractNumId w:val="0"/>
   </w:num>
-  <w:num w:numId="45" w16cid:durableId="1869559292">
+  <w:num w:numId="45" w16cid:durableId="581336716">
     <w:abstractNumId w:val="0"/>
   </w:num>
-  <w:num w:numId="46" w16cid:durableId="973951561">
+  <w:num w:numId="46" w16cid:durableId="1581331281">
     <w:abstractNumId w:val="0"/>
   </w:num>
-  <w:num w:numId="47" w16cid:durableId="696855348">
+  <w:num w:numId="47" w16cid:durableId="1323462294">
     <w:abstractNumId w:val="0"/>
   </w:num>
-  <w:num w:numId="48" w16cid:durableId="1565066120">
+  <w:num w:numId="48" w16cid:durableId="836842238">
     <w:abstractNumId w:val="0"/>
   </w:num>
-  <w:num w:numId="49" w16cid:durableId="1478109341">
+  <w:num w:numId="49" w16cid:durableId="1050225556">
     <w:abstractNumId w:val="0"/>
   </w:num>
-  <w:num w:numId="50" w16cid:durableId="1987197037">
+  <w:num w:numId="50" w16cid:durableId="997420672">
     <w:abstractNumId w:val="0"/>
   </w:num>
-  <w:num w:numId="51" w16cid:durableId="2004892890">
+  <w:num w:numId="51" w16cid:durableId="612976340">
     <w:abstractNumId w:val="0"/>
   </w:num>
-  <w:num w:numId="52" w16cid:durableId="1776557182">
+  <w:num w:numId="52" w16cid:durableId="1120413642">
     <w:abstractNumId w:val="0"/>
   </w:num>
-  <w:num w:numId="53" w16cid:durableId="1085112308">
+  <w:num w:numId="53" w16cid:durableId="1234199518">
     <w:abstractNumId w:val="0"/>
   </w:num>
-  <w:num w:numId="54" w16cid:durableId="794449510">
+  <w:num w:numId="54" w16cid:durableId="1000426814">
     <w:abstractNumId w:val="0"/>
   </w:num>
-  <w:num w:numId="55" w16cid:durableId="437484193">
+  <w:num w:numId="55" w16cid:durableId="1241448839">
     <w:abstractNumId w:val="0"/>
   </w:num>
-  <w:num w:numId="56" w16cid:durableId="1605647408">
+  <w:num w:numId="56" w16cid:durableId="712388215">
     <w:abstractNumId w:val="0"/>
   </w:num>
-  <w:num w:numId="57" w16cid:durableId="672755699">
+  <w:num w:numId="57" w16cid:durableId="1563520219">
     <w:abstractNumId w:val="0"/>
   </w:num>
-  <w:num w:numId="58" w16cid:durableId="1291591116">
+  <w:num w:numId="58" w16cid:durableId="86002467">
     <w:abstractNumId w:val="0"/>
   </w:num>
-  <w:num w:numId="59" w16cid:durableId="807552949">
+  <w:num w:numId="59" w16cid:durableId="1825773611">
     <w:abstractNumId w:val="0"/>
   </w:num>
-  <w:num w:numId="60" w16cid:durableId="67921660">
+  <w:num w:numId="60" w16cid:durableId="1167744893">
     <w:abstractNumId w:val="0"/>
   </w:num>
-  <w:num w:numId="61" w16cid:durableId="890458247">
+  <w:num w:numId="61" w16cid:durableId="1697583799">
     <w:abstractNumId w:val="0"/>
   </w:num>
-  <w:num w:numId="62" w16cid:durableId="172233352">
+  <w:num w:numId="62" w16cid:durableId="1800611171">
     <w:abstractNumId w:val="0"/>
   </w:num>
-  <w:num w:numId="63" w16cid:durableId="853299886">
+  <w:num w:numId="63" w16cid:durableId="1196625269">
     <w:abstractNumId w:val="0"/>
   </w:num>
   <w:numIdMacAtCleanup w:val="63"/>

--- a/public/docs/descargas/historial.docx
+++ b/public/docs/descargas/historial.docx
@@ -85,7 +85,7 @@
           <w:noProof/>
         </w:rPr>
         <w:drawing>
-          <wp:inline distT="0" distB="0" distL="0" distR="0" wp14:anchorId="5F37C276" wp14:editId="5F37C277">
+          <wp:inline distT="0" distB="0" distL="0" distR="0" wp14:anchorId="55343D7F" wp14:editId="55343D80">
             <wp:extent cx="395999" cy="405503"/>
             <wp:effectExtent l="0" t="0" r="0" b="0"/>
             <wp:docPr id="10" name="Picture"/>
@@ -401,7 +401,7 @@
       <w:r>
         <w:fldChar w:fldCharType="separate"/>
       </w:r>
-      <w:hyperlink w:anchor="_Toc242656891" w:history="1">
+      <w:hyperlink w:anchor="_Toc242658497" w:history="1">
         <w:r>
           <w:rPr>
             <w:rStyle w:val="Hipervnculo"/>
@@ -428,7 +428,7 @@
             <w:noProof/>
             <w:webHidden/>
           </w:rPr>
-          <w:instrText xml:space="preserve"> PAGEREF _Toc242656891 \h </w:instrText>
+          <w:instrText xml:space="preserve"> PAGEREF _Toc242658497 \h </w:instrText>
         </w:r>
         <w:r>
           <w:rPr>
@@ -471,7 +471,7 @@
           <w14:ligatures w14:val="standardContextual"/>
         </w:rPr>
       </w:pPr>
-      <w:hyperlink w:anchor="_Toc242656892" w:history="1">
+      <w:hyperlink w:anchor="_Toc242658498" w:history="1">
         <w:r>
           <w:rPr>
             <w:rStyle w:val="Hipervnculo"/>
@@ -498,7 +498,7 @@
             <w:noProof/>
             <w:webHidden/>
           </w:rPr>
-          <w:instrText xml:space="preserve"> PAGEREF _Toc242656892 \h </w:instrText>
+          <w:instrText xml:space="preserve"> PAGEREF _Toc242658498 \h </w:instrText>
         </w:r>
         <w:r>
           <w:rPr>
@@ -541,7 +541,7 @@
           <w14:ligatures w14:val="standardContextual"/>
         </w:rPr>
       </w:pPr>
-      <w:hyperlink w:anchor="_Toc242656893" w:history="1">
+      <w:hyperlink w:anchor="_Toc242658499" w:history="1">
         <w:r>
           <w:rPr>
             <w:rStyle w:val="Hipervnculo"/>
@@ -568,7 +568,7 @@
             <w:noProof/>
             <w:webHidden/>
           </w:rPr>
-          <w:instrText xml:space="preserve"> PAGEREF _Toc242656893 \h </w:instrText>
+          <w:instrText xml:space="preserve"> PAGEREF _Toc242658499 \h </w:instrText>
         </w:r>
         <w:r>
           <w:rPr>
@@ -611,7 +611,7 @@
           <w14:ligatures w14:val="standardContextual"/>
         </w:rPr>
       </w:pPr>
-      <w:hyperlink w:anchor="_Toc242656894" w:history="1">
+      <w:hyperlink w:anchor="_Toc242658500" w:history="1">
         <w:r>
           <w:rPr>
             <w:rStyle w:val="Hipervnculo"/>
@@ -638,7 +638,7 @@
             <w:noProof/>
             <w:webHidden/>
           </w:rPr>
-          <w:instrText xml:space="preserve"> PAGEREF _Toc242656894 \h </w:instrText>
+          <w:instrText xml:space="preserve"> PAGEREF _Toc242658500 \h </w:instrText>
         </w:r>
         <w:r>
           <w:rPr>
@@ -681,7 +681,7 @@
           <w14:ligatures w14:val="standardContextual"/>
         </w:rPr>
       </w:pPr>
-      <w:hyperlink w:anchor="_Toc242656895" w:history="1">
+      <w:hyperlink w:anchor="_Toc242658501" w:history="1">
         <w:r>
           <w:rPr>
             <w:rStyle w:val="Hipervnculo"/>
@@ -708,7 +708,7 @@
             <w:noProof/>
             <w:webHidden/>
           </w:rPr>
-          <w:instrText xml:space="preserve"> PAGEREF _Toc242656895 \h </w:instrText>
+          <w:instrText xml:space="preserve"> PAGEREF _Toc242658501 \h </w:instrText>
         </w:r>
         <w:r>
           <w:rPr>
@@ -751,7 +751,7 @@
           <w14:ligatures w14:val="standardContextual"/>
         </w:rPr>
       </w:pPr>
-      <w:hyperlink w:anchor="_Toc242656896" w:history="1">
+      <w:hyperlink w:anchor="_Toc242658502" w:history="1">
         <w:r>
           <w:rPr>
             <w:rStyle w:val="Hipervnculo"/>
@@ -778,7 +778,7 @@
             <w:noProof/>
             <w:webHidden/>
           </w:rPr>
-          <w:instrText xml:space="preserve"> PAGEREF _Toc242656896 \h </w:instrText>
+          <w:instrText xml:space="preserve"> PAGEREF _Toc242658502 \h </w:instrText>
         </w:r>
         <w:r>
           <w:rPr>
@@ -821,7 +821,7 @@
           <w14:ligatures w14:val="standardContextual"/>
         </w:rPr>
       </w:pPr>
-      <w:hyperlink w:anchor="_Toc242656897" w:history="1">
+      <w:hyperlink w:anchor="_Toc242658503" w:history="1">
         <w:r>
           <w:rPr>
             <w:rStyle w:val="Hipervnculo"/>
@@ -848,7 +848,7 @@
             <w:noProof/>
             <w:webHidden/>
           </w:rPr>
-          <w:instrText xml:space="preserve"> PAGEREF _Toc242656897 \h </w:instrText>
+          <w:instrText xml:space="preserve"> PAGEREF _Toc242658503 \h </w:instrText>
         </w:r>
         <w:r>
           <w:rPr>
@@ -868,7 +868,7 @@
             <w:noProof/>
             <w:webHidden/>
           </w:rPr>
-          <w:t>10</w:t>
+          <w:t>11</w:t>
         </w:r>
         <w:r>
           <w:rPr>
@@ -891,7 +891,7 @@
           <w14:ligatures w14:val="standardContextual"/>
         </w:rPr>
       </w:pPr>
-      <w:hyperlink w:anchor="_Toc242656898" w:history="1">
+      <w:hyperlink w:anchor="_Toc242658504" w:history="1">
         <w:r>
           <w:rPr>
             <w:rStyle w:val="Hipervnculo"/>
@@ -918,7 +918,7 @@
             <w:noProof/>
             <w:webHidden/>
           </w:rPr>
-          <w:instrText xml:space="preserve"> PAGEREF _Toc242656898 \h </w:instrText>
+          <w:instrText xml:space="preserve"> PAGEREF _Toc242658504 \h </w:instrText>
         </w:r>
         <w:r>
           <w:rPr>
@@ -961,7 +961,7 @@
           <w14:ligatures w14:val="standardContextual"/>
         </w:rPr>
       </w:pPr>
-      <w:hyperlink w:anchor="_Toc242656899" w:history="1">
+      <w:hyperlink w:anchor="_Toc242658505" w:history="1">
         <w:r>
           <w:rPr>
             <w:rStyle w:val="Hipervnculo"/>
@@ -988,7 +988,7 @@
             <w:noProof/>
             <w:webHidden/>
           </w:rPr>
-          <w:instrText xml:space="preserve"> PAGEREF _Toc242656899 \h </w:instrText>
+          <w:instrText xml:space="preserve"> PAGEREF _Toc242658505 \h </w:instrText>
         </w:r>
         <w:r>
           <w:rPr>
@@ -1031,7 +1031,7 @@
           <w14:ligatures w14:val="standardContextual"/>
         </w:rPr>
       </w:pPr>
-      <w:hyperlink w:anchor="_Toc242656900" w:history="1">
+      <w:hyperlink w:anchor="_Toc242658506" w:history="1">
         <w:r>
           <w:rPr>
             <w:rStyle w:val="Hipervnculo"/>
@@ -1058,7 +1058,7 @@
             <w:noProof/>
             <w:webHidden/>
           </w:rPr>
-          <w:instrText xml:space="preserve"> PAGEREF _Toc242656900 \h </w:instrText>
+          <w:instrText xml:space="preserve"> PAGEREF _Toc242658506 \h </w:instrText>
         </w:r>
         <w:r>
           <w:rPr>
@@ -1101,7 +1101,7 @@
           <w14:ligatures w14:val="standardContextual"/>
         </w:rPr>
       </w:pPr>
-      <w:hyperlink w:anchor="_Toc242656901" w:history="1">
+      <w:hyperlink w:anchor="_Toc242658507" w:history="1">
         <w:r>
           <w:rPr>
             <w:rStyle w:val="Hipervnculo"/>
@@ -1128,7 +1128,7 @@
             <w:noProof/>
             <w:webHidden/>
           </w:rPr>
-          <w:instrText xml:space="preserve"> PAGEREF _Toc242656901 \h </w:instrText>
+          <w:instrText xml:space="preserve"> PAGEREF _Toc242658507 \h </w:instrText>
         </w:r>
         <w:r>
           <w:rPr>
@@ -1171,7 +1171,7 @@
           <w14:ligatures w14:val="standardContextual"/>
         </w:rPr>
       </w:pPr>
-      <w:hyperlink w:anchor="_Toc242656902" w:history="1">
+      <w:hyperlink w:anchor="_Toc242658508" w:history="1">
         <w:r>
           <w:rPr>
             <w:rStyle w:val="Hipervnculo"/>
@@ -1198,7 +1198,7 @@
             <w:noProof/>
             <w:webHidden/>
           </w:rPr>
-          <w:instrText xml:space="preserve"> PAGEREF _Toc242656902 \h </w:instrText>
+          <w:instrText xml:space="preserve"> PAGEREF _Toc242658508 \h </w:instrText>
         </w:r>
         <w:r>
           <w:rPr>
@@ -1241,7 +1241,7 @@
           <w14:ligatures w14:val="standardContextual"/>
         </w:rPr>
       </w:pPr>
-      <w:hyperlink w:anchor="_Toc242656903" w:history="1">
+      <w:hyperlink w:anchor="_Toc242658509" w:history="1">
         <w:r>
           <w:rPr>
             <w:rStyle w:val="Hipervnculo"/>
@@ -1268,7 +1268,7 @@
             <w:noProof/>
             <w:webHidden/>
           </w:rPr>
-          <w:instrText xml:space="preserve"> PAGEREF _Toc242656903 \h </w:instrText>
+          <w:instrText xml:space="preserve"> PAGEREF _Toc242658509 \h </w:instrText>
         </w:r>
         <w:r>
           <w:rPr>
@@ -1311,7 +1311,7 @@
           <w14:ligatures w14:val="standardContextual"/>
         </w:rPr>
       </w:pPr>
-      <w:hyperlink w:anchor="_Toc242656904" w:history="1">
+      <w:hyperlink w:anchor="_Toc242658510" w:history="1">
         <w:r>
           <w:rPr>
             <w:rStyle w:val="Hipervnculo"/>
@@ -1338,7 +1338,7 @@
             <w:noProof/>
             <w:webHidden/>
           </w:rPr>
-          <w:instrText xml:space="preserve"> PAGEREF _Toc242656904 \h </w:instrText>
+          <w:instrText xml:space="preserve"> PAGEREF _Toc242658510 \h </w:instrText>
         </w:r>
         <w:r>
           <w:rPr>
@@ -1381,7 +1381,7 @@
           <w14:ligatures w14:val="standardContextual"/>
         </w:rPr>
       </w:pPr>
-      <w:hyperlink w:anchor="_Toc242656905" w:history="1">
+      <w:hyperlink w:anchor="_Toc242658511" w:history="1">
         <w:r>
           <w:rPr>
             <w:rStyle w:val="Hipervnculo"/>
@@ -1408,7 +1408,7 @@
             <w:noProof/>
             <w:webHidden/>
           </w:rPr>
-          <w:instrText xml:space="preserve"> PAGEREF _Toc242656905 \h </w:instrText>
+          <w:instrText xml:space="preserve"> PAGEREF _Toc242658511 \h </w:instrText>
         </w:r>
         <w:r>
           <w:rPr>
@@ -1451,7 +1451,7 @@
           <w14:ligatures w14:val="standardContextual"/>
         </w:rPr>
       </w:pPr>
-      <w:hyperlink w:anchor="_Toc242656906" w:history="1">
+      <w:hyperlink w:anchor="_Toc242658512" w:history="1">
         <w:r>
           <w:rPr>
             <w:rStyle w:val="Hipervnculo"/>
@@ -1478,7 +1478,7 @@
             <w:noProof/>
             <w:webHidden/>
           </w:rPr>
-          <w:instrText xml:space="preserve"> PAGEREF _Toc242656906 \h </w:instrText>
+          <w:instrText xml:space="preserve"> PAGEREF _Toc242658512 \h </w:instrText>
         </w:r>
         <w:r>
           <w:rPr>
@@ -1521,7 +1521,7 @@
           <w14:ligatures w14:val="standardContextual"/>
         </w:rPr>
       </w:pPr>
-      <w:hyperlink w:anchor="_Toc242656907" w:history="1">
+      <w:hyperlink w:anchor="_Toc242658513" w:history="1">
         <w:r>
           <w:rPr>
             <w:rStyle w:val="Hipervnculo"/>
@@ -1548,7 +1548,7 @@
             <w:noProof/>
             <w:webHidden/>
           </w:rPr>
-          <w:instrText xml:space="preserve"> PAGEREF _Toc242656907 \h </w:instrText>
+          <w:instrText xml:space="preserve"> PAGEREF _Toc242658513 \h </w:instrText>
         </w:r>
         <w:r>
           <w:rPr>
@@ -1591,7 +1591,7 @@
           <w14:ligatures w14:val="standardContextual"/>
         </w:rPr>
       </w:pPr>
-      <w:hyperlink w:anchor="_Toc242656908" w:history="1">
+      <w:hyperlink w:anchor="_Toc242658514" w:history="1">
         <w:r>
           <w:rPr>
             <w:rStyle w:val="Hipervnculo"/>
@@ -1618,7 +1618,7 @@
             <w:noProof/>
             <w:webHidden/>
           </w:rPr>
-          <w:instrText xml:space="preserve"> PAGEREF _Toc242656908 \h </w:instrText>
+          <w:instrText xml:space="preserve"> PAGEREF _Toc242658514 \h </w:instrText>
         </w:r>
         <w:r>
           <w:rPr>
@@ -1661,7 +1661,7 @@
           <w14:ligatures w14:val="standardContextual"/>
         </w:rPr>
       </w:pPr>
-      <w:hyperlink w:anchor="_Toc242656909" w:history="1">
+      <w:hyperlink w:anchor="_Toc242658515" w:history="1">
         <w:r>
           <w:rPr>
             <w:rStyle w:val="Hipervnculo"/>
@@ -1688,7 +1688,7 @@
             <w:noProof/>
             <w:webHidden/>
           </w:rPr>
-          <w:instrText xml:space="preserve"> PAGEREF _Toc242656909 \h </w:instrText>
+          <w:instrText xml:space="preserve"> PAGEREF _Toc242658515 \h </w:instrText>
         </w:r>
         <w:r>
           <w:rPr>
@@ -1731,7 +1731,7 @@
           <w14:ligatures w14:val="standardContextual"/>
         </w:rPr>
       </w:pPr>
-      <w:hyperlink w:anchor="_Toc242656910" w:history="1">
+      <w:hyperlink w:anchor="_Toc242658516" w:history="1">
         <w:r>
           <w:rPr>
             <w:rStyle w:val="Hipervnculo"/>
@@ -1758,7 +1758,7 @@
             <w:noProof/>
             <w:webHidden/>
           </w:rPr>
-          <w:instrText xml:space="preserve"> PAGEREF _Toc242656910 \h </w:instrText>
+          <w:instrText xml:space="preserve"> PAGEREF _Toc242658516 \h </w:instrText>
         </w:r>
         <w:r>
           <w:rPr>
@@ -1804,7 +1804,7 @@
           <w14:ligatures w14:val="standardContextual"/>
         </w:rPr>
       </w:pPr>
-      <w:hyperlink w:anchor="_Toc242656911" w:history="1">
+      <w:hyperlink w:anchor="_Toc242658517" w:history="1">
         <w:r>
           <w:rPr>
             <w:rStyle w:val="Hipervnculo"/>
@@ -1831,7 +1831,7 @@
             <w:noProof/>
             <w:webHidden/>
           </w:rPr>
-          <w:instrText xml:space="preserve"> PAGEREF _Toc242656911 \h </w:instrText>
+          <w:instrText xml:space="preserve"> PAGEREF _Toc242658517 \h </w:instrText>
         </w:r>
         <w:r>
           <w:rPr>
@@ -1874,7 +1874,7 @@
           <w14:ligatures w14:val="standardContextual"/>
         </w:rPr>
       </w:pPr>
-      <w:hyperlink w:anchor="_Toc242656912" w:history="1">
+      <w:hyperlink w:anchor="_Toc242658518" w:history="1">
         <w:r>
           <w:rPr>
             <w:rStyle w:val="Hipervnculo"/>
@@ -1901,7 +1901,7 @@
             <w:noProof/>
             <w:webHidden/>
           </w:rPr>
-          <w:instrText xml:space="preserve"> PAGEREF _Toc242656912 \h </w:instrText>
+          <w:instrText xml:space="preserve"> PAGEREF _Toc242658518 \h </w:instrText>
         </w:r>
         <w:r>
           <w:rPr>
@@ -1947,7 +1947,7 @@
           <w14:ligatures w14:val="standardContextual"/>
         </w:rPr>
       </w:pPr>
-      <w:hyperlink w:anchor="_Toc242656913" w:history="1">
+      <w:hyperlink w:anchor="_Toc242658519" w:history="1">
         <w:r>
           <w:rPr>
             <w:rStyle w:val="Hipervnculo"/>
@@ -1974,7 +1974,7 @@
             <w:noProof/>
             <w:webHidden/>
           </w:rPr>
-          <w:instrText xml:space="preserve"> PAGEREF _Toc242656913 \h </w:instrText>
+          <w:instrText xml:space="preserve"> PAGEREF _Toc242658519 \h </w:instrText>
         </w:r>
         <w:r>
           <w:rPr>
@@ -2042,7 +2042,7 @@
         <w:pStyle w:val="Ttulo1"/>
       </w:pPr>
       <w:bookmarkStart w:id="0" w:name="_9f22e6e94e3706d259b118e7bb6dddd97264afb"/>
-      <w:bookmarkStart w:id="1" w:name="_Toc242656891"/>
+      <w:bookmarkStart w:id="1" w:name="_Toc242658497"/>
       <w:r>
         <w:lastRenderedPageBreak/>
         <w:t>Historial de Versiones</w:t>
@@ -2096,7 +2096,7 @@
         <w:pStyle w:val="Ttulo2"/>
       </w:pPr>
       <w:bookmarkStart w:id="2" w:name="_08f096a3ce2ab04f68e03f3250c3c743c3e5a78"/>
-      <w:bookmarkStart w:id="3" w:name="_Toc242656892"/>
+      <w:bookmarkStart w:id="3" w:name="_Toc242658498"/>
       <w:r>
         <w:t>Versión 2.0.0-alpha.2 (Actual)</w:t>
       </w:r>
@@ -2358,7 +2358,11 @@
         </w:numPr>
       </w:pPr>
       <w:r>
-        <w:t>«Gestionar» abre una ventana con dos pestañas, «Plan y suscripción» y «Estado», con el estado, el NIT y el administrador arriba.</w:t>
+        <w:t xml:space="preserve">«Gestionar» abre una ventana con dos pestañas, «Plan y suscripción» y «Estado», con el nombre, el estado, el NIT y el administrador arriba. El plan se elige con dos tarjetas que </w:t>
+      </w:r>
+      <w:r>
+        <w:lastRenderedPageBreak/>
+        <w:t>muestran sus límites, y la suscripción con un interruptor; si la clínica aún no puede cambiar de plan, lo dice arriba y no deja editarlo. En «Estado» solo aparecen como tarjetas las acciones posibles (suspender una activa, reactivar una suspendida) y «Dar de baja», en rojo, que es lo único que pide confirmación. El motivo trae sugerencias de un clic.</w:t>
       </w:r>
     </w:p>
     <w:p>
@@ -2370,7 +2374,25 @@
         </w:numPr>
       </w:pPr>
       <w:r>
-        <w:lastRenderedPageBreak/>
+        <w:rPr>
+          <w:b/>
+          <w:bCs/>
+        </w:rPr>
+        <w:t>Soporte y Seguridad</w:t>
+      </w:r>
+      <w:r>
+        <w:t xml:space="preserve"> usan las mismas tarjetas, en cuadrícula, y cerrar un caso o avisar a una clínica se hace en una ventana pequeña. Cuando no hay nada, un aviso corto dice qué aparecerá ahí.</w:t>
+      </w:r>
+    </w:p>
+    <w:p>
+      <w:pPr>
+        <w:pStyle w:val="Compact"/>
+        <w:numPr>
+          <w:ilvl w:val="0"/>
+          <w:numId w:val="2"/>
+        </w:numPr>
+      </w:pPr>
+      <w:r>
         <w:t>Si una cuenta de la plataforma intenta administrar una clínica, la página de activación lo explica: «Esta cuenta administra la plataforma y no puede administrar una clínica. Regístrala con otro correo».</w:t>
       </w:r>
     </w:p>
@@ -2453,7 +2475,7 @@
         <w:pStyle w:val="Ttulo2"/>
       </w:pPr>
       <w:bookmarkStart w:id="4" w:name="_223bd3aa2d739707da6317a6e344003031e27f7"/>
-      <w:bookmarkStart w:id="5" w:name="_Toc242656893"/>
+      <w:bookmarkStart w:id="5" w:name="_Toc242658499"/>
       <w:bookmarkEnd w:id="2"/>
       <w:r>
         <w:t>Versión 2.0.0-alpha.1</w:t>
@@ -2677,7 +2699,11 @@
         <w:t>plan Profesional</w:t>
       </w:r>
       <w:r>
-        <w:t xml:space="preserve"> no tiene topes. Si la clínica llega a un tope, Zooki lo dice con claridad y no deja seguir con esa acción; los propietarios nunca tienen límite.</w:t>
+        <w:t xml:space="preserve"> no tiene topes. Si la clínica </w:t>
+      </w:r>
+      <w:r>
+        <w:lastRenderedPageBreak/>
+        <w:t>llega a un tope, Zooki lo dice con claridad y no deja seguir con esa acción; los propietarios nunca tienen límite.</w:t>
       </w:r>
     </w:p>
     <w:p>
@@ -2733,47 +2759,479 @@
         </w:numPr>
       </w:pPr>
       <w:r>
+        <w:t xml:space="preserve">Cada persona tiene </w:t>
+      </w:r>
+      <w:r>
+        <w:rPr>
+          <w:b/>
+          <w:bCs/>
+        </w:rPr>
+        <w:t>una cuenta</w:t>
+      </w:r>
+      <w:r>
+        <w:t xml:space="preserve"> aunque trabaje en varias clínicas o además sea propietaria. Al entrar elige con qué perfil continuar y puede cambiarlo sin salir.</w:t>
+      </w:r>
+    </w:p>
+    <w:p>
+      <w:pPr>
+        <w:pStyle w:val="Compact"/>
+        <w:numPr>
+          <w:ilvl w:val="0"/>
+          <w:numId w:val="6"/>
+        </w:numPr>
+      </w:pPr>
+      <w:r>
+        <w:rPr>
+          <w:b/>
+          <w:bCs/>
+        </w:rPr>
+        <w:t>Invitar al personal:</w:t>
+      </w:r>
+      <w:r>
+        <w:t xml:space="preserve"> </w:t>
+      </w:r>
+      <w:r>
+        <w:t xml:space="preserve">el administrador escribe los datos y Zooki envía una invitación que vence en 72 horas. Si la persona es nueva, acepta la política de datos y crea su contraseña; si ya tenía cuenta, acepta o rechaza, y la clínica no ve sus datos hasta que acepte. Ya </w:t>
+      </w:r>
+      <w:r>
+        <w:rPr>
+          <w:b/>
+          <w:bCs/>
+        </w:rPr>
+        <w:t>no se envían contraseñas por correo</w:t>
+      </w:r>
+      <w:r>
+        <w:t>.</w:t>
+      </w:r>
+    </w:p>
+    <w:p>
+      <w:pPr>
+        <w:pStyle w:val="Compact"/>
+        <w:numPr>
+          <w:ilvl w:val="0"/>
+          <w:numId w:val="6"/>
+        </w:numPr>
+      </w:pPr>
+      <w:r>
+        <w:t>Si la invitación se envió de nuevo, el enlace del correo anterior avisa que hay uno más reciente.</w:t>
+      </w:r>
+    </w:p>
+    <w:p>
+      <w:pPr>
+        <w:pStyle w:val="Compact"/>
+        <w:numPr>
+          <w:ilvl w:val="0"/>
+          <w:numId w:val="6"/>
+        </w:numPr>
+      </w:pPr>
+      <w:r>
+        <w:rPr>
+          <w:b/>
+          <w:bCs/>
+        </w:rPr>
+        <w:t>Propietarios:</w:t>
+      </w:r>
+      <w:r>
+        <w:t xml:space="preserve"> </w:t>
+      </w:r>
+      <w:r>
+        <w:t>una sola cuenta para todas sus clínicas. Ve todas sus mascotas, se vincula o desvincula de las clínicas que quiera y decide si una clínica puede ver lo que registraron las otras. Puede registrarse con Google.</w:t>
+      </w:r>
+    </w:p>
+    <w:p>
+      <w:pPr>
+        <w:pStyle w:val="Compact"/>
+        <w:numPr>
+          <w:ilvl w:val="0"/>
+          <w:numId w:val="6"/>
+        </w:numPr>
+      </w:pPr>
+      <w:r>
+        <w:t>El titular corrige su correo o su documento desde su perfil, confirmando su identidad; el correo nuevo vale solo cuando lo verifica.</w:t>
+      </w:r>
+    </w:p>
+    <w:p>
+      <w:pPr>
+        <w:pStyle w:val="FirstParagraph"/>
+      </w:pPr>
+      <w:r>
+        <w:rPr>
+          <w:b/>
+          <w:bCs/>
+        </w:rPr>
+        <w:t>Seguridad y datos personales</w:t>
+      </w:r>
+    </w:p>
+    <w:p>
+      <w:pPr>
+        <w:pStyle w:val="Compact"/>
+        <w:numPr>
+          <w:ilvl w:val="0"/>
+          <w:numId w:val="7"/>
+        </w:numPr>
+      </w:pPr>
+      <w:r>
+        <w:rPr>
+          <w:b/>
+          <w:bCs/>
+        </w:rPr>
+        <w:t>Política de tratamiento de datos (Ley 1581 de 2012):</w:t>
+      </w:r>
+      <w:r>
+        <w:t xml:space="preserve"> toda cuenta la acepta al crearse, y se pide de nuevo si cambia.</w:t>
+      </w:r>
+    </w:p>
+    <w:p>
+      <w:pPr>
+        <w:pStyle w:val="Compact"/>
+        <w:numPr>
+          <w:ilvl w:val="0"/>
+          <w:numId w:val="7"/>
+        </w:numPr>
+      </w:pPr>
+      <w:r>
+        <w:t>La sesión se cierra tras</w:t>
+      </w:r>
+      <w:r>
+        <w:t xml:space="preserve"> </w:t>
+      </w:r>
+      <w:r>
+        <w:rPr>
+          <w:b/>
+          <w:bCs/>
+        </w:rPr>
+        <w:t>30 minutos sin actividad</w:t>
+      </w:r>
+      <w:r>
+        <w:t xml:space="preserve">. Al crear o cambiar la contraseña se </w:t>
+      </w:r>
+      <w:r>
+        <w:rPr>
+          <w:b/>
+          <w:bCs/>
+        </w:rPr>
+        <w:t>cierran las demás sesiones</w:t>
+      </w:r>
+      <w:r>
+        <w:t xml:space="preserve"> abiertas de la cuenta y llega un aviso por correo.</w:t>
+      </w:r>
+    </w:p>
+    <w:p>
+      <w:pPr>
+        <w:pStyle w:val="Compact"/>
+        <w:numPr>
+          <w:ilvl w:val="0"/>
+          <w:numId w:val="7"/>
+        </w:numPr>
+      </w:pPr>
+      <w:r>
+        <w:rPr>
+          <w:b/>
+          <w:bCs/>
+        </w:rPr>
+        <w:t>Intentos fallidos:</w:t>
+      </w:r>
+      <w:r>
+        <w:t xml:space="preserve"> 20 desde una misma conexión la bloquean 15 minutos; 5 sobre una misma cuenta piden una verificación anti-bot, sin bloquear la cuenta de nadie. Zooki usa la IP real de cada persona, también detrás del proxy.</w:t>
+      </w:r>
+    </w:p>
+    <w:p>
+      <w:pPr>
+        <w:pStyle w:val="Compact"/>
+        <w:numPr>
+          <w:ilvl w:val="0"/>
+          <w:numId w:val="7"/>
+        </w:numPr>
+      </w:pPr>
+      <w:r>
+        <w:t>Los mensajes de acceso y de registro no revelan si una cuenta existe.</w:t>
+      </w:r>
+    </w:p>
+    <w:p>
+      <w:pPr>
+        <w:pStyle w:val="Compact"/>
+        <w:numPr>
+          <w:ilvl w:val="0"/>
+          <w:numId w:val="7"/>
+        </w:numPr>
+      </w:pPr>
+      <w:r>
+        <w:t>Fechas y horas en la hora de Colombia en toda la aplicación y en los correos.</w:t>
+      </w:r>
+    </w:p>
+    <w:p>
+      <w:pPr>
+        <w:pStyle w:val="FirstParagraph"/>
+      </w:pPr>
+      <w:r>
+        <w:rPr>
+          <w:b/>
+          <w:bCs/>
+        </w:rPr>
+        <w:t>Instalación</w:t>
+      </w:r>
+    </w:p>
+    <w:p>
+      <w:pPr>
+        <w:pStyle w:val="Compact"/>
+        <w:numPr>
+          <w:ilvl w:val="0"/>
+          <w:numId w:val="8"/>
+        </w:numPr>
+      </w:pPr>
+      <w:r>
+        <w:t xml:space="preserve">El servidor web solo publica la carpeta </w:t>
+      </w:r>
+      <w:r>
+        <w:rPr>
+          <w:rStyle w:val="VerbatimChar"/>
+        </w:rPr>
+        <w:t>public/</w:t>
+      </w:r>
+      <w:r>
+        <w:t>; la imagen ya no incluye credenciales, pruebas ni material de trabajo.</w:t>
+      </w:r>
+    </w:p>
+    <w:p>
+      <w:pPr>
+        <w:pStyle w:val="Compact"/>
+        <w:numPr>
+          <w:ilvl w:val="0"/>
+          <w:numId w:val="8"/>
+        </w:numPr>
+      </w:pPr>
+      <w:r>
+        <w:t xml:space="preserve">La guía del cambio a producción está en </w:t>
+      </w:r>
+      <w:r>
+        <w:rPr>
+          <w:rStyle w:val="VerbatimChar"/>
+        </w:rPr>
+        <w:t>specs/M0-F-corte-produccion.md</w:t>
+      </w:r>
+      <w:r>
+        <w:t>.</w:t>
+      </w:r>
+    </w:p>
+    <w:p>
+      <w:pPr>
+        <w:pStyle w:val="Ttulo2"/>
+      </w:pPr>
+      <w:bookmarkStart w:id="6" w:name="_06ed89b13b5086618f62914e9c95803548c61d7"/>
+      <w:bookmarkStart w:id="7" w:name="_Toc242658500"/>
+      <w:bookmarkEnd w:id="4"/>
+      <w:r>
+        <w:t>Versión 1.12.0</w:t>
+      </w:r>
+      <w:bookmarkEnd w:id="7"/>
+    </w:p>
+    <w:p>
+      <w:pPr>
+        <w:pStyle w:val="FirstParagraph"/>
+      </w:pPr>
+      <w:r>
+        <w:t>Portal de documentación: un buscador que encuentra lo que está en los documentos desplegados y empieza por el documento abierto, descargas con vista previa del PDF y documentos en formato APA 7.</w:t>
+      </w:r>
+    </w:p>
+    <w:p>
+      <w:pPr>
+        <w:pStyle w:val="Textoindependiente"/>
+      </w:pPr>
+      <w:r>
+        <w:rPr>
+          <w:b/>
+          <w:bCs/>
+        </w:rPr>
         <w:lastRenderedPageBreak/>
-        <w:t xml:space="preserve">Cada persona tiene </w:t>
-      </w:r>
-      <w:r>
-        <w:rPr>
-          <w:b/>
-          <w:bCs/>
-        </w:rPr>
-        <w:t>una cuenta</w:t>
-      </w:r>
-      <w:r>
-        <w:t xml:space="preserve"> aunque trabaje en varias clínicas o además sea propietaria. Al entrar elige con qué perfil continuar y puede cambiarlo sin salir.</w:t>
-      </w:r>
-    </w:p>
-    <w:p>
-      <w:pPr>
-        <w:pStyle w:val="Compact"/>
-        <w:numPr>
-          <w:ilvl w:val="0"/>
-          <w:numId w:val="6"/>
-        </w:numPr>
-      </w:pPr>
-      <w:r>
-        <w:rPr>
-          <w:b/>
-          <w:bCs/>
-        </w:rPr>
-        <w:t>Invitar al personal:</w:t>
+        <w:t>Buscador</w:t>
+      </w:r>
+    </w:p>
+    <w:p>
+      <w:pPr>
+        <w:pStyle w:val="Compact"/>
+        <w:numPr>
+          <w:ilvl w:val="0"/>
+          <w:numId w:val="9"/>
+        </w:numPr>
+      </w:pPr>
+      <w:r>
+        <w:rPr>
+          <w:b/>
+          <w:bCs/>
+        </w:rPr>
+        <w:t>El índice de Algolia se actualiza solo.</w:t>
+      </w:r>
+      <w:r>
+        <w:t xml:space="preserve"> El contenedor reindexa al arrancar (</w:t>
+      </w:r>
+      <w:r>
+        <w:rPr>
+          <w:rStyle w:val="VerbatimChar"/>
+        </w:rPr>
+        <w:t>scripts/algolia_index.php --si-cambio</w:t>
+      </w:r>
+      <w:r>
+        <w:t xml:space="preserve">), pero solo si los </w:t>
+      </w:r>
+      <w:r>
+        <w:rPr>
+          <w:rStyle w:val="VerbatimChar"/>
+        </w:rPr>
+        <w:t>.md</w:t>
+      </w:r>
+      <w:r>
+        <w:t xml:space="preserve"> cambiaron: guarda una huella de los documentos en el índice. Antes había que correr el script a mano y nadie lo hacía, por eso la regla de triage (hoy RN-411) no aparecía al buscarla.</w:t>
+      </w:r>
+    </w:p>
+    <w:p>
+      <w:pPr>
+        <w:pStyle w:val="Compact"/>
+        <w:numPr>
+          <w:ilvl w:val="0"/>
+          <w:numId w:val="9"/>
+        </w:numPr>
+      </w:pPr>
+      <w:r>
+        <w:rPr>
+          <w:b/>
+          <w:bCs/>
+        </w:rPr>
+        <w:t>Los códigos se encuentran por su número.</w:t>
       </w:r>
       <w:r>
         <w:t xml:space="preserve"> </w:t>
       </w:r>
       <w:r>
-        <w:t xml:space="preserve">el administrador escribe los datos y Zooki envía una invitación que vence en 72 horas. Si la persona es nueva, acepta la política de datos y crea su contraseña; si ya tenía cuenta, acepta o rechaza, y la clínica no ve sus datos hasta que acepte. Ya </w:t>
-      </w:r>
-      <w:r>
-        <w:rPr>
-          <w:b/>
-          <w:bCs/>
-        </w:rPr>
-        <w:t>no se envían contraseñas por correo</w:t>
+        <w:rPr>
+          <w:rStyle w:val="VerbatimChar"/>
+        </w:rPr>
+        <w:t>411</w:t>
+      </w:r>
+      <w:r>
+        <w:t xml:space="preserve">, </w:t>
+      </w:r>
+      <w:r>
+        <w:rPr>
+          <w:rStyle w:val="VerbatimChar"/>
+        </w:rPr>
+        <w:t>RN-411</w:t>
+      </w:r>
+      <w:r>
+        <w:t xml:space="preserve"> o </w:t>
+      </w:r>
+      <w:r>
+        <w:rPr>
+          <w:rStyle w:val="VerbatimChar"/>
+        </w:rPr>
+        <w:t>HU-4.13</w:t>
+      </w:r>
+      <w:r>
+        <w:t xml:space="preserve"> </w:t>
+      </w:r>
+      <w:r>
+        <w:t>llevan primero a la sección que define el código y después a las que lo citan. Los números ya no se aceptan con errores de tipeo (</w:t>
+      </w:r>
+      <w:r>
+        <w:rPr>
+          <w:rStyle w:val="VerbatimChar"/>
+        </w:rPr>
+        <w:t>411</w:t>
+      </w:r>
+      <w:r>
+        <w:t xml:space="preserve"> no trae </w:t>
+      </w:r>
+      <w:r>
+        <w:rPr>
+          <w:rStyle w:val="VerbatimChar"/>
+        </w:rPr>
+        <w:t>401</w:t>
+      </w:r>
+      <w:r>
+        <w:t>).</w:t>
+      </w:r>
+    </w:p>
+    <w:p>
+      <w:pPr>
+        <w:pStyle w:val="Compact"/>
+        <w:numPr>
+          <w:ilvl w:val="0"/>
+          <w:numId w:val="9"/>
+        </w:numPr>
+      </w:pPr>
+      <w:r>
+        <w:rPr>
+          <w:b/>
+          <w:bCs/>
+        </w:rPr>
+        <w:t>Ninguna sección queda cortada.</w:t>
+      </w:r>
+      <w:r>
+        <w:t xml:space="preserve"> Las que pasan de 6000 bytes se parten en varios registros; antes se recortaban y el final de, por ejemplo, «3.2 Requisitos funcionales» del ERS no aparecía en la búsqueda.</w:t>
+      </w:r>
+    </w:p>
+    <w:p>
+      <w:pPr>
+        <w:pStyle w:val="Compact"/>
+        <w:numPr>
+          <w:ilvl w:val="0"/>
+          <w:numId w:val="9"/>
+        </w:numPr>
+      </w:pPr>
+      <w:r>
+        <w:rPr>
+          <w:b/>
+          <w:bCs/>
+        </w:rPr>
+        <w:t>Primero el documento abierto</w:t>
+      </w:r>
+      <w:r>
+        <w:t>, marcado «Esta página», y después los demás por relevancia.</w:t>
+      </w:r>
+    </w:p>
+    <w:p>
+      <w:pPr>
+        <w:pStyle w:val="Compact"/>
+        <w:numPr>
+          <w:ilvl w:val="0"/>
+          <w:numId w:val="9"/>
+        </w:numPr>
+      </w:pPr>
+      <w:r>
+        <w:rPr>
+          <w:b/>
+          <w:bCs/>
+        </w:rPr>
+        <w:t>Respaldo local mejorado:</w:t>
+      </w:r>
+      <w:r>
+        <w:t xml:space="preserve"> si Algolia no devuelve nada, se busca en los </w:t>
+      </w:r>
+      <w:r>
+        <w:rPr>
+          <w:rStyle w:val="VerbatimChar"/>
+        </w:rPr>
+        <w:t>.md</w:t>
+      </w:r>
+      <w:r>
+        <w:t xml:space="preserve"> actuales, sin importar tildes y enlazando a la sección donde está la coincidencia.</w:t>
+      </w:r>
+    </w:p>
+    <w:p>
+      <w:pPr>
+        <w:pStyle w:val="Compact"/>
+        <w:numPr>
+          <w:ilvl w:val="0"/>
+          <w:numId w:val="9"/>
+        </w:numPr>
+      </w:pPr>
+      <w:r>
+        <w:t xml:space="preserve">Plan en </w:t>
+      </w:r>
+      <w:r>
+        <w:rPr>
+          <w:rStyle w:val="VerbatimChar"/>
+        </w:rPr>
+        <w:t>specs/buscador-documentacion.md</w:t>
       </w:r>
       <w:r>
         <w:t>.</w:t>
@@ -2781,48 +3239,322 @@
     </w:p>
     <w:p>
       <w:pPr>
-        <w:pStyle w:val="Compact"/>
-        <w:numPr>
-          <w:ilvl w:val="0"/>
-          <w:numId w:val="6"/>
-        </w:numPr>
-      </w:pPr>
-      <w:r>
-        <w:t>Si la invitación se envió de nuevo, el enlace del correo anterior avisa que hay uno más reciente.</w:t>
-      </w:r>
-    </w:p>
-    <w:p>
-      <w:pPr>
-        <w:pStyle w:val="Compact"/>
-        <w:numPr>
-          <w:ilvl w:val="0"/>
-          <w:numId w:val="6"/>
-        </w:numPr>
-      </w:pPr>
-      <w:r>
-        <w:rPr>
-          <w:b/>
-          <w:bCs/>
-        </w:rPr>
-        <w:t>Propietarios:</w:t>
+        <w:pStyle w:val="FirstParagraph"/>
+      </w:pPr>
+      <w:r>
+        <w:rPr>
+          <w:b/>
+          <w:bCs/>
+        </w:rPr>
+        <w:t>Enlaces entre documentos</w:t>
+      </w:r>
+    </w:p>
+    <w:p>
+      <w:pPr>
+        <w:pStyle w:val="Compact"/>
+        <w:numPr>
+          <w:ilvl w:val="0"/>
+          <w:numId w:val="10"/>
+        </w:numPr>
+      </w:pPr>
+      <w:r>
+        <w:t>Un enlace a otro documento (</w:t>
+      </w:r>
+      <w:r>
+        <w:rPr>
+          <w:rStyle w:val="VerbatimChar"/>
+        </w:rPr>
+        <w:t>ERS.md#…</w:t>
+      </w:r>
+      <w:r>
+        <w:t xml:space="preserve">) abre ese documento en el portal y baja a la sección, en lugar de descargar el </w:t>
+      </w:r>
+      <w:r>
+        <w:rPr>
+          <w:rStyle w:val="VerbatimChar"/>
+        </w:rPr>
+        <w:t>.md</w:t>
+      </w:r>
+      <w:r>
+        <w:t>.</w:t>
+      </w:r>
+    </w:p>
+    <w:p>
+      <w:pPr>
+        <w:pStyle w:val="Compact"/>
+        <w:numPr>
+          <w:ilvl w:val="0"/>
+          <w:numId w:val="10"/>
+        </w:numPr>
+      </w:pPr>
+      <w:r>
+        <w:t>Los códigos (RN, RF, RNF, RE, HU, CU) son enlaces: llevan a la fila o sección que los define, que se resalta.</w:t>
+      </w:r>
+    </w:p>
+    <w:p>
+      <w:pPr>
+        <w:pStyle w:val="FirstParagraph"/>
+      </w:pPr>
+      <w:r>
+        <w:rPr>
+          <w:b/>
+          <w:bCs/>
+        </w:rPr>
+        <w:t>Documentación de la v2.0</w:t>
+      </w:r>
+    </w:p>
+    <w:p>
+      <w:pPr>
+        <w:pStyle w:val="Compact"/>
+        <w:numPr>
+          <w:ilvl w:val="0"/>
+          <w:numId w:val="11"/>
+        </w:numPr>
+      </w:pPr>
+      <w:r>
+        <w:t>Revisión completa de la especificación para cerrar vacíos e inconsistencias entre documentos: numeración de módulos unificada en reglas, historias, requisitos y ERS (con tablas de equivalencia); una sola identidad por persona con roles por clínica; registro con Google solo para propietarios; autorización de tratamiento de datos (Ley 1581 de 2012); el cálculo del triage (RN-416 a RN-425) y la agenda inteligente completa (llegada tarde, citas pausables, plazo de reasignación, avisos agrupados y tope de sobrec</w:t>
+      </w:r>
+      <w:r>
+        <w:t>upos).</w:t>
+      </w:r>
+    </w:p>
+    <w:p>
+      <w:pPr>
+        <w:pStyle w:val="Compact"/>
+        <w:numPr>
+          <w:ilvl w:val="0"/>
+          <w:numId w:val="11"/>
+        </w:numPr>
+      </w:pPr>
+      <w:r>
+        <w:t xml:space="preserve">MER: los usuarios se identifican por </w:t>
+      </w:r>
+      <w:r>
+        <w:rPr>
+          <w:rStyle w:val="VerbatimChar"/>
+        </w:rPr>
+        <w:t>id_usuario</w:t>
+      </w:r>
+      <w:r>
+        <w:t xml:space="preserve"> y no por el documento, y se agregan las tablas de alertas médicas, síntomas, propuestas de horario, reasignaciones y casos de soporte.</w:t>
+      </w:r>
+    </w:p>
+    <w:p>
+      <w:pPr>
+        <w:pStyle w:val="Compact"/>
+        <w:numPr>
+          <w:ilvl w:val="0"/>
+          <w:numId w:val="11"/>
+        </w:numPr>
+      </w:pPr>
+      <w:r>
+        <w:t>Modelos: inicio de sesión, registro y gestión del perfil reescritos.</w:t>
+      </w:r>
+    </w:p>
+    <w:p>
+      <w:pPr>
+        <w:pStyle w:val="Compact"/>
+        <w:numPr>
+          <w:ilvl w:val="0"/>
+          <w:numId w:val="11"/>
+        </w:numPr>
+      </w:pPr>
+      <w:r>
+        <w:t>Plan de entregas de la v2 en el apéndice de las Historias de Usuario.</w:t>
+      </w:r>
+    </w:p>
+    <w:p>
+      <w:pPr>
+        <w:pStyle w:val="FirstParagraph"/>
+      </w:pPr>
+      <w:r>
+        <w:rPr>
+          <w:b/>
+          <w:bCs/>
+        </w:rPr>
+        <w:t>Descargas</w:t>
+      </w:r>
+    </w:p>
+    <w:p>
+      <w:pPr>
+        <w:pStyle w:val="Compact"/>
+        <w:numPr>
+          <w:ilvl w:val="0"/>
+          <w:numId w:val="12"/>
+        </w:numPr>
+      </w:pPr>
+      <w:r>
+        <w:t>La barra de botones rojo y azul del inicio de cada documento se reemplazó por un botón «Descargar» en la barra superior, junto al de tema, que no se pierde al hacer scroll. En móvil es un ícono en el header.</w:t>
+      </w:r>
+    </w:p>
+    <w:p>
+      <w:pPr>
+        <w:pStyle w:val="Compact"/>
+        <w:numPr>
+          <w:ilvl w:val="0"/>
+          <w:numId w:val="12"/>
+        </w:numPr>
+      </w:pPr>
+      <w:r>
+        <w:rPr>
+          <w:b/>
+          <w:bCs/>
+        </w:rPr>
+        <w:lastRenderedPageBreak/>
+        <w:t>«Ver PDF»</w:t>
+      </w:r>
+      <w:r>
+        <w:t xml:space="preserve"> abre una vista previa en un modal, con el visor del navegador (páginas, zoom, imprimir), antes de descargar. En móvil abre el PDF en una pestaña nueva.</w:t>
+      </w:r>
+    </w:p>
+    <w:p>
+      <w:pPr>
+        <w:pStyle w:val="Compact"/>
+        <w:numPr>
+          <w:ilvl w:val="0"/>
+          <w:numId w:val="12"/>
+        </w:numPr>
+      </w:pPr>
+      <w:r>
+        <w:t xml:space="preserve">Plan en </w:t>
+      </w:r>
+      <w:r>
+        <w:rPr>
+          <w:rStyle w:val="VerbatimChar"/>
+        </w:rPr>
+        <w:t>specs/descargas-documentacion.md</w:t>
+      </w:r>
+      <w:r>
+        <w:t>.</w:t>
+      </w:r>
+    </w:p>
+    <w:p>
+      <w:pPr>
+        <w:pStyle w:val="FirstParagraph"/>
+      </w:pPr>
+      <w:r>
+        <w:rPr>
+          <w:b/>
+          <w:bCs/>
+        </w:rPr>
+        <w:t>PDF y Word con formato APA 7</w:t>
+      </w:r>
+    </w:p>
+    <w:p>
+      <w:pPr>
+        <w:pStyle w:val="Compact"/>
+        <w:numPr>
+          <w:ilvl w:val="0"/>
+          <w:numId w:val="13"/>
+        </w:numPr>
+      </w:pPr>
+      <w:r>
+        <w:t xml:space="preserve">Los PDF y Word del portal se regeneraron con un generador propio: </w:t>
+      </w:r>
+      <w:r>
+        <w:rPr>
+          <w:rStyle w:val="VerbatimChar"/>
+        </w:rPr>
+        <w:t>node scripts/docs/exportar.mjs</w:t>
+      </w:r>
+      <w:r>
+        <w:t>. Antes se hacían fuera del repositorio y quedaban desactualizados.</w:t>
+      </w:r>
+    </w:p>
+    <w:p>
+      <w:pPr>
+        <w:pStyle w:val="Compact"/>
+        <w:numPr>
+          <w:ilvl w:val="0"/>
+          <w:numId w:val="13"/>
+        </w:numPr>
+      </w:pPr>
+      <w:r>
+        <w:rPr>
+          <w:b/>
+          <w:bCs/>
+        </w:rPr>
+        <w:t>Formato APA 7:</w:t>
+      </w:r>
+      <w:r>
+        <w:t xml:space="preserve"> portada de estudiante (con revisión y estándar del documento), índice con número de página, Calibri 11 a doble espacio, márgenes de 2,54 cm, número de página arriba a la derecha y títulos con los niveles de APA. Cada sección principal empieza hoja.</w:t>
+      </w:r>
+    </w:p>
+    <w:p>
+      <w:pPr>
+        <w:pStyle w:val="Compact"/>
+        <w:numPr>
+          <w:ilvl w:val="0"/>
+          <w:numId w:val="13"/>
+        </w:numPr>
+      </w:pPr>
+      <w:r>
+        <w:rPr>
+          <w:b/>
+          <w:bCs/>
+        </w:rPr>
+        <w:t>Tablas legibles:</w:t>
       </w:r>
       <w:r>
         <w:t xml:space="preserve"> </w:t>
       </w:r>
       <w:r>
-        <w:t>una sola cuenta para todas sus clínicas. Ve todas sus mascotas, se vincula o desvincula de las clínicas que quiera y decide si una clínica puede ver lo que registraron las otras. Puede registrarse con Google.</w:t>
-      </w:r>
-    </w:p>
-    <w:p>
-      <w:pPr>
-        <w:pStyle w:val="Compact"/>
-        <w:numPr>
-          <w:ilvl w:val="0"/>
-          <w:numId w:val="6"/>
-        </w:numPr>
-      </w:pPr>
-      <w:r>
-        <w:t>El titular corrige su correo o su documento desde su perfil, confirmando su identidad; el correo nuevo vale solo cuando lo verifica.</w:t>
+        <w:t>a todo el ancho, con columnas proporcionales a su contenido, líneas APA, «Tabla N» con su título, encabezado repetido en cada hoja y sin filas partidas. Las tablas que caben en una hoja no se parten, y un título o un rótulo nunca queda solo al pie.</w:t>
+      </w:r>
+    </w:p>
+    <w:p>
+      <w:pPr>
+        <w:pStyle w:val="Compact"/>
+        <w:numPr>
+          <w:ilvl w:val="0"/>
+          <w:numId w:val="13"/>
+        </w:numPr>
+      </w:pPr>
+      <w:r>
+        <w:rPr>
+          <w:b/>
+          <w:bCs/>
+        </w:rPr>
+        <w:t>Los diagramas se dibujan</w:t>
+      </w:r>
+      <w:r>
+        <w:t xml:space="preserve"> como figuras numeradas, también en el Word.</w:t>
+      </w:r>
+    </w:p>
+    <w:p>
+      <w:pPr>
+        <w:pStyle w:val="Compact"/>
+        <w:numPr>
+          <w:ilvl w:val="0"/>
+          <w:numId w:val="13"/>
+        </w:numPr>
+      </w:pPr>
+      <w:r>
+        <w:rPr>
+          <w:rStyle w:val="VerbatimChar"/>
+        </w:rPr>
+        <w:t>--revisar</w:t>
+      </w:r>
+      <w:r>
+        <w:t xml:space="preserve"> dice qué descargas quedaron desactualizadas después de editar un </w:t>
+      </w:r>
+      <w:r>
+        <w:rPr>
+          <w:rStyle w:val="VerbatimChar"/>
+        </w:rPr>
+        <w:t>.md</w:t>
+      </w:r>
+      <w:r>
+        <w:t xml:space="preserve">. Plan en </w:t>
+      </w:r>
+      <w:r>
+        <w:rPr>
+          <w:rStyle w:val="VerbatimChar"/>
+        </w:rPr>
+        <w:t>specs/exportar-documentos.md</w:t>
+      </w:r>
+      <w:r>
+        <w:t>.</w:t>
       </w:r>
     </w:p>
     <w:p>
@@ -2834,104 +3566,548 @@
           <w:b/>
           <w:bCs/>
         </w:rPr>
-        <w:t>Seguridad y datos personales</w:t>
-      </w:r>
-    </w:p>
-    <w:p>
-      <w:pPr>
-        <w:pStyle w:val="Compact"/>
-        <w:numPr>
-          <w:ilvl w:val="0"/>
-          <w:numId w:val="7"/>
-        </w:numPr>
-      </w:pPr>
-      <w:r>
-        <w:rPr>
-          <w:b/>
-          <w:bCs/>
-        </w:rPr>
-        <w:t>Política de tratamiento de datos (Ley 1581 de 2012):</w:t>
-      </w:r>
-      <w:r>
-        <w:t xml:space="preserve"> toda cuenta la acepta al crearse, y se pide de nuevo si cambia.</w:t>
-      </w:r>
-    </w:p>
-    <w:p>
-      <w:pPr>
-        <w:pStyle w:val="Compact"/>
-        <w:numPr>
-          <w:ilvl w:val="0"/>
-          <w:numId w:val="7"/>
-        </w:numPr>
-      </w:pPr>
-      <w:r>
-        <w:t>La sesión se cierra tras</w:t>
+        <w:t>Pruebas</w:t>
+      </w:r>
+    </w:p>
+    <w:p>
+      <w:pPr>
+        <w:pStyle w:val="Compact"/>
+        <w:numPr>
+          <w:ilvl w:val="0"/>
+          <w:numId w:val="14"/>
+        </w:numPr>
+      </w:pPr>
+      <w:r>
+        <w:t xml:space="preserve">Pruebas nuevas: </w:t>
+      </w:r>
+      <w:r>
+        <w:rPr>
+          <w:rStyle w:val="VerbatimChar"/>
+        </w:rPr>
+        <w:t>DocsIndexTest</w:t>
+      </w:r>
+      <w:r>
+        <w:t>; la suite pasa a 218 pruebas (898 aserciones).</w:t>
+      </w:r>
+    </w:p>
+    <w:p>
+      <w:pPr>
+        <w:pStyle w:val="FirstParagraph"/>
+      </w:pPr>
+      <w:r>
+        <w:rPr>
+          <w:b/>
+          <w:bCs/>
+        </w:rPr>
+        <w:t>Despliegue:</w:t>
+      </w:r>
+      <w:r>
+        <w:t xml:space="preserve"> no requiere pasos manuales. En el primer arranque el log del contenedor muestra el reindexado; en los siguientes, </w:t>
+      </w:r>
+      <w:r>
+        <w:rPr>
+          <w:rStyle w:val="VerbatimChar"/>
+        </w:rPr>
+        <w:t>[algolia] La documentación no cambió</w:t>
+      </w:r>
+      <w:r>
+        <w:t>.</w:t>
+      </w:r>
+    </w:p>
+    <w:p>
+      <w:pPr>
+        <w:pStyle w:val="Ttulo2"/>
+      </w:pPr>
+      <w:bookmarkStart w:id="8" w:name="_38eb33a0ea97214a21536adb38c2100b98720ca"/>
+      <w:bookmarkStart w:id="9" w:name="_Toc242658501"/>
+      <w:bookmarkEnd w:id="6"/>
+      <w:r>
+        <w:t>Versión 1.11.0</w:t>
+      </w:r>
+      <w:bookmarkEnd w:id="9"/>
+    </w:p>
+    <w:p>
+      <w:pPr>
+        <w:pStyle w:val="FirstParagraph"/>
+      </w:pPr>
+      <w:r>
+        <w:t>Cierre de la versión estable antes del cambio de arquitectura: respaldos que funcionan en producción, recordatorios que no se pierden y documentación alineada con el código.</w:t>
+      </w:r>
+    </w:p>
+    <w:p>
+      <w:pPr>
+        <w:pStyle w:val="Textoindependiente"/>
+      </w:pPr>
+      <w:r>
+        <w:rPr>
+          <w:b/>
+          <w:bCs/>
+        </w:rPr>
+        <w:t>Respaldos (HU-23)</w:t>
+      </w:r>
+    </w:p>
+    <w:p>
+      <w:pPr>
+        <w:pStyle w:val="Compact"/>
+        <w:numPr>
+          <w:ilvl w:val="0"/>
+          <w:numId w:val="15"/>
+        </w:numPr>
+      </w:pPr>
+      <w:r>
+        <w:rPr>
+          <w:b/>
+          <w:bCs/>
+        </w:rPr>
+        <w:t>Ya corren en producción.</w:t>
+      </w:r>
+      <w:r>
+        <w:t xml:space="preserve"> El respaldo dependía de </w:t>
+      </w:r>
+      <w:r>
+        <w:rPr>
+          <w:rStyle w:val="VerbatimChar"/>
+        </w:rPr>
+        <w:t>mysqldump</w:t>
+      </w:r>
+      <w:r>
+        <w:t>, que la imagen del contenedor no trae, así que no se estaba respaldando nada. Ahora el volcado se hace con PDO (</w:t>
+      </w:r>
+      <w:r>
+        <w:rPr>
+          <w:rStyle w:val="VerbatimChar"/>
+        </w:rPr>
+        <w:t>models/Respaldo.php</w:t>
+      </w:r>
+      <w:r>
+        <w:t xml:space="preserve">): una sola instantánea de la base, comprimida en </w:t>
+      </w:r>
+      <w:r>
+        <w:rPr>
+          <w:rStyle w:val="VerbatimChar"/>
+        </w:rPr>
+        <w:t>.sql.gz</w:t>
+      </w:r>
+      <w:r>
+        <w:t>, sin las columnas calculadas, que MySQL rechaza al restaurar.</w:t>
+      </w:r>
+    </w:p>
+    <w:p>
+      <w:pPr>
+        <w:pStyle w:val="Compact"/>
+        <w:numPr>
+          <w:ilvl w:val="0"/>
+          <w:numId w:val="15"/>
+        </w:numPr>
+      </w:pPr>
+      <w:r>
+        <w:t xml:space="preserve">Se guardan en el volumen nuevo </w:t>
+      </w:r>
+      <w:r>
+        <w:rPr>
+          <w:rStyle w:val="VerbatimChar"/>
+        </w:rPr>
+        <w:t>respaldos</w:t>
+      </w:r>
+      <w:r>
+        <w:t xml:space="preserve"> (</w:t>
+      </w:r>
+      <w:r>
+        <w:rPr>
+          <w:rStyle w:val="VerbatimChar"/>
+        </w:rPr>
+        <w:t>/var/backups/zooki</w:t>
+      </w:r>
+      <w:r>
+        <w:t>), que sobrevive a cada despliegue.</w:t>
+      </w:r>
+    </w:p>
+    <w:p>
+      <w:pPr>
+        <w:pStyle w:val="Compact"/>
+        <w:numPr>
+          <w:ilvl w:val="0"/>
+          <w:numId w:val="15"/>
+        </w:numPr>
+      </w:pPr>
+      <w:r>
+        <w:t>Se verificó restaurando un respaldo en una base vacía: las mismas filas en las 26 tablas.</w:t>
+      </w:r>
+    </w:p>
+    <w:p>
+      <w:pPr>
+        <w:pStyle w:val="FirstParagraph"/>
+      </w:pPr>
+      <w:r>
+        <w:rPr>
+          <w:b/>
+          <w:bCs/>
+        </w:rPr>
+        <w:t>Recordatorios automáticos (HU-37)</w:t>
+      </w:r>
+    </w:p>
+    <w:p>
+      <w:pPr>
+        <w:pStyle w:val="Compact"/>
+        <w:numPr>
+          <w:ilvl w:val="0"/>
+          <w:numId w:val="16"/>
+        </w:numPr>
+      </w:pPr>
+      <w:r>
+        <w:rPr>
+          <w:b/>
+          <w:bCs/>
+        </w:rPr>
+        <w:t>Un envío fallido se reintenta</w:t>
+      </w:r>
+      <w:r>
+        <w:t>, hasta 3 veces. Antes quedaba registrado con error y no se volvía a intentar nunca.</w:t>
+      </w:r>
+    </w:p>
+    <w:p>
+      <w:pPr>
+        <w:pStyle w:val="Compact"/>
+        <w:numPr>
+          <w:ilvl w:val="0"/>
+          <w:numId w:val="16"/>
+        </w:numPr>
+      </w:pPr>
+      <w:r>
+        <w:rPr>
+          <w:b/>
+          <w:bCs/>
+        </w:rPr>
+        <w:t>Un día sin tarea ya no pierde avisos:</w:t>
+      </w:r>
+      <w:r>
+        <w:t xml:space="preserve"> el primer recordatorio sale entre 7 y 2 días antes, y el último, el día anterior o el mismo día.</w:t>
+      </w:r>
+    </w:p>
+    <w:p>
+      <w:pPr>
+        <w:pStyle w:val="Compact"/>
+        <w:numPr>
+          <w:ilvl w:val="0"/>
+          <w:numId w:val="16"/>
+        </w:numPr>
+      </w:pPr>
+      <w:r>
+        <w:t>Las fechas se calculan con la hora de la clínica, no con la del servidor de base de datos.</w:t>
+      </w:r>
+    </w:p>
+    <w:p>
+      <w:pPr>
+        <w:pStyle w:val="Compact"/>
+        <w:numPr>
+          <w:ilvl w:val="0"/>
+          <w:numId w:val="16"/>
+        </w:numPr>
+      </w:pPr>
+      <w:r>
+        <w:lastRenderedPageBreak/>
+        <w:t>No se envían recordatorios de mascotas inactivas ni de dosis que ya se renovaron.</w:t>
+      </w:r>
+    </w:p>
+    <w:p>
+      <w:pPr>
+        <w:pStyle w:val="FirstParagraph"/>
+      </w:pPr>
+      <w:r>
+        <w:rPr>
+          <w:b/>
+          <w:bCs/>
+        </w:rPr>
+        <w:t>Seguridad</w:t>
+      </w:r>
+    </w:p>
+    <w:p>
+      <w:pPr>
+        <w:pStyle w:val="Compact"/>
+        <w:numPr>
+          <w:ilvl w:val="0"/>
+          <w:numId w:val="17"/>
+        </w:numPr>
+      </w:pPr>
+      <w:r>
+        <w:t xml:space="preserve">La contraseña de root de MySQL salió de </w:t>
+      </w:r>
+      <w:r>
+        <w:rPr>
+          <w:rStyle w:val="VerbatimChar"/>
+        </w:rPr>
+        <w:t>docker-compose.yml</w:t>
+      </w:r>
+      <w:r>
+        <w:t xml:space="preserve"> al </w:t>
+      </w:r>
+      <w:r>
+        <w:rPr>
+          <w:rStyle w:val="VerbatimChar"/>
+        </w:rPr>
+        <w:t>.env</w:t>
+      </w:r>
+      <w:r>
+        <w:t xml:space="preserve"> (</w:t>
+      </w:r>
+      <w:r>
+        <w:rPr>
+          <w:rStyle w:val="VerbatimChar"/>
+        </w:rPr>
+        <w:t>DB_ROOT_PASS</w:t>
+      </w:r>
+      <w:r>
+        <w:t>).</w:t>
+      </w:r>
+    </w:p>
+    <w:p>
+      <w:pPr>
+        <w:pStyle w:val="FirstParagraph"/>
+      </w:pPr>
+      <w:r>
+        <w:rPr>
+          <w:b/>
+          <w:bCs/>
+        </w:rPr>
+        <w:t>Documentación</w:t>
+      </w:r>
+    </w:p>
+    <w:p>
+      <w:pPr>
+        <w:pStyle w:val="Compact"/>
+        <w:numPr>
+          <w:ilvl w:val="0"/>
+          <w:numId w:val="18"/>
+        </w:numPr>
+      </w:pPr>
+      <w:r>
+        <w:t>Historias de agenda, consultas y catálogos pasan a estado «diferida»: se completan con la nueva arquitectura. HU-44 (catálogos) y HU-20 (panel de vacunas) estaban marcadas como implementadas sin cumplir todos sus criterios.</w:t>
+      </w:r>
+    </w:p>
+    <w:p>
+      <w:pPr>
+        <w:pStyle w:val="Compact"/>
+        <w:numPr>
+          <w:ilvl w:val="0"/>
+          <w:numId w:val="18"/>
+        </w:numPr>
+      </w:pPr>
+      <w:r>
+        <w:t xml:space="preserve">El MER y el ERS reflejan las migraciones 04 a 13 y las 27 tablas; se corrigió la entidad </w:t>
+      </w:r>
+      <w:r>
+        <w:rPr>
+          <w:rStyle w:val="VerbatimChar"/>
+        </w:rPr>
+        <w:t>notificaciones</w:t>
+      </w:r>
+      <w:r>
+        <w:t>, que no correspondía con la tabla real.</w:t>
+      </w:r>
+    </w:p>
+    <w:p>
+      <w:pPr>
+        <w:pStyle w:val="Compact"/>
+        <w:numPr>
+          <w:ilvl w:val="0"/>
+          <w:numId w:val="18"/>
+        </w:numPr>
+      </w:pPr>
+      <w:r>
+        <w:t>HU-52 (notificaciones del propietario) y HU-55 (exportar a Excel/CSV) pasan a Futuro: se construyen con la arquitectura nueva.</w:t>
+      </w:r>
+    </w:p>
+    <w:p>
+      <w:pPr>
+        <w:pStyle w:val="Compact"/>
+        <w:numPr>
+          <w:ilvl w:val="0"/>
+          <w:numId w:val="18"/>
+        </w:numPr>
+      </w:pPr>
+      <w:r>
+        <w:t xml:space="preserve">Plan del cierre en </w:t>
+      </w:r>
+      <w:r>
+        <w:rPr>
+          <w:rStyle w:val="VerbatimChar"/>
+        </w:rPr>
+        <w:t>specs/cierre-version-estable.md</w:t>
+      </w:r>
+      <w:r>
+        <w:t>.</w:t>
+      </w:r>
+    </w:p>
+    <w:p>
+      <w:pPr>
+        <w:pStyle w:val="FirstParagraph"/>
+      </w:pPr>
+      <w:r>
+        <w:rPr>
+          <w:b/>
+          <w:bCs/>
+        </w:rPr>
+        <w:t>Despliegue de la v1.11.0 (Dokploy)</w:t>
+      </w:r>
+    </w:p>
+    <w:p>
+      <w:pPr>
+        <w:pStyle w:val="Compact"/>
+        <w:numPr>
+          <w:ilvl w:val="0"/>
+          <w:numId w:val="19"/>
+        </w:numPr>
+      </w:pPr>
+      <w:r>
+        <w:t xml:space="preserve">Agregar al Environment </w:t>
+      </w:r>
+      <w:r>
+        <w:rPr>
+          <w:rStyle w:val="VerbatimChar"/>
+        </w:rPr>
+        <w:t>DB_ROOT_PASS</w:t>
+      </w:r>
+      <w:r>
+        <w:t xml:space="preserve"> con la </w:t>
+      </w:r>
+      <w:r>
+        <w:rPr>
+          <w:b/>
+          <w:bCs/>
+        </w:rPr>
+        <w:t>misma</w:t>
+      </w:r>
+      <w:r>
+        <w:t xml:space="preserve"> clave de root que tiene hoy la base (la que estaba escrita en </w:t>
+      </w:r>
+      <w:r>
+        <w:rPr>
+          <w:rStyle w:val="VerbatimChar"/>
+        </w:rPr>
+        <w:t>docker-compose.yml</w:t>
+      </w:r>
+      <w:r>
+        <w:t xml:space="preserve">, si nunca se cambió), y </w:t>
+      </w:r>
+      <w:r>
+        <w:rPr>
+          <w:rStyle w:val="VerbatimChar"/>
+        </w:rPr>
+        <w:t>BACKUP_DIR=/var/backups/zooki</w:t>
+      </w:r>
+      <w:r>
+        <w:t>. MySQL solo usa esa variable al crear una base nueva: no cambia la clave de la actual.</w:t>
+      </w:r>
+    </w:p>
+    <w:p>
+      <w:pPr>
+        <w:pStyle w:val="Compact"/>
+        <w:numPr>
+          <w:ilvl w:val="0"/>
+          <w:numId w:val="19"/>
+        </w:numPr>
+      </w:pPr>
+      <w:r>
+        <w:t xml:space="preserve">Desplegar. El volumen </w:t>
+      </w:r>
+      <w:r>
+        <w:rPr>
+          <w:rStyle w:val="VerbatimChar"/>
+        </w:rPr>
+        <w:t>respaldos</w:t>
+      </w:r>
+      <w:r>
+        <w:t xml:space="preserve"> se crea solo.</w:t>
+      </w:r>
+    </w:p>
+    <w:p>
+      <w:pPr>
+        <w:pStyle w:val="Compact"/>
+        <w:numPr>
+          <w:ilvl w:val="0"/>
+          <w:numId w:val="19"/>
+        </w:numPr>
+      </w:pPr>
+      <w:r>
+        <w:t xml:space="preserve">Crear en Dokploy el Schedule del servicio </w:t>
+      </w:r>
+      <w:r>
+        <w:rPr>
+          <w:rStyle w:val="VerbatimChar"/>
+        </w:rPr>
+        <w:t>web</w:t>
+      </w:r>
+      <w:r>
+        <w:t xml:space="preserve">: </w:t>
+      </w:r>
+      <w:r>
+        <w:rPr>
+          <w:rStyle w:val="VerbatimChar"/>
+        </w:rPr>
+        <w:t>php /var/www/html/Zooki/scripts/backup.php</w:t>
       </w:r>
       <w:r>
         <w:t xml:space="preserve"> </w:t>
       </w:r>
       <w:r>
-        <w:rPr>
-          <w:b/>
-          <w:bCs/>
-        </w:rPr>
-        <w:t>30 minutos sin actividad</w:t>
-      </w:r>
-      <w:r>
-        <w:t xml:space="preserve">. Al crear o cambiar la contraseña se </w:t>
-      </w:r>
-      <w:r>
-        <w:rPr>
-          <w:b/>
-          <w:bCs/>
-        </w:rPr>
-        <w:t>cierran las demás sesiones</w:t>
-      </w:r>
-      <w:r>
-        <w:t xml:space="preserve"> abiertas de la cuenta y llega un aviso por correo.</w:t>
-      </w:r>
-    </w:p>
-    <w:p>
-      <w:pPr>
-        <w:pStyle w:val="Compact"/>
-        <w:numPr>
-          <w:ilvl w:val="0"/>
-          <w:numId w:val="7"/>
-        </w:numPr>
-      </w:pPr>
-      <w:r>
-        <w:rPr>
-          <w:b/>
-          <w:bCs/>
-        </w:rPr>
-        <w:t>Intentos fallidos:</w:t>
-      </w:r>
-      <w:r>
-        <w:t xml:space="preserve"> 20 desde una misma conexión la bloquean 15 minutos; 5 sobre una misma cuenta piden una verificación anti-bot, sin bloquear la cuenta de nadie. Zooki usa la IP real de cada persona, también detrás del proxy.</w:t>
-      </w:r>
-    </w:p>
-    <w:p>
-      <w:pPr>
-        <w:pStyle w:val="Compact"/>
-        <w:numPr>
-          <w:ilvl w:val="0"/>
-          <w:numId w:val="7"/>
-        </w:numPr>
-      </w:pPr>
-      <w:r>
-        <w:t>Los mensajes de acceso y de registro no revelan si una cuenta existe.</w:t>
-      </w:r>
-    </w:p>
-    <w:p>
-      <w:pPr>
-        <w:pStyle w:val="Compact"/>
-        <w:numPr>
-          <w:ilvl w:val="0"/>
-          <w:numId w:val="7"/>
-        </w:numPr>
-      </w:pPr>
-      <w:r>
-        <w:t>Fechas y horas en la hora de Colombia en toda la aplicación y en los correos.</w:t>
+        <w:t xml:space="preserve">a las 3:00. Ejecutarlo una vez a mano y revisar que el log diga </w:t>
+      </w:r>
+      <w:r>
+        <w:rPr>
+          <w:rStyle w:val="VerbatimChar"/>
+        </w:rPr>
+        <w:t>[BACKUP OK]</w:t>
+      </w:r>
+      <w:r>
+        <w:t>.</w:t>
+      </w:r>
+    </w:p>
+    <w:p>
+      <w:pPr>
+        <w:pStyle w:val="Compact"/>
+        <w:numPr>
+          <w:ilvl w:val="0"/>
+          <w:numId w:val="19"/>
+        </w:numPr>
+      </w:pPr>
+      <w:r>
+        <w:t xml:space="preserve">Comprobar que siguen los Schedules de </w:t>
+      </w:r>
+      <w:r>
+        <w:rPr>
+          <w:rStyle w:val="VerbatimChar"/>
+        </w:rPr>
+        <w:t>send_reminders.php</w:t>
+      </w:r>
+      <w:r>
+        <w:t xml:space="preserve"> (7:00) y </w:t>
+      </w:r>
+      <w:r>
+        <w:rPr>
+          <w:rStyle w:val="VerbatimChar"/>
+        </w:rPr>
+        <w:t>vigilar_atenciones.php</w:t>
+      </w:r>
+      <w:r>
+        <w:t xml:space="preserve"> (cada 5 minutos), y que </w:t>
+      </w:r>
+      <w:r>
+        <w:rPr>
+          <w:rStyle w:val="VerbatimChar"/>
+        </w:rPr>
+        <w:t>TZ</w:t>
+      </w:r>
+      <w:r>
+        <w:t xml:space="preserve"> sea </w:t>
+      </w:r>
+      <w:r>
+        <w:rPr>
+          <w:rStyle w:val="VerbatimChar"/>
+        </w:rPr>
+        <w:t>America/Bogota</w:t>
+      </w:r>
+      <w:r>
+        <w:t>.</w:t>
       </w:r>
     </w:p>
     <w:p>
@@ -2943,46 +4119,691 @@
           <w:b/>
           <w:bCs/>
         </w:rPr>
-        <w:t>Instalación</w:t>
-      </w:r>
-    </w:p>
-    <w:p>
-      <w:pPr>
-        <w:pStyle w:val="Compact"/>
-        <w:numPr>
-          <w:ilvl w:val="0"/>
-          <w:numId w:val="8"/>
-        </w:numPr>
-      </w:pPr>
-      <w:r>
-        <w:t xml:space="preserve">El servidor web solo publica la carpeta </w:t>
-      </w:r>
-      <w:r>
-        <w:rPr>
-          <w:rStyle w:val="VerbatimChar"/>
-        </w:rPr>
-        <w:t>public/</w:t>
-      </w:r>
-      <w:r>
-        <w:t>; la imagen ya no incluye credenciales, pruebas ni material de trabajo.</w:t>
-      </w:r>
-    </w:p>
-    <w:p>
-      <w:pPr>
-        <w:pStyle w:val="Compact"/>
-        <w:numPr>
-          <w:ilvl w:val="0"/>
-          <w:numId w:val="8"/>
-        </w:numPr>
-      </w:pPr>
-      <w:r>
-        <w:t xml:space="preserve">La guía del cambio a producción está en </w:t>
-      </w:r>
-      <w:r>
-        <w:rPr>
-          <w:rStyle w:val="VerbatimChar"/>
-        </w:rPr>
-        <w:t>specs/M0-F-corte-produccion.md</w:t>
+        <w:t>Pruebas</w:t>
+      </w:r>
+    </w:p>
+    <w:p>
+      <w:pPr>
+        <w:pStyle w:val="Compact"/>
+        <w:numPr>
+          <w:ilvl w:val="0"/>
+          <w:numId w:val="20"/>
+        </w:numPr>
+      </w:pPr>
+      <w:r>
+        <w:t xml:space="preserve">Dos suites nuevas: </w:t>
+      </w:r>
+      <w:r>
+        <w:rPr>
+          <w:rStyle w:val="VerbatimChar"/>
+        </w:rPr>
+        <w:t>VentanaRecordatorioTest</w:t>
+      </w:r>
+      <w:r>
+        <w:t xml:space="preserve"> y </w:t>
+      </w:r>
+      <w:r>
+        <w:rPr>
+          <w:rStyle w:val="VerbatimChar"/>
+        </w:rPr>
+        <w:t>RecordatorioTest</w:t>
+      </w:r>
+      <w:r>
+        <w:t>. La suite pasa a 212 pruebas (813 aserciones).</w:t>
+      </w:r>
+    </w:p>
+    <w:p>
+      <w:pPr>
+        <w:pStyle w:val="Ttulo2"/>
+      </w:pPr>
+      <w:bookmarkStart w:id="10" w:name="_67b09e154a92fd374361458f5b721680ba49cae"/>
+      <w:bookmarkStart w:id="11" w:name="_Toc242658502"/>
+      <w:bookmarkEnd w:id="8"/>
+      <w:r>
+        <w:t>Versión 1.10.1</w:t>
+      </w:r>
+      <w:bookmarkEnd w:id="11"/>
+    </w:p>
+    <w:p>
+      <w:pPr>
+        <w:pStyle w:val="FirstParagraph"/>
+      </w:pPr>
+      <w:r>
+        <w:t>Corrección de las vacunas y desparasitaciones en la agenda de salud y en el PDF del portal.</w:t>
+      </w:r>
+    </w:p>
+    <w:p>
+      <w:pPr>
+        <w:pStyle w:val="Compact"/>
+        <w:numPr>
+          <w:ilvl w:val="0"/>
+          <w:numId w:val="21"/>
+        </w:numPr>
+      </w:pPr>
+      <w:r>
+        <w:rPr>
+          <w:b/>
+          <w:bCs/>
+        </w:rPr>
+        <w:t>Vacunas en «Próximas dosis»:</w:t>
+      </w:r>
+      <w:r>
+        <w:t xml:space="preserve"> el portal leía columnas que la tabla </w:t>
+      </w:r>
+      <w:r>
+        <w:rPr>
+          <w:rStyle w:val="VerbatimChar"/>
+        </w:rPr>
+        <w:t>vacunas</w:t>
+      </w:r>
+      <w:r>
+        <w:t xml:space="preserve"> </w:t>
+      </w:r>
+      <w:r>
+        <w:t>no tiene (</w:t>
+      </w:r>
+      <w:r>
+        <w:rPr>
+          <w:rStyle w:val="VerbatimChar"/>
+        </w:rPr>
+        <w:t>dosis</w:t>
+      </w:r>
+      <w:r>
+        <w:t xml:space="preserve"> y </w:t>
+      </w:r>
+      <w:r>
+        <w:rPr>
+          <w:rStyle w:val="VerbatimChar"/>
+        </w:rPr>
+        <w:t>fecha_proxima</w:t>
+      </w:r>
+      <w:r>
+        <w:t xml:space="preserve">; la real es </w:t>
+      </w:r>
+      <w:r>
+        <w:rPr>
+          <w:rStyle w:val="VerbatimChar"/>
+        </w:rPr>
+        <w:t>fecha_proxima_dosis</w:t>
+      </w:r>
+      <w:r>
+        <w:t>), así que las vacunas nunca salían en «Próximas dosis» ni en el calendario de salud, y cada carga dejaba avisos de PHP en el log.</w:t>
+      </w:r>
+    </w:p>
+    <w:p>
+      <w:pPr>
+        <w:pStyle w:val="Compact"/>
+        <w:numPr>
+          <w:ilvl w:val="0"/>
+          <w:numId w:val="21"/>
+        </w:numPr>
+      </w:pPr>
+      <w:r>
+        <w:rPr>
+          <w:b/>
+          <w:bCs/>
+        </w:rPr>
+        <w:t>Detalle de cada registro:</w:t>
+      </w:r>
+      <w:r>
+        <w:t xml:space="preserve"> las vacunas muestran el laboratorio y las desparasitaciones el tipo y la periodicidad, en lugar de una «Dosis» que no existe en ninguna de las dos tablas.</w:t>
+      </w:r>
+    </w:p>
+    <w:p>
+      <w:pPr>
+        <w:pStyle w:val="Compact"/>
+        <w:numPr>
+          <w:ilvl w:val="0"/>
+          <w:numId w:val="21"/>
+        </w:numPr>
+      </w:pPr>
+      <w:r>
+        <w:rPr>
+          <w:b/>
+          <w:bCs/>
+        </w:rPr>
+        <w:t>PDF de la ficha de salud:</w:t>
+      </w:r>
+      <w:r>
+        <w:t xml:space="preserve"> </w:t>
+      </w:r>
+      <w:r>
+        <w:t>la columna «Próxima aplicación» de las vacunas salía siempre vacía; ahora trae la fecha, y la columna «Dosis» pasó a «Laboratorio» y «Tipo».</w:t>
+      </w:r>
+    </w:p>
+    <w:p>
+      <w:pPr>
+        <w:pStyle w:val="Ttulo2"/>
+      </w:pPr>
+      <w:bookmarkStart w:id="12" w:name="_aba8fd22e387d4f7af7e77dc457868987f96ddd"/>
+      <w:bookmarkStart w:id="13" w:name="_Toc242658503"/>
+      <w:bookmarkEnd w:id="10"/>
+      <w:r>
+        <w:lastRenderedPageBreak/>
+        <w:t>Versión 1.10.0</w:t>
+      </w:r>
+      <w:bookmarkEnd w:id="13"/>
+    </w:p>
+    <w:p>
+      <w:pPr>
+        <w:pStyle w:val="FirstParagraph"/>
+      </w:pPr>
+      <w:r>
+        <w:t>Portal del propietario adaptado a móvil, tablet y escritorio, formularios del portal validados en el servidor, correo por Brevo y migraciones que se aplican solas al desplegar.</w:t>
+      </w:r>
+    </w:p>
+    <w:p>
+      <w:pPr>
+        <w:pStyle w:val="Textoindependiente"/>
+      </w:pPr>
+      <w:r>
+        <w:rPr>
+          <w:b/>
+          <w:bCs/>
+        </w:rPr>
+        <w:t>Portal del propietario en cualquier pantalla (HU-15, RNF-16)</w:t>
+      </w:r>
+    </w:p>
+    <w:p>
+      <w:pPr>
+        <w:pStyle w:val="Compact"/>
+        <w:numPr>
+          <w:ilvl w:val="0"/>
+          <w:numId w:val="22"/>
+        </w:numPr>
+      </w:pPr>
+      <w:r>
+        <w:rPr>
+          <w:b/>
+          <w:bCs/>
+        </w:rPr>
+        <w:t>Tres tamaños:</w:t>
+      </w:r>
+      <w:r>
+        <w:t xml:space="preserve"> </w:t>
+      </w:r>
+      <w:r>
+        <w:t>barra inferior en móvil y tablet; menú lateral en escritorio (≥ 1024 px). En escritorio, Inicio, la agenda, la ficha de la mascota y el perfil se reparten en columnas.</w:t>
+      </w:r>
+    </w:p>
+    <w:p>
+      <w:pPr>
+        <w:pStyle w:val="Compact"/>
+        <w:numPr>
+          <w:ilvl w:val="0"/>
+          <w:numId w:val="22"/>
+        </w:numPr>
+      </w:pPr>
+      <w:r>
+        <w:rPr>
+          <w:b/>
+          <w:bCs/>
+        </w:rPr>
+        <w:t>Navegación con dirección propia</w:t>
+      </w:r>
+      <w:r>
+        <w:t xml:space="preserve"> (</w:t>
+      </w:r>
+      <w:r>
+        <w:rPr>
+          <w:rStyle w:val="VerbatimChar"/>
+        </w:rPr>
+        <w:t>#agenda</w:t>
+      </w:r>
+      <w:r>
+        <w:t xml:space="preserve">, </w:t>
+      </w:r>
+      <w:r>
+        <w:rPr>
+          <w:rStyle w:val="VerbatimChar"/>
+        </w:rPr>
+        <w:t>#perfil</w:t>
+      </w:r>
+      <w:r>
+        <w:t xml:space="preserve">, </w:t>
+      </w:r>
+      <w:r>
+        <w:rPr>
+          <w:rStyle w:val="VerbatimChar"/>
+        </w:rPr>
+        <w:t>#mascota-12</w:t>
+      </w:r>
+      <w:r>
+        <w:t>): el botón «atrás» vuelve a la sección anterior o cierra la ventana abierta, y la recarga conserva la sección.</w:t>
+      </w:r>
+    </w:p>
+    <w:p>
+      <w:pPr>
+        <w:pStyle w:val="Compact"/>
+        <w:numPr>
+          <w:ilvl w:val="0"/>
+          <w:numId w:val="22"/>
+        </w:numPr>
+      </w:pPr>
+      <w:r>
+        <w:rPr>
+          <w:b/>
+          <w:bCs/>
+        </w:rPr>
+        <w:t>Horario real de la clínica</w:t>
+      </w:r>
+      <w:r>
+        <w:t xml:space="preserve"> en Inicio (si está abierta ahora y el horario de la semana), en lugar del banner fijo de «24 horas», que no era cierto.</w:t>
+      </w:r>
+    </w:p>
+    <w:p>
+      <w:pPr>
+        <w:pStyle w:val="Compact"/>
+        <w:numPr>
+          <w:ilvl w:val="0"/>
+          <w:numId w:val="22"/>
+        </w:numPr>
+      </w:pPr>
+      <w:r>
+        <w:rPr>
+          <w:b/>
+          <w:bCs/>
+        </w:rPr>
+        <w:t>Accesibilidad:</w:t>
+      </w:r>
+      <w:r>
+        <w:t xml:space="preserve"> </w:t>
+      </w:r>
+      <w:r>
+        <w:t>el zoom ya no está bloqueado, las ventanas se cierran con Esc y el foco no sale de ellas, y todas las tarjetas se abren con el teclado.</w:t>
+      </w:r>
+    </w:p>
+    <w:p>
+      <w:pPr>
+        <w:pStyle w:val="Compact"/>
+        <w:numPr>
+          <w:ilvl w:val="0"/>
+          <w:numId w:val="22"/>
+        </w:numPr>
+      </w:pPr>
+      <w:r>
+        <w:t>Los estilos se dividieron en módulos (</w:t>
+      </w:r>
+      <w:r>
+        <w:rPr>
+          <w:rStyle w:val="VerbatimChar"/>
+        </w:rPr>
+        <w:t>public/css/portal/</w:t>
+      </w:r>
+      <w:r>
+        <w:t>) y la vista quedó sin estilos en línea.</w:t>
+      </w:r>
+    </w:p>
+    <w:p>
+      <w:pPr>
+        <w:pStyle w:val="FirstParagraph"/>
+      </w:pPr>
+      <w:r>
+        <w:rPr>
+          <w:b/>
+          <w:bCs/>
+        </w:rPr>
+        <w:t>Formularios del portal (RE-5.1.9, RE-5.1.10; antes RE-15.9 y RE-15.10)</w:t>
+      </w:r>
+    </w:p>
+    <w:p>
+      <w:pPr>
+        <w:pStyle w:val="Compact"/>
+        <w:numPr>
+          <w:ilvl w:val="0"/>
+          <w:numId w:val="23"/>
+        </w:numPr>
+      </w:pPr>
+      <w:r>
+        <w:rPr>
+          <w:b/>
+          <w:bCs/>
+        </w:rPr>
+        <w:t>Validación en el servidor:</w:t>
+      </w:r>
+      <w:r>
+        <w:t xml:space="preserve"> nombre, especie, raza de esa especie, sexo, peso y fecha de nacimiento; el teléfono de contacto y el motivo de la cita también se revisan.</w:t>
+      </w:r>
+    </w:p>
+    <w:p>
+      <w:pPr>
+        <w:pStyle w:val="Compact"/>
+        <w:numPr>
+          <w:ilvl w:val="0"/>
+          <w:numId w:val="23"/>
+        </w:numPr>
+      </w:pPr>
+      <w:r>
+        <w:rPr>
+          <w:b/>
+          <w:bCs/>
+        </w:rPr>
+        <w:t>Foto segura:</w:t>
+      </w:r>
+      <w:r>
+        <w:t xml:space="preserve"> </w:t>
+      </w:r>
+      <w:r>
+        <w:t xml:space="preserve">el portal tenía una copia vieja de la subida de fotos que armaba el nombre del archivo con el de la mascota (una mascota llamada </w:t>
+      </w:r>
+      <w:r>
+        <w:rPr>
+          <w:rStyle w:val="VerbatimChar"/>
+        </w:rPr>
+        <w:t>../../algo</w:t>
+      </w:r>
+      <w:r>
+        <w:t xml:space="preserve"> escribía fuera de la carpeta) y solo miraba la extensión. Ahora usa el mismo </w:t>
+      </w:r>
+      <w:r>
+        <w:rPr>
+          <w:rStyle w:val="VerbatimChar"/>
+        </w:rPr>
+        <w:t>helpers/FotoMascota.php</w:t>
+      </w:r>
+      <w:r>
+        <w:t xml:space="preserve"> que el panel del personal.</w:t>
+      </w:r>
+    </w:p>
+    <w:p>
+      <w:pPr>
+        <w:pStyle w:val="Compact"/>
+        <w:numPr>
+          <w:ilvl w:val="0"/>
+          <w:numId w:val="23"/>
+        </w:numPr>
+      </w:pPr>
+      <w:r>
+        <w:rPr>
+          <w:b/>
+          <w:bCs/>
+        </w:rPr>
+        <w:t>Razas:</w:t>
+      </w:r>
+      <w:r>
+        <w:t xml:space="preserve"> </w:t>
+      </w:r>
+      <w:r>
+        <w:t>el propietario ya no crea razas con texto libre. Si la suya no está, elige «Criollo» (mestiza), «No sé la raza» o «Mi raza no está en la lista» y la escribe; el personal la ve en la ficha, la atención y la lista de pacientes como raza indicada por el propietario.</w:t>
+      </w:r>
+    </w:p>
+    <w:p>
+      <w:pPr>
+        <w:pStyle w:val="Compact"/>
+        <w:numPr>
+          <w:ilvl w:val="0"/>
+          <w:numId w:val="23"/>
+        </w:numPr>
+      </w:pPr>
+      <w:r>
+        <w:rPr>
+          <w:b/>
+          <w:bCs/>
+        </w:rPr>
+        <w:t>Más claros:</w:t>
+      </w:r>
+      <w:r>
+        <w:t xml:space="preserve"> campos obligatorios marcados con </w:t>
+      </w:r>
+      <w:r>
+        <w:rPr>
+          <w:rStyle w:val="VerbatimChar"/>
+        </w:rPr>
+        <w:t>*</w:t>
+      </w:r>
+      <w:r>
+        <w:t xml:space="preserve"> y opcionales con «(opcional)», sexo con dos botones y vista previa de la foto actual y de la nueva.</w:t>
+      </w:r>
+    </w:p>
+    <w:p>
+      <w:pPr>
+        <w:pStyle w:val="Compact"/>
+        <w:numPr>
+          <w:ilvl w:val="0"/>
+          <w:numId w:val="23"/>
+        </w:numPr>
+      </w:pPr>
+      <w:r>
+        <w:rPr>
+          <w:b/>
+          <w:bCs/>
+        </w:rPr>
+        <w:t>Color:</w:t>
+      </w:r>
+      <w:r>
+        <w:t xml:space="preserve"> </w:t>
+      </w:r>
+      <w:r>
+        <w:t>lo registra la clínica en la consulta. Antes, guardar una edición desde el portal borraba los colores que había puesto la clínica.</w:t>
+      </w:r>
+    </w:p>
+    <w:p>
+      <w:pPr>
+        <w:pStyle w:val="Compact"/>
+        <w:numPr>
+          <w:ilvl w:val="0"/>
+          <w:numId w:val="23"/>
+        </w:numPr>
+      </w:pPr>
+      <w:r>
+        <w:rPr>
+          <w:b/>
+          <w:bCs/>
+        </w:rPr>
+        <w:t>Agendar cita:</w:t>
+      </w:r>
+      <w:r>
+        <w:t xml:space="preserve"> calendario siempre visible con los días sin atención bloqueados, horarios libres en botones de mañana y tarde, un texto que dice qué falta elegir y el botón de confirmar habilitado solo cuando todo está completo.</w:t>
+      </w:r>
+    </w:p>
+    <w:p>
+      <w:pPr>
+        <w:pStyle w:val="FirstParagraph"/>
+      </w:pPr>
+      <w:r>
+        <w:rPr>
+          <w:b/>
+          <w:bCs/>
+        </w:rPr>
+        <w:t>Correo</w:t>
+      </w:r>
+    </w:p>
+    <w:p>
+      <w:pPr>
+        <w:pStyle w:val="Compact"/>
+        <w:numPr>
+          <w:ilvl w:val="0"/>
+          <w:numId w:val="24"/>
+        </w:numPr>
+      </w:pPr>
+      <w:r>
+        <w:t xml:space="preserve">Los correos del sistema salen por Brevo desde </w:t>
+      </w:r>
+      <w:r>
+        <w:rPr>
+          <w:rStyle w:val="VerbatimChar"/>
+        </w:rPr>
+        <w:t>no-reply@zooki.secarvajal.com</w:t>
+      </w:r>
+      <w:r>
+        <w:t xml:space="preserve"> </w:t>
+      </w:r>
+      <w:r>
+        <w:t>con el dominio autenticado (DKIM y DMARC), en lugar de una cuenta de Gmail.</w:t>
+      </w:r>
+    </w:p>
+    <w:p>
+      <w:pPr>
+        <w:pStyle w:val="FirstParagraph"/>
+      </w:pPr>
+      <w:r>
+        <w:rPr>
+          <w:b/>
+          <w:bCs/>
+        </w:rPr>
+        <w:t>Despliegue</w:t>
+      </w:r>
+    </w:p>
+    <w:p>
+      <w:pPr>
+        <w:pStyle w:val="Compact"/>
+        <w:numPr>
+          <w:ilvl w:val="0"/>
+          <w:numId w:val="25"/>
+        </w:numPr>
+      </w:pPr>
+      <w:r>
+        <w:rPr>
+          <w:b/>
+          <w:bCs/>
+        </w:rPr>
+        <w:t>Migraciones automáticas:</w:t>
+      </w:r>
+      <w:r>
+        <w:t xml:space="preserve"> al arrancar, el contenedor web aplica las migraciones pendientes y las anota en </w:t>
+      </w:r>
+      <w:r>
+        <w:rPr>
+          <w:rStyle w:val="VerbatimChar"/>
+        </w:rPr>
+        <w:t>schema_migraciones</w:t>
+      </w:r>
+      <w:r>
+        <w:t xml:space="preserve"> (ver «Migraciones de la base de datos»). Ya no hay que entrar al servidor a correrlas.</w:t>
+      </w:r>
+    </w:p>
+    <w:p>
+      <w:pPr>
+        <w:pStyle w:val="Compact"/>
+        <w:numPr>
+          <w:ilvl w:val="0"/>
+          <w:numId w:val="25"/>
+        </w:numPr>
+      </w:pPr>
+      <w:r>
+        <w:rPr>
+          <w:b/>
+          <w:bCs/>
+        </w:rPr>
+        <w:lastRenderedPageBreak/>
+        <w:t>Migración nueva:</w:t>
+      </w:r>
+      <w:r>
+        <w:t xml:space="preserve"> </w:t>
+      </w:r>
+      <w:r>
+        <w:rPr>
+          <w:rStyle w:val="VerbatimChar"/>
+        </w:rPr>
+        <w:t>database/13_razas_portal.sql</w:t>
+      </w:r>
+      <w:r>
+        <w:t xml:space="preserve"> (columna </w:t>
+      </w:r>
+      <w:r>
+        <w:rPr>
+          <w:rStyle w:val="VerbatimChar"/>
+        </w:rPr>
+        <w:t>raza_indicada</w:t>
+      </w:r>
+      <w:r>
+        <w:t xml:space="preserve"> y la raza «Sin raza definida» en todas las especies). Se aplica sola en el primer despliegue.</w:t>
+      </w:r>
+    </w:p>
+    <w:p>
+      <w:pPr>
+        <w:pStyle w:val="FirstParagraph"/>
+      </w:pPr>
+      <w:r>
+        <w:rPr>
+          <w:b/>
+          <w:bCs/>
+        </w:rPr>
+        <w:t>Correcciones</w:t>
+      </w:r>
+    </w:p>
+    <w:p>
+      <w:pPr>
+        <w:pStyle w:val="Compact"/>
+        <w:numPr>
+          <w:ilvl w:val="0"/>
+          <w:numId w:val="26"/>
+        </w:numPr>
+      </w:pPr>
+      <w:r>
+        <w:t>La próxima cita del portal decía «Confirmada» aunque estuviera pendiente, y el estado «sin cerrar» se mostraba como «Sin_cerrar».</w:t>
+      </w:r>
+    </w:p>
+    <w:p>
+      <w:pPr>
+        <w:pStyle w:val="Compact"/>
+        <w:numPr>
+          <w:ilvl w:val="0"/>
+          <w:numId w:val="26"/>
+        </w:numPr>
+      </w:pPr>
+      <w:r>
+        <w:t>Esc llevaba a Inicio desde cualquier pantalla, aunque hubiera una ventana abierta.</w:t>
+      </w:r>
+    </w:p>
+    <w:p>
+      <w:pPr>
+        <w:pStyle w:val="Compact"/>
+        <w:numPr>
+          <w:ilvl w:val="0"/>
+          <w:numId w:val="26"/>
+        </w:numPr>
+      </w:pPr>
+      <w:r>
+        <w:t xml:space="preserve">La raza de la mascota se escapaba dos veces (una «&amp;» salía como «&amp;amp;»), dos íconos no existían y la variable </w:t>
+      </w:r>
+      <w:r>
+        <w:rPr>
+          <w:rStyle w:val="VerbatimChar"/>
+        </w:rPr>
+        <w:t>--z-bg-light</w:t>
+      </w:r>
+      <w:r>
+        <w:t xml:space="preserve"> no estaba definida.</w:t>
+      </w:r>
+    </w:p>
+    <w:p>
+      <w:pPr>
+        <w:pStyle w:val="FirstParagraph"/>
+      </w:pPr>
+      <w:r>
+        <w:rPr>
+          <w:b/>
+          <w:bCs/>
+        </w:rPr>
+        <w:t>Pruebas</w:t>
+      </w:r>
+    </w:p>
+    <w:p>
+      <w:pPr>
+        <w:pStyle w:val="Compact"/>
+        <w:numPr>
+          <w:ilvl w:val="0"/>
+          <w:numId w:val="27"/>
+        </w:numPr>
+      </w:pPr>
+      <w:r>
+        <w:t xml:space="preserve">Dos suites nuevas: </w:t>
+      </w:r>
+      <w:r>
+        <w:rPr>
+          <w:rStyle w:val="VerbatimChar"/>
+        </w:rPr>
+        <w:t>HorarioAtencionTest</w:t>
+      </w:r>
+      <w:r>
+        <w:t xml:space="preserve"> y </w:t>
+      </w:r>
+      <w:r>
+        <w:rPr>
+          <w:rStyle w:val="VerbatimChar"/>
+        </w:rPr>
+        <w:t>ValidadorMascotaTest</w:t>
       </w:r>
       <w:r>
         <w:t>.</w:t>
@@ -2992,20 +4813,20 @@
       <w:pPr>
         <w:pStyle w:val="Ttulo2"/>
       </w:pPr>
-      <w:bookmarkStart w:id="6" w:name="_06ed89b13b5086618f62914e9c95803548c61d7"/>
-      <w:bookmarkStart w:id="7" w:name="_Toc242656894"/>
-      <w:bookmarkEnd w:id="4"/>
-      <w:r>
-        <w:t>Versión 1.12.0</w:t>
-      </w:r>
-      <w:bookmarkEnd w:id="7"/>
+      <w:bookmarkStart w:id="14" w:name="_e3e4a66d5558c541856f06657d5b7b4c49e8dac"/>
+      <w:bookmarkStart w:id="15" w:name="_Toc242658504"/>
+      <w:bookmarkEnd w:id="12"/>
+      <w:r>
+        <w:t>Versión 1.9.1</w:t>
+      </w:r>
+      <w:bookmarkEnd w:id="15"/>
     </w:p>
     <w:p>
       <w:pPr>
         <w:pStyle w:val="FirstParagraph"/>
       </w:pPr>
       <w:r>
-        <w:t>Portal de documentación: un buscador que encuentra lo que está en los documentos desplegados y empieza por el documento abierto, descargas con vista previa del PDF y documentos en formato APA 7.</w:t>
+        <w:t>Rediseño de las pantallas de inicio, de «Mi perfil» y de la configuración de horarios, y limpieza de módulos que ya no se usaban.</w:t>
       </w:r>
     </w:p>
     <w:p>
@@ -3017,61 +4838,229 @@
           <w:b/>
           <w:bCs/>
         </w:rPr>
-        <w:t>Buscador</w:t>
-      </w:r>
-    </w:p>
-    <w:p>
-      <w:pPr>
-        <w:pStyle w:val="Compact"/>
-        <w:numPr>
-          <w:ilvl w:val="0"/>
-          <w:numId w:val="9"/>
-        </w:numPr>
-      </w:pPr>
-      <w:r>
-        <w:rPr>
-          <w:b/>
-          <w:bCs/>
-        </w:rPr>
-        <w:t>El índice de Algolia se actualiza solo.</w:t>
-      </w:r>
-      <w:r>
-        <w:t xml:space="preserve"> El contenedor reindexa al arrancar (</w:t>
-      </w:r>
-      <w:r>
-        <w:rPr>
-          <w:rStyle w:val="VerbatimChar"/>
-        </w:rPr>
-        <w:t>scripts/algolia_index.php --si-cambio</w:t>
-      </w:r>
-      <w:r>
-        <w:t xml:space="preserve">), pero solo si los </w:t>
-      </w:r>
-      <w:r>
-        <w:rPr>
-          <w:rStyle w:val="VerbatimChar"/>
-        </w:rPr>
-        <w:t>.md</w:t>
-      </w:r>
-      <w:r>
-        <w:t xml:space="preserve"> cambiaron: guarda una huella de los documentos en el índice. Antes había que correr el script a mano y nadie lo hacía, por eso la regla de triage (hoy RN-411) no aparecía al buscarla.</w:t>
-      </w:r>
-    </w:p>
-    <w:p>
-      <w:pPr>
-        <w:pStyle w:val="Compact"/>
-        <w:numPr>
-          <w:ilvl w:val="0"/>
-          <w:numId w:val="9"/>
-        </w:numPr>
-      </w:pPr>
-      <w:r>
-        <w:rPr>
-          <w:b/>
-          <w:bCs/>
-        </w:rPr>
+        <w:t>Panel de inicio del veterinario (HU-18, HU-20)</w:t>
+      </w:r>
+    </w:p>
+    <w:p>
+      <w:pPr>
+        <w:pStyle w:val="Compact"/>
+        <w:numPr>
+          <w:ilvl w:val="0"/>
+          <w:numId w:val="28"/>
+        </w:numPr>
+      </w:pPr>
+      <w:r>
+        <w:rPr>
+          <w:b/>
+          <w:bCs/>
+        </w:rPr>
+        <w:t>«Mi día»:</w:t>
+      </w:r>
+      <w:r>
+        <w:t xml:space="preserve"> flyer de bienvenida con las citas de hoy, las atendidas y las que faltan; tarjeta del siguiente paciente con el botón para iniciar o continuar la atención, habilitado desde 15 minutos antes de la cita (RN-407).</w:t>
+      </w:r>
+    </w:p>
+    <w:p>
+      <w:pPr>
+        <w:pStyle w:val="Compact"/>
+        <w:numPr>
+          <w:ilvl w:val="0"/>
+          <w:numId w:val="28"/>
+        </w:numPr>
+      </w:pPr>
+      <w:r>
+        <w:rPr>
+          <w:b/>
+          <w:bCs/>
+        </w:rPr>
+        <w:t>Su agenda, no la de todos:</w:t>
+      </w:r>
+      <w:r>
+        <w:t xml:space="preserve"> </w:t>
+      </w:r>
+      <w:r>
+        <w:t>antes mostraba las citas de todos los veterinarios, lo que incumplía el criterio de HU-18.</w:t>
+      </w:r>
+    </w:p>
+    <w:p>
+      <w:pPr>
+        <w:pStyle w:val="Compact"/>
+        <w:numPr>
+          <w:ilvl w:val="0"/>
+          <w:numId w:val="28"/>
+        </w:numPr>
+      </w:pPr>
+      <w:r>
+        <w:rPr>
+          <w:b/>
+          <w:bCs/>
+        </w:rPr>
+        <w:t>Atenciones sin cerrar</w:t>
+      </w:r>
+      <w:r>
+        <w:t xml:space="preserve"> (RN-409) y </w:t>
+      </w:r>
+      <w:r>
+        <w:rPr>
+          <w:b/>
+          <w:bCs/>
+        </w:rPr>
+        <w:t>vacunas y desparasitaciones de sus pacientes</w:t>
+      </w:r>
+      <w:r>
+        <w:t xml:space="preserve"> agrupadas por día, con enlace a la ficha.</w:t>
+      </w:r>
+    </w:p>
+    <w:p>
+      <w:pPr>
+        <w:pStyle w:val="FirstParagraph"/>
+      </w:pPr>
+      <w:r>
+        <w:rPr>
+          <w:b/>
+          <w:bCs/>
+        </w:rPr>
+        <w:t>Panel de inicio del administrador (HU-57, nueva)</w:t>
+      </w:r>
+    </w:p>
+    <w:p>
+      <w:pPr>
+        <w:pStyle w:val="Compact"/>
+        <w:numPr>
+          <w:ilvl w:val="0"/>
+          <w:numId w:val="29"/>
+        </w:numPr>
+      </w:pPr>
+      <w:r>
+        <w:t>Citas de hoy, atendidas, no asistidas y consultas del mes comparadas con el mismo periodo del mes anterior.</w:t>
+      </w:r>
+    </w:p>
+    <w:p>
+      <w:pPr>
+        <w:pStyle w:val="Compact"/>
+        <w:numPr>
+          <w:ilvl w:val="0"/>
+          <w:numId w:val="29"/>
+        </w:numPr>
+      </w:pPr>
+      <w:r>
+        <w:t>Carga del día por veterinario, citas de hoy con filtro por estado y pendientes de la operación: atenciones sin cerrar, citas pasadas sin marcar y citas por confirmar.</w:t>
+      </w:r>
+    </w:p>
+    <w:p>
+      <w:pPr>
+        <w:pStyle w:val="Compact"/>
+        <w:numPr>
+          <w:ilvl w:val="0"/>
+          <w:numId w:val="29"/>
+        </w:numPr>
+      </w:pPr>
+      <w:r>
+        <w:t>Una sola gráfica: asistencia de los últimos 6 meses.</w:t>
+      </w:r>
+    </w:p>
+    <w:p>
+      <w:pPr>
+        <w:pStyle w:val="FirstParagraph"/>
+      </w:pPr>
+      <w:r>
+        <w:rPr>
+          <w:b/>
+          <w:bCs/>
+        </w:rPr>
+        <w:t>Mi perfil (HU-42, HU-39)</w:t>
+      </w:r>
+    </w:p>
+    <w:p>
+      <w:pPr>
+        <w:pStyle w:val="Compact"/>
+        <w:numPr>
+          <w:ilvl w:val="0"/>
+          <w:numId w:val="30"/>
+        </w:numPr>
+      </w:pPr>
+      <w:r>
+        <w:rPr>
+          <w:b/>
+          <w:bCs/>
+        </w:rPr>
+        <w:t>Actividad reciente de la cuenta:</w:t>
+      </w:r>
+      <w:r>
+        <w:t xml:space="preserve"> accesos, intentos fallidos y cambios, con fecha e IP, y aviso si hubo intentos fallidos en los últimos 30 días.</w:t>
+      </w:r>
+    </w:p>
+    <w:p>
+      <w:pPr>
+        <w:pStyle w:val="Compact"/>
+        <w:numPr>
+          <w:ilvl w:val="0"/>
+          <w:numId w:val="30"/>
+        </w:numPr>
+      </w:pPr>
+      <w:r>
+        <w:t>La contraseña actual solo se pide si la cuenta ya tiene una; las creadas con Google ven «Crear contraseña».</w:t>
+      </w:r>
+    </w:p>
+    <w:p>
+      <w:pPr>
+        <w:pStyle w:val="Compact"/>
+        <w:numPr>
+          <w:ilvl w:val="0"/>
+          <w:numId w:val="30"/>
+        </w:numPr>
+      </w:pPr>
+      <w:r>
+        <w:t>Requisitos de la contraseña marcados al escribir y botón para ver lo escrito.</w:t>
+      </w:r>
+    </w:p>
+    <w:p>
+      <w:pPr>
+        <w:pStyle w:val="Compact"/>
+        <w:numPr>
+          <w:ilvl w:val="0"/>
+          <w:numId w:val="30"/>
+        </w:numPr>
+      </w:pPr>
+      <w:r>
+        <w:t>El cambio de contraseña ahora queda en la auditoría, y el registro y el inicio de sesión con Google vuelven a registrarse: usaban una acción fuera del catálogo y la base los rechazaba.</w:t>
+      </w:r>
+    </w:p>
+    <w:p>
+      <w:pPr>
+        <w:pStyle w:val="FirstParagraph"/>
+      </w:pPr>
+      <w:r>
+        <w:rPr>
+          <w:b/>
+          <w:bCs/>
+        </w:rPr>
+        <w:t>Configuración de horarios (HU-43)</w:t>
+      </w:r>
+    </w:p>
+    <w:p>
+      <w:pPr>
+        <w:pStyle w:val="Compact"/>
+        <w:numPr>
+          <w:ilvl w:val="0"/>
+          <w:numId w:val="31"/>
+        </w:numPr>
+      </w:pPr>
+      <w:r>
         <w:lastRenderedPageBreak/>
-        <w:t>Los códigos se encuentran por su número.</w:t>
+        <w:t>Una fila por día con sus bloques, las horas de cada día y un resumen de la semana; los días cerrados se leen «Cerrado».</w:t>
+      </w:r>
+    </w:p>
+    <w:p>
+      <w:pPr>
+        <w:pStyle w:val="Compact"/>
+        <w:numPr>
+          <w:ilvl w:val="0"/>
+          <w:numId w:val="31"/>
+        </w:numPr>
+      </w:pPr>
+      <w:r>
+        <w:t>Se corrigió el guardado: un día cerrado ya no envía bloques activos, que rompían la restricción</w:t>
       </w:r>
       <w:r>
         <w:t xml:space="preserve"> </w:t>
@@ -3080,7 +5069,121 @@
         <w:rPr>
           <w:rStyle w:val="VerbatimChar"/>
         </w:rPr>
-        <w:t>411</w:t>
+        <w:t>chk_afternoon</w:t>
+      </w:r>
+      <w:r>
+        <w:t xml:space="preserve"> de la base.</w:t>
+      </w:r>
+    </w:p>
+    <w:p>
+      <w:pPr>
+        <w:pStyle w:val="FirstParagraph"/>
+      </w:pPr>
+      <w:r>
+        <w:rPr>
+          <w:b/>
+          <w:bCs/>
+        </w:rPr>
+        <w:t>Correcciones y limpieza</w:t>
+      </w:r>
+    </w:p>
+    <w:p>
+      <w:pPr>
+        <w:pStyle w:val="Compact"/>
+        <w:numPr>
+          <w:ilvl w:val="0"/>
+          <w:numId w:val="32"/>
+        </w:numPr>
+      </w:pPr>
+      <w:r>
+        <w:rPr>
+          <w:b/>
+          <w:bCs/>
+        </w:rPr>
+        <w:t>Sin datos de ejemplo:</w:t>
+      </w:r>
+      <w:r>
+        <w:t xml:space="preserve"> los paneles ya no inventan valores cuando no hay información, y el «hoy» usa la hora de la clínica y no la del servidor.</w:t>
+      </w:r>
+    </w:p>
+    <w:p>
+      <w:pPr>
+        <w:pStyle w:val="Compact"/>
+        <w:numPr>
+          <w:ilvl w:val="0"/>
+          <w:numId w:val="32"/>
+        </w:numPr>
+      </w:pPr>
+      <w:r>
+        <w:rPr>
+          <w:b/>
+          <w:bCs/>
+        </w:rPr>
+        <w:t>Módulo de reportes eliminado</w:t>
+      </w:r>
+      <w:r>
+        <w:t xml:space="preserve"> (HU-16 retirada), junto con 14 rutas, 4 vistas y 9 métodos de controlador que ninguna pantalla usaba.</w:t>
+      </w:r>
+    </w:p>
+    <w:p>
+      <w:pPr>
+        <w:pStyle w:val="Compact"/>
+        <w:numPr>
+          <w:ilvl w:val="0"/>
+          <w:numId w:val="32"/>
+        </w:numPr>
+      </w:pPr>
+      <w:r>
+        <w:rPr>
+          <w:b/>
+          <w:bCs/>
+        </w:rPr>
+        <w:t>Interfaz:</w:t>
+      </w:r>
+      <w:r>
+        <w:t xml:space="preserve"> los títulos de la cabecera quedaron alineados con el contenido y desapareció la barra de scroll que parpadeaba al cargar cada módulo.</w:t>
+      </w:r>
+    </w:p>
+    <w:p>
+      <w:pPr>
+        <w:pStyle w:val="Compact"/>
+        <w:numPr>
+          <w:ilvl w:val="0"/>
+          <w:numId w:val="32"/>
+        </w:numPr>
+      </w:pPr>
+      <w:r>
+        <w:t>El CSS y el JS de las pantallas rediseñadas salieron de las vistas a sus propios archivos.</w:t>
+      </w:r>
+    </w:p>
+    <w:p>
+      <w:pPr>
+        <w:pStyle w:val="FirstParagraph"/>
+      </w:pPr>
+      <w:r>
+        <w:rPr>
+          <w:b/>
+          <w:bCs/>
+        </w:rPr>
+        <w:t>Pruebas</w:t>
+      </w:r>
+    </w:p>
+    <w:p>
+      <w:pPr>
+        <w:pStyle w:val="Compact"/>
+        <w:numPr>
+          <w:ilvl w:val="0"/>
+          <w:numId w:val="33"/>
+        </w:numPr>
+      </w:pPr>
+      <w:r>
+        <w:t xml:space="preserve">Cuatro suites nuevas: </w:t>
+      </w:r>
+      <w:r>
+        <w:rPr>
+          <w:rStyle w:val="VerbatimChar"/>
+        </w:rPr>
+        <w:t>ResumenPanelTest</w:t>
       </w:r>
       <w:r>
         <w:t xml:space="preserve">, </w:t>
@@ -3089,37 +5192,175 @@
         <w:rPr>
           <w:rStyle w:val="VerbatimChar"/>
         </w:rPr>
-        <w:t>RN-411</w:t>
-      </w:r>
-      <w:r>
-        <w:t xml:space="preserve"> o </w:t>
-      </w:r>
-      <w:r>
-        <w:rPr>
-          <w:rStyle w:val="VerbatimChar"/>
-        </w:rPr>
-        <w:t>HU-4.13</w:t>
+        <w:t>PanelTest</w:t>
+      </w:r>
+      <w:r>
+        <w:t xml:space="preserve">, </w:t>
+      </w:r>
+      <w:r>
+        <w:rPr>
+          <w:rStyle w:val="VerbatimChar"/>
+        </w:rPr>
+        <w:t>ActividadCuentaTest</w:t>
+      </w:r>
+      <w:r>
+        <w:t xml:space="preserve"> y </w:t>
+      </w:r>
+      <w:r>
+        <w:rPr>
+          <w:rStyle w:val="VerbatimChar"/>
+        </w:rPr>
+        <w:t>ActividadCuentaAuditoriaTest</w:t>
+      </w:r>
+      <w:r>
+        <w:t>.</w:t>
+      </w:r>
+    </w:p>
+    <w:p>
+      <w:pPr>
+        <w:pStyle w:val="Ttulo2"/>
+      </w:pPr>
+      <w:bookmarkStart w:id="16" w:name="_3f2d6ec490c6fdb3bf5d23b932194d2e7c03daa"/>
+      <w:bookmarkStart w:id="17" w:name="_Toc242658505"/>
+      <w:bookmarkEnd w:id="14"/>
+      <w:r>
+        <w:t>Versión 1.9.0</w:t>
+      </w:r>
+      <w:bookmarkEnd w:id="17"/>
+    </w:p>
+    <w:p>
+      <w:pPr>
+        <w:pStyle w:val="FirstParagraph"/>
+      </w:pPr>
+      <w:r>
+        <w:t>Auditoría de cierre de los módulos de acceso, mascotas e historia clínica, y nueva pantalla de atención de citas para el veterinario.</w:t>
+      </w:r>
+    </w:p>
+    <w:p>
+      <w:pPr>
+        <w:pStyle w:val="Textoindependiente"/>
+      </w:pPr>
+      <w:r>
+        <w:rPr>
+          <w:b/>
+          <w:bCs/>
+        </w:rPr>
+        <w:t>Seguridad</w:t>
+      </w:r>
+    </w:p>
+    <w:p>
+      <w:pPr>
+        <w:pStyle w:val="Compact"/>
+        <w:numPr>
+          <w:ilvl w:val="0"/>
+          <w:numId w:val="34"/>
+        </w:numPr>
+      </w:pPr>
+      <w:r>
+        <w:rPr>
+          <w:b/>
+          <w:bCs/>
+        </w:rPr>
+        <w:t>Aislamiento de datos por usuario:</w:t>
       </w:r>
       <w:r>
         <w:t xml:space="preserve"> </w:t>
       </w:r>
       <w:r>
-        <w:t>llevan primero a la sección que define el código y después a las que lo citan. Los números ya no se aceptan con errores de tipeo (</w:t>
-      </w:r>
-      <w:r>
-        <w:rPr>
-          <w:rStyle w:val="VerbatimChar"/>
-        </w:rPr>
-        <w:t>411</w:t>
-      </w:r>
-      <w:r>
-        <w:t xml:space="preserve"> no trae </w:t>
-      </w:r>
-      <w:r>
-        <w:rPr>
-          <w:rStyle w:val="VerbatimChar"/>
-        </w:rPr>
-        <w:t>401</w:t>
+        <w:t>las notificaciones y los adjuntos clínicos verifican a quién pertenecen. Antes cualquier sesión podía marcar notificaciones ajenas o descargar adjuntos de otras mascotas.</w:t>
+      </w:r>
+    </w:p>
+    <w:p>
+      <w:pPr>
+        <w:pStyle w:val="Compact"/>
+        <w:numPr>
+          <w:ilvl w:val="0"/>
+          <w:numId w:val="34"/>
+        </w:numPr>
+      </w:pPr>
+      <w:r>
+        <w:rPr>
+          <w:b/>
+          <w:bCs/>
+        </w:rPr>
+        <w:t>Sesión reforzada:</w:t>
+      </w:r>
+      <w:r>
+        <w:t xml:space="preserve"> se regenera el identificador de sesión al autenticarse, la cookie usa </w:t>
+      </w:r>
+      <w:r>
+        <w:rPr>
+          <w:rStyle w:val="VerbatimChar"/>
+        </w:rPr>
+        <w:t>HttpOnly</w:t>
+      </w:r>
+      <w:r>
+        <w:t xml:space="preserve">, </w:t>
+      </w:r>
+      <w:r>
+        <w:rPr>
+          <w:rStyle w:val="VerbatimChar"/>
+        </w:rPr>
+        <w:t>SameSite</w:t>
+      </w:r>
+      <w:r>
+        <w:t xml:space="preserve"> y </w:t>
+      </w:r>
+      <w:r>
+        <w:rPr>
+          <w:rStyle w:val="VerbatimChar"/>
+        </w:rPr>
+        <w:t>Secure</w:t>
+      </w:r>
+      <w:r>
+        <w:t>, se envían cabeceras de seguridad HTTP y la cookie se elimina al cerrar sesión.</w:t>
+      </w:r>
+    </w:p>
+    <w:p>
+      <w:pPr>
+        <w:pStyle w:val="Compact"/>
+        <w:numPr>
+          <w:ilvl w:val="0"/>
+          <w:numId w:val="34"/>
+        </w:numPr>
+      </w:pPr>
+      <w:r>
+        <w:rPr>
+          <w:b/>
+          <w:bCs/>
+        </w:rPr>
+        <w:t>Contraseñas temporales obligatorias:</w:t>
+      </w:r>
+      <w:r>
+        <w:t xml:space="preserve"> </w:t>
+      </w:r>
+      <w:r>
+        <w:t>mientras no se cambie, una contraseña temporal solo da acceso al formulario de cambio. Los propietarios registrados por el personal reciben una temporal por correo en lugar de usar su número de documento.</w:t>
+      </w:r>
+    </w:p>
+    <w:p>
+      <w:pPr>
+        <w:pStyle w:val="Compact"/>
+        <w:numPr>
+          <w:ilvl w:val="0"/>
+          <w:numId w:val="34"/>
+        </w:numPr>
+      </w:pPr>
+      <w:r>
+        <w:rPr>
+          <w:b/>
+          <w:bCs/>
+        </w:rPr>
+        <w:t>Datos sensibles:</w:t>
+      </w:r>
+      <w:r>
+        <w:t xml:space="preserve"> el hash de la contraseña ya no llega al navegador, los errores técnicos no se muestran al cliente y la auditoría solo acepta la IP reenviada por proxies de confianza (</w:t>
+      </w:r>
+      <w:r>
+        <w:rPr>
+          <w:rStyle w:val="VerbatimChar"/>
+        </w:rPr>
+        <w:t>TRUSTED_PROXIES</w:t>
       </w:r>
       <w:r>
         <w:t>).</w:t>
@@ -3130,83 +5371,750 @@
         <w:pStyle w:val="Compact"/>
         <w:numPr>
           <w:ilvl w:val="0"/>
-          <w:numId w:val="9"/>
-        </w:numPr>
-      </w:pPr>
-      <w:r>
-        <w:rPr>
-          <w:b/>
-          <w:bCs/>
-        </w:rPr>
-        <w:t>Ninguna sección queda cortada.</w:t>
-      </w:r>
-      <w:r>
-        <w:t xml:space="preserve"> Las que pasan de 6000 bytes se parten en varios registros; antes se recortaban y el final de, por ejemplo, «3.2 Requisitos funcionales» del ERS no aparecía en la búsqueda.</w:t>
-      </w:r>
-    </w:p>
-    <w:p>
-      <w:pPr>
-        <w:pStyle w:val="Compact"/>
-        <w:numPr>
-          <w:ilvl w:val="0"/>
-          <w:numId w:val="9"/>
-        </w:numPr>
-      </w:pPr>
-      <w:r>
-        <w:rPr>
-          <w:b/>
-          <w:bCs/>
-        </w:rPr>
-        <w:t>Primero el documento abierto</w:t>
-      </w:r>
-      <w:r>
-        <w:t>, marcado «Esta página», y después los demás por relevancia.</w:t>
-      </w:r>
-    </w:p>
-    <w:p>
-      <w:pPr>
-        <w:pStyle w:val="Compact"/>
-        <w:numPr>
-          <w:ilvl w:val="0"/>
-          <w:numId w:val="9"/>
-        </w:numPr>
-      </w:pPr>
-      <w:r>
-        <w:rPr>
-          <w:b/>
-          <w:bCs/>
-        </w:rPr>
-        <w:t>Respaldo local mejorado:</w:t>
-      </w:r>
-      <w:r>
-        <w:t xml:space="preserve"> si Algolia no devuelve nada, se busca en los </w:t>
-      </w:r>
-      <w:r>
-        <w:rPr>
-          <w:rStyle w:val="VerbatimChar"/>
-        </w:rPr>
-        <w:t>.md</w:t>
-      </w:r>
-      <w:r>
-        <w:t xml:space="preserve"> actuales, sin importar tildes y enlazando a la sección donde está la coincidencia.</w:t>
-      </w:r>
-    </w:p>
-    <w:p>
-      <w:pPr>
-        <w:pStyle w:val="Compact"/>
-        <w:numPr>
-          <w:ilvl w:val="0"/>
-          <w:numId w:val="9"/>
-        </w:numPr>
-      </w:pPr>
-      <w:r>
-        <w:t xml:space="preserve">Plan en </w:t>
-      </w:r>
-      <w:r>
-        <w:rPr>
-          <w:rStyle w:val="VerbatimChar"/>
-        </w:rPr>
-        <w:t>specs/buscador-documentacion.md</w:t>
+          <w:numId w:val="34"/>
+        </w:numPr>
+      </w:pPr>
+      <w:r>
+        <w:rPr>
+          <w:b/>
+          <w:bCs/>
+        </w:rPr>
+        <w:t>Subida de archivos:</w:t>
+      </w:r>
+      <w:r>
+        <w:t xml:space="preserve"> </w:t>
+      </w:r>
+      <w:r>
+        <w:t>fotos y adjuntos se validan por su contenido y no por la extensión, y el nombre del archivo lo genera el servidor.</w:t>
+      </w:r>
+    </w:p>
+    <w:p>
+      <w:pPr>
+        <w:pStyle w:val="Compact"/>
+        <w:numPr>
+          <w:ilvl w:val="0"/>
+          <w:numId w:val="34"/>
+        </w:numPr>
+      </w:pPr>
+      <w:r>
+        <w:rPr>
+          <w:b/>
+          <w:bCs/>
+        </w:rPr>
+        <w:t>Autorización cerrada por defecto:</w:t>
+      </w:r>
+      <w:r>
+        <w:t xml:space="preserve"> se deniega cualquier acción que no figure en la matriz de roles.</w:t>
+      </w:r>
+    </w:p>
+    <w:p>
+      <w:pPr>
+        <w:pStyle w:val="FirstParagraph"/>
+      </w:pPr>
+      <w:r>
+        <w:rPr>
+          <w:b/>
+          <w:bCs/>
+        </w:rPr>
+        <w:t>Acceso y perfil</w:t>
+      </w:r>
+    </w:p>
+    <w:p>
+      <w:pPr>
+        <w:pStyle w:val="Compact"/>
+        <w:numPr>
+          <w:ilvl w:val="0"/>
+          <w:numId w:val="35"/>
+        </w:numPr>
+      </w:pPr>
+      <w:r>
+        <w:rPr>
+          <w:b/>
+          <w:bCs/>
+        </w:rPr>
+        <w:lastRenderedPageBreak/>
+        <w:t>Perfil propio para los cuatro roles (HU-42):</w:t>
+      </w:r>
+      <w:r>
+        <w:t xml:space="preserve"> administrador, veterinario y recepcionista pueden consultar y editar sus datos de contacto y cambiar su contraseña.</w:t>
+      </w:r>
+    </w:p>
+    <w:p>
+      <w:pPr>
+        <w:pStyle w:val="Compact"/>
+        <w:numPr>
+          <w:ilvl w:val="0"/>
+          <w:numId w:val="35"/>
+        </w:numPr>
+      </w:pPr>
+      <w:r>
+        <w:rPr>
+          <w:b/>
+          <w:bCs/>
+        </w:rPr>
+        <w:t>Notificaciones (HU-45):</w:t>
+      </w:r>
+      <w:r>
+        <w:t xml:space="preserve"> botón para marcar todas como leídas en los paneles internos.</w:t>
+      </w:r>
+    </w:p>
+    <w:p>
+      <w:pPr>
+        <w:pStyle w:val="Compact"/>
+        <w:numPr>
+          <w:ilvl w:val="0"/>
+          <w:numId w:val="35"/>
+        </w:numPr>
+      </w:pPr>
+      <w:r>
+        <w:rPr>
+          <w:b/>
+          <w:bCs/>
+        </w:rPr>
+        <w:t>Restablecimiento de contraseña (HU-54):</w:t>
+      </w:r>
+      <w:r>
+        <w:t xml:space="preserve"> el administrador puede generar una contraseña temporal para un usuario, que se envía por correo.</w:t>
+      </w:r>
+    </w:p>
+    <w:p>
+      <w:pPr>
+        <w:pStyle w:val="Compact"/>
+        <w:numPr>
+          <w:ilvl w:val="0"/>
+          <w:numId w:val="35"/>
+        </w:numPr>
+      </w:pPr>
+      <w:r>
+        <w:rPr>
+          <w:b/>
+          <w:bCs/>
+        </w:rPr>
+        <w:t>Mi perfil en el menú lateral:</w:t>
+      </w:r>
+      <w:r>
+        <w:t xml:space="preserve"> el personal entra a su perfil desde el menú o desde su nombre en la cabecera, que ya no despliega una lista. El logo del menú usa el ícono azul de la marca.</w:t>
+      </w:r>
+    </w:p>
+    <w:p>
+      <w:pPr>
+        <w:pStyle w:val="Compact"/>
+        <w:numPr>
+          <w:ilvl w:val="0"/>
+          <w:numId w:val="35"/>
+        </w:numPr>
+      </w:pPr>
+      <w:r>
+        <w:rPr>
+          <w:b/>
+          <w:bCs/>
+        </w:rPr>
+        <w:t>Contraseña actual al cambiarla:</w:t>
+      </w:r>
+      <w:r>
+        <w:t xml:space="preserve"> se exige siempre que la cuenta tenga una contraseña conocida (</w:t>
+      </w:r>
+      <w:r>
+        <w:rPr>
+          <w:rStyle w:val="VerbatimChar"/>
+        </w:rPr>
+        <w:t>password_definida</w:t>
+      </w:r>
+      <w:r>
+        <w:t>). Las cuentas creadas con Google no la tienen, así que definen la primera sin ese paso.</w:t>
+      </w:r>
+    </w:p>
+    <w:p>
+      <w:pPr>
+        <w:pStyle w:val="Compact"/>
+        <w:numPr>
+          <w:ilvl w:val="0"/>
+          <w:numId w:val="35"/>
+        </w:numPr>
+      </w:pPr>
+      <w:r>
+        <w:rPr>
+          <w:b/>
+          <w:bCs/>
+        </w:rPr>
+        <w:t>Correcciones:</w:t>
+      </w:r>
+      <w:r>
+        <w:t xml:space="preserve"> cerrar sesión lleva al inicio de sesión en lugar de la landing page, y el interruptor para activar o desactivar colaboradores del panel de personal vuelve a funcionar. El registro y el inicio de sesión con Google vuelven a quedar en la auditoría, que los rechazaba por usar una acción fuera de su catálogo.</w:t>
+      </w:r>
+    </w:p>
+    <w:p>
+      <w:pPr>
+        <w:pStyle w:val="FirstParagraph"/>
+      </w:pPr>
+      <w:r>
+        <w:rPr>
+          <w:b/>
+          <w:bCs/>
+        </w:rPr>
+        <w:t>Mascotas y propietarios</w:t>
+      </w:r>
+    </w:p>
+    <w:p>
+      <w:pPr>
+        <w:pStyle w:val="Compact"/>
+        <w:numPr>
+          <w:ilvl w:val="0"/>
+          <w:numId w:val="36"/>
+        </w:numPr>
+      </w:pPr>
+      <w:r>
+        <w:rPr>
+          <w:b/>
+          <w:bCs/>
+        </w:rPr>
+        <w:t>Validación en el servidor:</w:t>
+      </w:r>
+      <w:r>
+        <w:t xml:space="preserve"> </w:t>
+      </w:r>
+      <w:r>
+        <w:t>documentos y correos únicos, los siete campos obligatorios de la mascota y la raza acorde a la especie (RN-106).</w:t>
+      </w:r>
+    </w:p>
+    <w:p>
+      <w:pPr>
+        <w:pStyle w:val="Compact"/>
+        <w:numPr>
+          <w:ilvl w:val="0"/>
+          <w:numId w:val="36"/>
+        </w:numPr>
+      </w:pPr>
+      <w:r>
+        <w:rPr>
+          <w:b/>
+          <w:bCs/>
+        </w:rPr>
+        <w:t>Integridad:</w:t>
+      </w:r>
+      <w:r>
+        <w:t xml:space="preserve"> el registro y la edición se hacen en una transacción, la auditoría cubre todos los campos de la ficha (incluido el cambio de propietario) y ya no se crean razas duplicadas.</w:t>
+      </w:r>
+    </w:p>
+    <w:p>
+      <w:pPr>
+        <w:pStyle w:val="Compact"/>
+        <w:numPr>
+          <w:ilvl w:val="0"/>
+          <w:numId w:val="36"/>
+        </w:numPr>
+      </w:pPr>
+      <w:r>
+        <w:rPr>
+          <w:b/>
+          <w:bCs/>
+        </w:rPr>
+        <w:t>Carrusel de mascotas:</w:t>
+      </w:r>
+      <w:r>
+        <w:t xml:space="preserve"> cuando un propietario tiene muchas mascotas, sus tarjetas se recorren con flechas en lugar de salirse del contenedor.</w:t>
+      </w:r>
+    </w:p>
+    <w:p>
+      <w:pPr>
+        <w:pStyle w:val="FirstParagraph"/>
+      </w:pPr>
+      <w:r>
+        <w:rPr>
+          <w:b/>
+          <w:bCs/>
+        </w:rPr>
+        <w:t>Historia clínica</w:t>
+      </w:r>
+    </w:p>
+    <w:p>
+      <w:pPr>
+        <w:pStyle w:val="Compact"/>
+        <w:numPr>
+          <w:ilvl w:val="0"/>
+          <w:numId w:val="37"/>
+        </w:numPr>
+      </w:pPr>
+      <w:r>
+        <w:rPr>
+          <w:b/>
+          <w:bCs/>
+        </w:rPr>
+        <w:t>Registro atómico (HU-34):</w:t>
+      </w:r>
+      <w:r>
+        <w:t xml:space="preserve"> </w:t>
+      </w:r>
+      <w:r>
+        <w:t>consulta, número de historia clínica, adjuntos y tratamientos se guardan juntos o no se guarda nada. Los adjuntos rechazados se informan uno por uno.</w:t>
+      </w:r>
+    </w:p>
+    <w:p>
+      <w:pPr>
+        <w:pStyle w:val="Compact"/>
+        <w:numPr>
+          <w:ilvl w:val="0"/>
+          <w:numId w:val="37"/>
+        </w:numPr>
+      </w:pPr>
+      <w:r>
+        <w:rPr>
+          <w:b/>
+          <w:bCs/>
+        </w:rPr>
+        <w:t>Adjuntos:</w:t>
+      </w:r>
+      <w:r>
+        <w:t xml:space="preserve"> se corrigió la apertura de los adjuntos clínicos, que no funcionaba ni en el área del veterinario ni en el portal.</w:t>
+      </w:r>
+    </w:p>
+    <w:p>
+      <w:pPr>
+        <w:pStyle w:val="Compact"/>
+        <w:numPr>
+          <w:ilvl w:val="0"/>
+          <w:numId w:val="37"/>
+        </w:numPr>
+      </w:pPr>
+      <w:r>
+        <w:rPr>
+          <w:b/>
+          <w:bCs/>
+        </w:rPr>
+        <w:t>Atención sin cita (HU-56):</w:t>
+      </w:r>
+      <w:r>
+        <w:t xml:space="preserve"> registro de consultas de urgencia desde Consultas Médicas, identificadas en el listado con la etiqueta «Sin cita».</w:t>
+      </w:r>
+    </w:p>
+    <w:p>
+      <w:pPr>
+        <w:pStyle w:val="Compact"/>
+        <w:numPr>
+          <w:ilvl w:val="0"/>
+          <w:numId w:val="37"/>
+        </w:numPr>
+      </w:pPr>
+      <w:r>
+        <w:rPr>
+          <w:b/>
+          <w:bCs/>
+        </w:rPr>
+        <w:t>Consulta:</w:t>
+      </w:r>
+      <w:r>
+        <w:t xml:space="preserve"> </w:t>
+      </w:r>
+      <w:r>
+        <w:t>se guardan la frecuencia respiratoria y las observaciones, y el historial carga con un número fijo de consultas SQL sin importar cuántas entradas tenga.</w:t>
+      </w:r>
+    </w:p>
+    <w:p>
+      <w:pPr>
+        <w:pStyle w:val="FirstParagraph"/>
+      </w:pPr>
+      <w:r>
+        <w:rPr>
+          <w:b/>
+          <w:bCs/>
+        </w:rPr>
+        <w:t>Pantalla de atención de la cita</w:t>
+      </w:r>
+    </w:p>
+    <w:p>
+      <w:pPr>
+        <w:pStyle w:val="Compact"/>
+        <w:numPr>
+          <w:ilvl w:val="0"/>
+          <w:numId w:val="38"/>
+        </w:numPr>
+      </w:pPr>
+      <w:r>
+        <w:rPr>
+          <w:b/>
+          <w:bCs/>
+        </w:rPr>
+        <w:t>Rediseño:</w:t>
+      </w:r>
+      <w:r>
+        <w:t xml:space="preserve"> vista sin scroll organizada en pestañas (Consulta, Vacuna, Desparasitación e Historial). El botón «Finalizar atención» guarda la consulta y completa la cita en un solo paso.</w:t>
+      </w:r>
+    </w:p>
+    <w:p>
+      <w:pPr>
+        <w:pStyle w:val="Compact"/>
+        <w:numPr>
+          <w:ilvl w:val="0"/>
+          <w:numId w:val="38"/>
+        </w:numPr>
+      </w:pPr>
+      <w:r>
+        <w:rPr>
+          <w:b/>
+          <w:bCs/>
+        </w:rPr>
+        <w:t>Resumen clínico:</w:t>
+      </w:r>
+      <w:r>
+        <w:t xml:space="preserve"> última consulta, último peso, edad y vacunas o desparasitaciones vencidas o próximas a vencer.</w:t>
+      </w:r>
+    </w:p>
+    <w:p>
+      <w:pPr>
+        <w:pStyle w:val="Compact"/>
+        <w:numPr>
+          <w:ilvl w:val="0"/>
+          <w:numId w:val="38"/>
+        </w:numPr>
+      </w:pPr>
+      <w:r>
+        <w:rPr>
+          <w:b/>
+          <w:bCs/>
+        </w:rPr>
+        <w:lastRenderedPageBreak/>
+        <w:t>Estado «en curso»:</w:t>
+      </w:r>
+      <w:r>
+        <w:t xml:space="preserve"> </w:t>
+      </w:r>
+      <w:r>
+        <w:t>se corrigió este estado de las citas, que no existía en la base de datos y hacía desaparecer la cita de la agenda al iniciar la atención.</w:t>
+      </w:r>
+    </w:p>
+    <w:p>
+      <w:pPr>
+        <w:pStyle w:val="FirstParagraph"/>
+      </w:pPr>
+      <w:r>
+        <w:rPr>
+          <w:b/>
+          <w:bCs/>
+        </w:rPr>
+        <w:t>Agenda de citas</w:t>
+      </w:r>
+    </w:p>
+    <w:p>
+      <w:pPr>
+        <w:pStyle w:val="Compact"/>
+        <w:numPr>
+          <w:ilvl w:val="0"/>
+          <w:numId w:val="39"/>
+        </w:numPr>
+      </w:pPr>
+      <w:r>
+        <w:rPr>
+          <w:b/>
+          <w:bCs/>
+        </w:rPr>
+        <w:t>Flujo de atención (RN-406, RN-407):</w:t>
+      </w:r>
+      <w:r>
+        <w:t xml:space="preserve"> solo el veterinario asignado inicia la atención, el día de la cita y desde 15 minutos antes de su hora. La cita se completa al guardar su consulta, en la misma transacción, así que ya no existen citas completadas sin consulta. Una atención iniciada se retoma con «Continuar atención», aunque sea de un día anterior.</w:t>
+      </w:r>
+    </w:p>
+    <w:p>
+      <w:pPr>
+        <w:pStyle w:val="Compact"/>
+        <w:numPr>
+          <w:ilvl w:val="0"/>
+          <w:numId w:val="39"/>
+        </w:numPr>
+      </w:pPr>
+      <w:r>
+        <w:rPr>
+          <w:b/>
+          <w:bCs/>
+        </w:rPr>
+        <w:t>Atenciones sin cerrar (RN-409, HU-45):</w:t>
+      </w:r>
+      <w:r>
+        <w:t xml:space="preserve"> 10 minutos después de la hora de fin, si la atención sigue abierta, el veterinario recibe un aviso en la campana y por correo. Al terminar el día la cita pasa a «Sin cerrar». La revisión corre al cargar el calendario y con </w:t>
+      </w:r>
+      <w:r>
+        <w:rPr>
+          <w:rStyle w:val="VerbatimChar"/>
+        </w:rPr>
+        <w:t>scripts/vigilar_atenciones.php</w:t>
+      </w:r>
+      <w:r>
+        <w:t xml:space="preserve"> cada 5 minutos.</w:t>
+      </w:r>
+    </w:p>
+    <w:p>
+      <w:pPr>
+        <w:pStyle w:val="Compact"/>
+        <w:numPr>
+          <w:ilvl w:val="0"/>
+          <w:numId w:val="39"/>
+        </w:numPr>
+      </w:pPr>
+      <w:r>
+        <w:rPr>
+          <w:b/>
+          <w:bCs/>
+        </w:rPr>
+        <w:t>Cerrar sin consulta (RN-410):</w:t>
+      </w:r>
+      <w:r>
+        <w:t xml:space="preserve"> el veterinario puede cerrar una atención iniciada por error indicando el motivo. La cita queda «Cerrada sin consulta», el motivo se audita y el horario se libera.</w:t>
+      </w:r>
+    </w:p>
+    <w:p>
+      <w:pPr>
+        <w:pStyle w:val="Compact"/>
+        <w:numPr>
+          <w:ilvl w:val="0"/>
+          <w:numId w:val="39"/>
+        </w:numPr>
+      </w:pPr>
+      <w:r>
+        <w:rPr>
+          <w:b/>
+          <w:bCs/>
+        </w:rPr>
+        <w:t>Horario liberado:</w:t>
+      </w:r>
+      <w:r>
+        <w:t xml:space="preserve"> una cita cancelada, no asistida o cerrada sin consulta ya no bloquea su horario. Antes agendar en ese horario respondía «Error de conexión».</w:t>
+      </w:r>
+    </w:p>
+    <w:p>
+      <w:pPr>
+        <w:pStyle w:val="Compact"/>
+        <w:numPr>
+          <w:ilvl w:val="0"/>
+          <w:numId w:val="39"/>
+        </w:numPr>
+      </w:pPr>
+      <w:r>
+        <w:rPr>
+          <w:b/>
+          <w:bCs/>
+        </w:rPr>
+        <w:t>Estado «No asistió» (HU-29):</w:t>
+      </w:r>
+      <w:r>
+        <w:t xml:space="preserve"> el veterinario lo marca cuando la hora de la cita ya pasó, y el espacio queda libre en la agenda.</w:t>
+      </w:r>
+    </w:p>
+    <w:p>
+      <w:pPr>
+        <w:pStyle w:val="Compact"/>
+        <w:numPr>
+          <w:ilvl w:val="0"/>
+          <w:numId w:val="39"/>
+        </w:numPr>
+      </w:pPr>
+      <w:r>
+        <w:rPr>
+          <w:b/>
+          <w:bCs/>
+        </w:rPr>
+        <w:t>Hora real de atención (HU-27):</w:t>
+      </w:r>
+      <w:r>
+        <w:t xml:space="preserve"> se registra la hora real de inicio y de fin de cada atención.</w:t>
+      </w:r>
+    </w:p>
+    <w:p>
+      <w:pPr>
+        <w:pStyle w:val="Compact"/>
+        <w:numPr>
+          <w:ilvl w:val="0"/>
+          <w:numId w:val="39"/>
+        </w:numPr>
+      </w:pPr>
+      <w:r>
+        <w:rPr>
+          <w:b/>
+          <w:bCs/>
+        </w:rPr>
+        <w:t>Reglas de cancelación y reprogramación:</w:t>
+      </w:r>
+      <w:r>
+        <w:t xml:space="preserve"> </w:t>
+      </w:r>
+      <w:r>
+        <w:t>solo aplican a citas pendientes o confirmadas, y la reprogramación no admite un momento pasado. El veterinario puede reprogramar sus citas, lo que antes el servidor le negaba. El administrador puede reasignar el veterinario. Confirmar una cita cancelada ya no la reactiva.</w:t>
+      </w:r>
+    </w:p>
+    <w:p>
+      <w:pPr>
+        <w:pStyle w:val="Compact"/>
+        <w:numPr>
+          <w:ilvl w:val="0"/>
+          <w:numId w:val="39"/>
+        </w:numPr>
+      </w:pPr>
+      <w:r>
+        <w:rPr>
+          <w:b/>
+          <w:bCs/>
+        </w:rPr>
+        <w:t>Agendamiento:</w:t>
+      </w:r>
+      <w:r>
+        <w:t xml:space="preserve"> se rechazan las fechas pasadas y los formatos inválidos, y el propietario solo puede agendar citas para sus propias mascotas.</w:t>
+      </w:r>
+    </w:p>
+    <w:p>
+      <w:pPr>
+        <w:pStyle w:val="Compact"/>
+        <w:numPr>
+          <w:ilvl w:val="0"/>
+          <w:numId w:val="39"/>
+        </w:numPr>
+      </w:pPr>
+      <w:r>
+        <w:rPr>
+          <w:b/>
+          <w:bCs/>
+        </w:rPr>
+        <w:t>Portal del propietario:</w:t>
+      </w:r>
+      <w:r>
+        <w:t xml:space="preserve"> </w:t>
+      </w:r>
+      <w:r>
+        <w:t>sus citas activas vuelven a mostrarse como «Activa» con la opción de cancelar. El portal buscaba un estado «programada» que no existe en la base de datos.</w:t>
+      </w:r>
+    </w:p>
+    <w:p>
+      <w:pPr>
+        <w:pStyle w:val="Compact"/>
+        <w:numPr>
+          <w:ilvl w:val="0"/>
+          <w:numId w:val="39"/>
+        </w:numPr>
+      </w:pPr>
+      <w:r>
+        <w:rPr>
+          <w:b/>
+          <w:bCs/>
+        </w:rPr>
+        <w:t>Calendario:</w:t>
+      </w:r>
+      <w:r>
+        <w:t xml:space="preserve"> un solo panel de detalle con las mismas reglas del servidor. Se eliminaron un segundo panel que fallaba al abrirse y cuatro métodos del controlador que no tenían ruta.</w:t>
+      </w:r>
+    </w:p>
+    <w:p>
+      <w:pPr>
+        <w:pStyle w:val="Compact"/>
+        <w:numPr>
+          <w:ilvl w:val="0"/>
+          <w:numId w:val="39"/>
+        </w:numPr>
+      </w:pPr>
+      <w:r>
+        <w:rPr>
+          <w:b/>
+          <w:bCs/>
+        </w:rPr>
+        <w:t>Rediseño del calendario:</w:t>
+      </w:r>
+      <w:r>
+        <w:t xml:space="preserve"> </w:t>
+      </w:r>
+      <w:r>
+        <w:t>se marcan el día actual y los días pasados, el panel lateral tiene dos estados (lista del día y detalle de la cita), los colores de estado salen de una sola fuente y el modal «Agendar cita» cabe sin scroll. Se quitó el botón de imprimir, que no hacía nada.</w:t>
+      </w:r>
+    </w:p>
+    <w:p>
+      <w:pPr>
+        <w:pStyle w:val="FirstParagraph"/>
+      </w:pPr>
+      <w:r>
+        <w:rPr>
+          <w:b/>
+          <w:bCs/>
+        </w:rPr>
+        <w:t>Notificaciones</w:t>
+      </w:r>
+    </w:p>
+    <w:p>
+      <w:pPr>
+        <w:pStyle w:val="Compact"/>
+        <w:numPr>
+          <w:ilvl w:val="0"/>
+          <w:numId w:val="40"/>
+        </w:numPr>
+      </w:pPr>
+      <w:r>
+        <w:rPr>
+          <w:b/>
+          <w:bCs/>
+        </w:rPr>
+        <w:t>Vigencia de las notificaciones:</w:t>
+      </w:r>
+      <w:r>
+        <w:t xml:space="preserve"> las de citas caducan a la hora de la cita y se retiran al cancelarla, reprogramarla o atenderla.</w:t>
+      </w:r>
+    </w:p>
+    <w:p>
+      <w:pPr>
+        <w:pStyle w:val="Compact"/>
+        <w:numPr>
+          <w:ilvl w:val="0"/>
+          <w:numId w:val="40"/>
+        </w:numPr>
+      </w:pPr>
+      <w:r>
+        <w:rPr>
+          <w:b/>
+          <w:bCs/>
+        </w:rPr>
+        <w:t>Confirmación de citas:</w:t>
+      </w:r>
+      <w:r>
+        <w:t xml:space="preserve"> el calendario ya no se queda cargando mientras se envía el correo.</w:t>
+      </w:r>
+    </w:p>
+    <w:p>
+      <w:pPr>
+        <w:pStyle w:val="FirstParagraph"/>
+      </w:pPr>
+      <w:r>
+        <w:rPr>
+          <w:b/>
+          <w:bCs/>
+        </w:rPr>
+        <w:t>Interfaz</w:t>
+      </w:r>
+    </w:p>
+    <w:p>
+      <w:pPr>
+        <w:pStyle w:val="Compact"/>
+        <w:numPr>
+          <w:ilvl w:val="0"/>
+          <w:numId w:val="41"/>
+        </w:numPr>
+      </w:pPr>
+      <w:r>
+        <w:rPr>
+          <w:b/>
+          <w:bCs/>
+        </w:rPr>
+        <w:t>Avisos unificados:</w:t>
+      </w:r>
+      <w:r>
+        <w:t xml:space="preserve"> SweetAlert2 reemplaza los </w:t>
+      </w:r>
+      <w:r>
+        <w:rPr>
+          <w:rStyle w:val="VerbatimChar"/>
+        </w:rPr>
+        <w:t>alert()</w:t>
+      </w:r>
+      <w:r>
+        <w:t xml:space="preserve"> nativos en los cuatro paneles, a través de </w:t>
+      </w:r>
+      <w:r>
+        <w:rPr>
+          <w:rStyle w:val="VerbatimChar"/>
+        </w:rPr>
+        <w:t>public/js/avisos.js</w:t>
       </w:r>
       <w:r>
         <w:t>.</w:t>
@@ -3214,6 +6122,26 @@
     </w:p>
     <w:p>
       <w:pPr>
+        <w:pStyle w:val="Compact"/>
+        <w:numPr>
+          <w:ilvl w:val="0"/>
+          <w:numId w:val="41"/>
+        </w:numPr>
+      </w:pPr>
+      <w:r>
+        <w:rPr>
+          <w:b/>
+          <w:bCs/>
+        </w:rPr>
+        <w:lastRenderedPageBreak/>
+        <w:t>Imagen por defecto:</w:t>
+      </w:r>
+      <w:r>
+        <w:t xml:space="preserve"> las mascotas sin foto muestran una imagen local.</w:t>
+      </w:r>
+    </w:p>
+    <w:p>
+      <w:pPr>
         <w:pStyle w:val="FirstParagraph"/>
       </w:pPr>
       <w:r>
@@ -3221,34 +6149,50 @@
           <w:b/>
           <w:bCs/>
         </w:rPr>
-        <w:t>Enlaces entre documentos</w:t>
-      </w:r>
-    </w:p>
-    <w:p>
-      <w:pPr>
-        <w:pStyle w:val="Compact"/>
-        <w:numPr>
-          <w:ilvl w:val="0"/>
-          <w:numId w:val="10"/>
-        </w:numPr>
-      </w:pPr>
-      <w:r>
-        <w:t>Un enlace a otro documento (</w:t>
-      </w:r>
-      <w:r>
-        <w:rPr>
-          <w:rStyle w:val="VerbatimChar"/>
-        </w:rPr>
-        <w:t>ERS.md#…</w:t>
-      </w:r>
-      <w:r>
-        <w:t xml:space="preserve">) abre ese documento en el portal y baja a la sección, en lugar de descargar el </w:t>
-      </w:r>
-      <w:r>
-        <w:rPr>
-          <w:rStyle w:val="VerbatimChar"/>
-        </w:rPr>
-        <w:t>.md</w:t>
+        <w:t>Infraestructura y base de datos</w:t>
+      </w:r>
+    </w:p>
+    <w:p>
+      <w:pPr>
+        <w:pStyle w:val="Compact"/>
+        <w:numPr>
+          <w:ilvl w:val="0"/>
+          <w:numId w:val="42"/>
+        </w:numPr>
+      </w:pPr>
+      <w:r>
+        <w:rPr>
+          <w:b/>
+          <w:bCs/>
+        </w:rPr>
+        <w:t>Respaldos:</w:t>
+      </w:r>
+      <w:r>
+        <w:t xml:space="preserve"> toman las credenciales del </w:t>
+      </w:r>
+      <w:r>
+        <w:rPr>
+          <w:rStyle w:val="VerbatimChar"/>
+        </w:rPr>
+        <w:t>.env</w:t>
+      </w:r>
+      <w:r>
+        <w:t>, admiten un destino externo configurable (</w:t>
+      </w:r>
+      <w:r>
+        <w:rPr>
+          <w:rStyle w:val="VerbatimChar"/>
+        </w:rPr>
+        <w:t>BACKUP_DIR</w:t>
+      </w:r>
+      <w:r>
+        <w:t xml:space="preserve">) y su programación queda en </w:t>
+      </w:r>
+      <w:r>
+        <w:rPr>
+          <w:rStyle w:val="VerbatimChar"/>
+        </w:rPr>
+        <w:t>scripts/zooki.cron</w:t>
       </w:r>
       <w:r>
         <w:t>.</w:t>
@@ -3259,11 +6203,210 @@
         <w:pStyle w:val="Compact"/>
         <w:numPr>
           <w:ilvl w:val="0"/>
-          <w:numId w:val="10"/>
-        </w:numPr>
-      </w:pPr>
-      <w:r>
-        <w:t>Los códigos (RN, RF, RNF, RE, HU, CU) son enlaces: llevan a la fila o sección que los define, que se resalta.</w:t>
+          <w:numId w:val="42"/>
+        </w:numPr>
+      </w:pPr>
+      <w:r>
+        <w:rPr>
+          <w:b/>
+          <w:bCs/>
+        </w:rPr>
+        <w:t>Docker:</w:t>
+      </w:r>
+      <w:r>
+        <w:t xml:space="preserve"> volumen </w:t>
+      </w:r>
+      <w:r>
+        <w:rPr>
+          <w:rStyle w:val="VerbatimChar"/>
+        </w:rPr>
+        <w:t>uploads</w:t>
+      </w:r>
+      <w:r>
+        <w:t xml:space="preserve"> para conservar fotos y adjuntos al reconstruir el contenedor.</w:t>
+      </w:r>
+    </w:p>
+    <w:p>
+      <w:pPr>
+        <w:pStyle w:val="Compact"/>
+        <w:numPr>
+          <w:ilvl w:val="0"/>
+          <w:numId w:val="42"/>
+        </w:numPr>
+      </w:pPr>
+      <w:r>
+        <w:rPr>
+          <w:b/>
+          <w:bCs/>
+        </w:rPr>
+        <w:t>Migraciones:</w:t>
+      </w:r>
+      <w:r>
+        <w:t xml:space="preserve"> siete nuevas (</w:t>
+      </w:r>
+      <w:r>
+        <w:rPr>
+          <w:rStyle w:val="VerbatimChar"/>
+        </w:rPr>
+        <w:t>database/06_*.sql</w:t>
+      </w:r>
+      <w:r>
+        <w:t xml:space="preserve"> a </w:t>
+      </w:r>
+      <w:r>
+        <w:rPr>
+          <w:rStyle w:val="VerbatimChar"/>
+        </w:rPr>
+        <w:t>database/12_*.sql</w:t>
+      </w:r>
+      <w:r>
+        <w:t xml:space="preserve">) para la vigencia de las notificaciones, los estados </w:t>
+      </w:r>
+      <w:r>
+        <w:rPr>
+          <w:rStyle w:val="VerbatimChar"/>
+        </w:rPr>
+        <w:t>en_curso</w:t>
+      </w:r>
+      <w:r>
+        <w:t xml:space="preserve">, </w:t>
+      </w:r>
+      <w:r>
+        <w:rPr>
+          <w:rStyle w:val="VerbatimChar"/>
+        </w:rPr>
+        <w:t>no_asistio</w:t>
+      </w:r>
+      <w:r>
+        <w:t xml:space="preserve">, </w:t>
+      </w:r>
+      <w:r>
+        <w:rPr>
+          <w:rStyle w:val="VerbatimChar"/>
+        </w:rPr>
+        <w:t>sin_cerrar</w:t>
+      </w:r>
+      <w:r>
+        <w:t xml:space="preserve"> y </w:t>
+      </w:r>
+      <w:r>
+        <w:rPr>
+          <w:rStyle w:val="VerbatimChar"/>
+        </w:rPr>
+        <w:t>cerrada_sin_consulta</w:t>
+      </w:r>
+      <w:r>
+        <w:t xml:space="preserve"> de las citas, la hora real de atención, los nuevos campos de la consulta, el horario único solo entre citas activas y la columna </w:t>
+      </w:r>
+      <w:r>
+        <w:rPr>
+          <w:rStyle w:val="VerbatimChar"/>
+        </w:rPr>
+        <w:t>password_definida</w:t>
+      </w:r>
+      <w:r>
+        <w:t>. La 06, la 07 y la 09 no se pueden repetir (ver «Migraciones de la base de datos»).</w:t>
+      </w:r>
+    </w:p>
+    <w:p>
+      <w:pPr>
+        <w:pStyle w:val="Compact"/>
+        <w:numPr>
+          <w:ilvl w:val="0"/>
+          <w:numId w:val="42"/>
+        </w:numPr>
+      </w:pPr>
+      <w:r>
+        <w:rPr>
+          <w:b/>
+          <w:bCs/>
+        </w:rPr>
+        <w:t>Docker:</w:t>
+      </w:r>
+      <w:r>
+        <w:t xml:space="preserve"> la imagen crea las carpetas de </w:t>
+      </w:r>
+      <w:r>
+        <w:rPr>
+          <w:rStyle w:val="VerbatimChar"/>
+        </w:rPr>
+        <w:t>uploads</w:t>
+      </w:r>
+      <w:r>
+        <w:t xml:space="preserve"> para que el volumen nazca con permisos de Apache.</w:t>
+      </w:r>
+    </w:p>
+    <w:p>
+      <w:pPr>
+        <w:pStyle w:val="Compact"/>
+        <w:numPr>
+          <w:ilvl w:val="0"/>
+          <w:numId w:val="42"/>
+        </w:numPr>
+      </w:pPr>
+      <w:r>
+        <w:rPr>
+          <w:b/>
+          <w:bCs/>
+        </w:rPr>
+        <w:t>Documentación:</w:t>
+      </w:r>
+      <w:r>
+        <w:t xml:space="preserve"> los documentos del proyecto pasan a la carpeta </w:t>
+      </w:r>
+      <w:r>
+        <w:rPr>
+          <w:rStyle w:val="VerbatimChar"/>
+        </w:rPr>
+        <w:t>documentacion/</w:t>
+      </w:r>
+      <w:r>
+        <w:t>; en la raíz queda el README.</w:t>
+      </w:r>
+    </w:p>
+    <w:p>
+      <w:pPr>
+        <w:pStyle w:val="Compact"/>
+        <w:numPr>
+          <w:ilvl w:val="0"/>
+          <w:numId w:val="42"/>
+        </w:numPr>
+      </w:pPr>
+      <w:r>
+        <w:rPr>
+          <w:rStyle w:val="VerbatimChar"/>
+          <w:b/>
+          <w:bCs/>
+        </w:rPr>
+        <w:t>.env</w:t>
+      </w:r>
+      <w:r>
+        <w:rPr>
+          <w:b/>
+          <w:bCs/>
+        </w:rPr>
+        <w:t>:</w:t>
+      </w:r>
+      <w:r>
+        <w:t xml:space="preserve"> PHP lo lee con </w:t>
+      </w:r>
+      <w:r>
+        <w:rPr>
+          <w:rStyle w:val="VerbatimChar"/>
+        </w:rPr>
+        <w:t>parse_ini_file</w:t>
+      </w:r>
+      <w:r>
+        <w:t xml:space="preserve">, así que un paréntesis en un comentario invalida el archivo completo. </w:t>
+      </w:r>
+      <w:r>
+        <w:rPr>
+          <w:rStyle w:val="VerbatimChar"/>
+        </w:rPr>
+        <w:t>.env.example</w:t>
+      </w:r>
+      <w:r>
+        <w:t xml:space="preserve"> quedó corregido y advierte de ello.</w:t>
       </w:r>
     </w:p>
     <w:p>
@@ -3275,67 +6418,145 @@
           <w:b/>
           <w:bCs/>
         </w:rPr>
-        <w:t>Documentación de la v2.0</w:t>
-      </w:r>
-    </w:p>
-    <w:p>
-      <w:pPr>
-        <w:pStyle w:val="Compact"/>
-        <w:numPr>
-          <w:ilvl w:val="0"/>
-          <w:numId w:val="11"/>
-        </w:numPr>
-      </w:pPr>
-      <w:r>
-        <w:t>Revisión completa de la especificación para cerrar vacíos e inconsistencias entre documentos: numeración de módulos unificada en reglas, historias, requisitos y ERS (con tablas de equivalencia); una sola identidad por persona con roles por clínica; registro con Google solo para propietarios; autorización de tratamiento de datos (Ley 1581 de 2012); el cálculo del triage (RN-416 a RN-425) y la agenda inteligente completa (llegada tarde, citas pausables, plazo de reasignación, avisos agrupados y tope de sobrec</w:t>
-      </w:r>
-      <w:r>
-        <w:t>upos).</w:t>
-      </w:r>
-    </w:p>
-    <w:p>
-      <w:pPr>
-        <w:pStyle w:val="Compact"/>
-        <w:numPr>
-          <w:ilvl w:val="0"/>
-          <w:numId w:val="11"/>
-        </w:numPr>
-      </w:pPr>
-      <w:r>
-        <w:t xml:space="preserve">MER: los usuarios se identifican por </w:t>
-      </w:r>
-      <w:r>
-        <w:rPr>
-          <w:rStyle w:val="VerbatimChar"/>
-        </w:rPr>
-        <w:t>id_usuario</w:t>
-      </w:r>
-      <w:r>
-        <w:t xml:space="preserve"> y no por el documento, y se agregan las tablas de alertas médicas, síntomas, propuestas de horario, reasignaciones y casos de soporte.</w:t>
-      </w:r>
-    </w:p>
-    <w:p>
-      <w:pPr>
-        <w:pStyle w:val="Compact"/>
-        <w:numPr>
-          <w:ilvl w:val="0"/>
-          <w:numId w:val="11"/>
-        </w:numPr>
-      </w:pPr>
-      <w:r>
-        <w:t>Modelos: inicio de sesión, registro y gestión del perfil reescritos.</w:t>
-      </w:r>
-    </w:p>
-    <w:p>
-      <w:pPr>
-        <w:pStyle w:val="Compact"/>
-        <w:numPr>
-          <w:ilvl w:val="0"/>
-          <w:numId w:val="11"/>
-        </w:numPr>
-      </w:pPr>
-      <w:r>
-        <w:t>Plan de entregas de la v2 en el apéndice de las Historias de Usuario.</w:t>
+        <w:t>Despliegue de la v1.9.0 (Dokploy)</w:t>
+      </w:r>
+    </w:p>
+    <w:p>
+      <w:pPr>
+        <w:pStyle w:val="Compact"/>
+        <w:numPr>
+          <w:ilvl w:val="0"/>
+          <w:numId w:val="43"/>
+        </w:numPr>
+      </w:pPr>
+      <w:r>
+        <w:t xml:space="preserve">Respaldar la base de datos y ejecutar las migraciones </w:t>
+      </w:r>
+      <w:r>
+        <w:rPr>
+          <w:rStyle w:val="VerbatimChar"/>
+        </w:rPr>
+        <w:t>06</w:t>
+      </w:r>
+      <w:r>
+        <w:t xml:space="preserve"> a </w:t>
+      </w:r>
+      <w:r>
+        <w:rPr>
+          <w:rStyle w:val="VerbatimChar"/>
+        </w:rPr>
+        <w:t>12</w:t>
+      </w:r>
+      <w:r>
+        <w:t xml:space="preserve"> en orden sobre el contenedor de MySQL, antes de desplegar el código.</w:t>
+      </w:r>
+    </w:p>
+    <w:p>
+      <w:pPr>
+        <w:pStyle w:val="Compact"/>
+        <w:numPr>
+          <w:ilvl w:val="0"/>
+          <w:numId w:val="43"/>
+        </w:numPr>
+      </w:pPr>
+      <w:r>
+        <w:t xml:space="preserve">Agregar al Environment </w:t>
+      </w:r>
+      <w:r>
+        <w:rPr>
+          <w:rStyle w:val="VerbatimChar"/>
+        </w:rPr>
+        <w:t>APP_URL</w:t>
+      </w:r>
+      <w:r>
+        <w:t xml:space="preserve">, </w:t>
+      </w:r>
+      <w:r>
+        <w:rPr>
+          <w:rStyle w:val="VerbatimChar"/>
+        </w:rPr>
+        <w:t>TZ</w:t>
+      </w:r>
+      <w:r>
+        <w:t xml:space="preserve">, </w:t>
+      </w:r>
+      <w:r>
+        <w:rPr>
+          <w:rStyle w:val="VerbatimChar"/>
+        </w:rPr>
+        <w:t>BACKUP_RETENCION_DIAS</w:t>
+      </w:r>
+      <w:r>
+        <w:t xml:space="preserve"> y </w:t>
+      </w:r>
+      <w:r>
+        <w:rPr>
+          <w:rStyle w:val="VerbatimChar"/>
+        </w:rPr>
+        <w:t>TRUSTED_PROXIES</w:t>
+      </w:r>
+      <w:r>
+        <w:t>, sin paréntesis ni comillas en los comentarios.</w:t>
+      </w:r>
+    </w:p>
+    <w:p>
+      <w:pPr>
+        <w:pStyle w:val="Compact"/>
+        <w:numPr>
+          <w:ilvl w:val="0"/>
+          <w:numId w:val="43"/>
+        </w:numPr>
+      </w:pPr>
+      <w:r>
+        <w:t xml:space="preserve">Marcar con </w:t>
+      </w:r>
+      <w:r>
+        <w:rPr>
+          <w:rStyle w:val="VerbatimChar"/>
+        </w:rPr>
+        <w:t>password_definida = 0</w:t>
+      </w:r>
+      <w:r>
+        <w:t xml:space="preserve"> las cuentas que se registraron con Google.</w:t>
+      </w:r>
+    </w:p>
+    <w:p>
+      <w:pPr>
+        <w:pStyle w:val="Compact"/>
+        <w:numPr>
+          <w:ilvl w:val="0"/>
+          <w:numId w:val="43"/>
+        </w:numPr>
+      </w:pPr>
+      <w:r>
+        <w:t xml:space="preserve">Desplegar y crear en Dokploy los Schedules del servicio </w:t>
+      </w:r>
+      <w:r>
+        <w:rPr>
+          <w:rStyle w:val="VerbatimChar"/>
+        </w:rPr>
+        <w:t>web</w:t>
+      </w:r>
+      <w:r>
+        <w:t xml:space="preserve">: </w:t>
+      </w:r>
+      <w:r>
+        <w:rPr>
+          <w:rStyle w:val="VerbatimChar"/>
+        </w:rPr>
+        <w:t>php /var/www/html/Zooki/scripts/vigilar_atenciones.php</w:t>
+      </w:r>
+      <w:r>
+        <w:t xml:space="preserve"> cada 5 minutos y </w:t>
+      </w:r>
+      <w:r>
+        <w:rPr>
+          <w:rStyle w:val="VerbatimChar"/>
+        </w:rPr>
+        <w:t>php /var/www/html/Zooki/scripts/send_reminders.php</w:t>
+      </w:r>
+      <w:r>
+        <w:t xml:space="preserve"> a las 7:00.</w:t>
       </w:r>
     </w:p>
     <w:p>
@@ -3347,200 +6568,6 @@
           <w:b/>
           <w:bCs/>
         </w:rPr>
-        <w:t>Descargas</w:t>
-      </w:r>
-    </w:p>
-    <w:p>
-      <w:pPr>
-        <w:pStyle w:val="Compact"/>
-        <w:numPr>
-          <w:ilvl w:val="0"/>
-          <w:numId w:val="12"/>
-        </w:numPr>
-      </w:pPr>
-      <w:r>
-        <w:t>La barra de botones rojo y azul del inicio de cada documento se reemplazó por un botón «Descargar» en la barra superior, junto al de tema, que no se pierde al hacer scroll. En móvil es un ícono en el header.</w:t>
-      </w:r>
-    </w:p>
-    <w:p>
-      <w:pPr>
-        <w:pStyle w:val="Compact"/>
-        <w:numPr>
-          <w:ilvl w:val="0"/>
-          <w:numId w:val="12"/>
-        </w:numPr>
-      </w:pPr>
-      <w:r>
-        <w:rPr>
-          <w:b/>
-          <w:bCs/>
-        </w:rPr>
-        <w:t>«Ver PDF»</w:t>
-      </w:r>
-      <w:r>
-        <w:t xml:space="preserve"> abre una vista previa en un modal, con el visor del navegador (páginas, zoom, imprimir), antes de descargar. En móvil abre el PDF en una pestaña nueva.</w:t>
-      </w:r>
-    </w:p>
-    <w:p>
-      <w:pPr>
-        <w:pStyle w:val="Compact"/>
-        <w:numPr>
-          <w:ilvl w:val="0"/>
-          <w:numId w:val="12"/>
-        </w:numPr>
-      </w:pPr>
-      <w:r>
-        <w:t xml:space="preserve">Plan en </w:t>
-      </w:r>
-      <w:r>
-        <w:rPr>
-          <w:rStyle w:val="VerbatimChar"/>
-        </w:rPr>
-        <w:t>specs/descargas-documentacion.md</w:t>
-      </w:r>
-      <w:r>
-        <w:t>.</w:t>
-      </w:r>
-    </w:p>
-    <w:p>
-      <w:pPr>
-        <w:pStyle w:val="FirstParagraph"/>
-      </w:pPr>
-      <w:r>
-        <w:rPr>
-          <w:b/>
-          <w:bCs/>
-        </w:rPr>
-        <w:t>PDF y Word con formato APA 7</w:t>
-      </w:r>
-    </w:p>
-    <w:p>
-      <w:pPr>
-        <w:pStyle w:val="Compact"/>
-        <w:numPr>
-          <w:ilvl w:val="0"/>
-          <w:numId w:val="13"/>
-        </w:numPr>
-      </w:pPr>
-      <w:r>
-        <w:lastRenderedPageBreak/>
-        <w:t xml:space="preserve">Los PDF y Word del portal se regeneraron con un generador propio: </w:t>
-      </w:r>
-      <w:r>
-        <w:rPr>
-          <w:rStyle w:val="VerbatimChar"/>
-        </w:rPr>
-        <w:t>node scripts/docs/exportar.mjs</w:t>
-      </w:r>
-      <w:r>
-        <w:t>. Antes se hacían fuera del repositorio y quedaban desactualizados.</w:t>
-      </w:r>
-    </w:p>
-    <w:p>
-      <w:pPr>
-        <w:pStyle w:val="Compact"/>
-        <w:numPr>
-          <w:ilvl w:val="0"/>
-          <w:numId w:val="13"/>
-        </w:numPr>
-      </w:pPr>
-      <w:r>
-        <w:rPr>
-          <w:b/>
-          <w:bCs/>
-        </w:rPr>
-        <w:t>Formato APA 7:</w:t>
-      </w:r>
-      <w:r>
-        <w:t xml:space="preserve"> portada de estudiante (con revisión y estándar del documento), índice con número de página, Calibri 11 a doble espacio, márgenes de 2,54 cm, número de página arriba a la derecha y títulos con los niveles de APA. Cada sección principal empieza hoja.</w:t>
-      </w:r>
-    </w:p>
-    <w:p>
-      <w:pPr>
-        <w:pStyle w:val="Compact"/>
-        <w:numPr>
-          <w:ilvl w:val="0"/>
-          <w:numId w:val="13"/>
-        </w:numPr>
-      </w:pPr>
-      <w:r>
-        <w:rPr>
-          <w:b/>
-          <w:bCs/>
-        </w:rPr>
-        <w:t>Tablas legibles:</w:t>
-      </w:r>
-      <w:r>
-        <w:t xml:space="preserve"> </w:t>
-      </w:r>
-      <w:r>
-        <w:t>a todo el ancho, con columnas proporcionales a su contenido, líneas APA, «Tabla N» con su título, encabezado repetido en cada hoja y sin filas partidas. Las tablas que caben en una hoja no se parten, y un título o un rótulo nunca queda solo al pie.</w:t>
-      </w:r>
-    </w:p>
-    <w:p>
-      <w:pPr>
-        <w:pStyle w:val="Compact"/>
-        <w:numPr>
-          <w:ilvl w:val="0"/>
-          <w:numId w:val="13"/>
-        </w:numPr>
-      </w:pPr>
-      <w:r>
-        <w:rPr>
-          <w:b/>
-          <w:bCs/>
-        </w:rPr>
-        <w:t>Los diagramas se dibujan</w:t>
-      </w:r>
-      <w:r>
-        <w:t xml:space="preserve"> como figuras numeradas, también en el Word.</w:t>
-      </w:r>
-    </w:p>
-    <w:p>
-      <w:pPr>
-        <w:pStyle w:val="Compact"/>
-        <w:numPr>
-          <w:ilvl w:val="0"/>
-          <w:numId w:val="13"/>
-        </w:numPr>
-      </w:pPr>
-      <w:r>
-        <w:rPr>
-          <w:rStyle w:val="VerbatimChar"/>
-        </w:rPr>
-        <w:t>--revisar</w:t>
-      </w:r>
-      <w:r>
-        <w:t xml:space="preserve"> dice qué descargas quedaron desactualizadas después de editar un </w:t>
-      </w:r>
-      <w:r>
-        <w:rPr>
-          <w:rStyle w:val="VerbatimChar"/>
-        </w:rPr>
-        <w:t>.md</w:t>
-      </w:r>
-      <w:r>
-        <w:t xml:space="preserve">. Plan en </w:t>
-      </w:r>
-      <w:r>
-        <w:rPr>
-          <w:rStyle w:val="VerbatimChar"/>
-        </w:rPr>
-        <w:t>specs/exportar-documentos.md</w:t>
-      </w:r>
-      <w:r>
-        <w:t>.</w:t>
-      </w:r>
-    </w:p>
-    <w:p>
-      <w:pPr>
-        <w:pStyle w:val="FirstParagraph"/>
-      </w:pPr>
-      <w:r>
-        <w:rPr>
-          <w:b/>
-          <w:bCs/>
-        </w:rPr>
         <w:t>Pruebas</w:t>
       </w:r>
     </w:p>
@@ -3549,3021 +6576,19 @@
         <w:pStyle w:val="Compact"/>
         <w:numPr>
           <w:ilvl w:val="0"/>
-          <w:numId w:val="14"/>
-        </w:numPr>
-      </w:pPr>
-      <w:r>
-        <w:t xml:space="preserve">Pruebas nuevas: </w:t>
-      </w:r>
-      <w:r>
-        <w:rPr>
-          <w:rStyle w:val="VerbatimChar"/>
-        </w:rPr>
-        <w:t>DocsIndexTest</w:t>
-      </w:r>
-      <w:r>
-        <w:t>; la suite pasa a 218 pruebas (898 aserciones).</w:t>
-      </w:r>
-    </w:p>
-    <w:p>
-      <w:pPr>
-        <w:pStyle w:val="FirstParagraph"/>
-      </w:pPr>
-      <w:r>
-        <w:rPr>
-          <w:b/>
-          <w:bCs/>
-        </w:rPr>
-        <w:t>Despliegue:</w:t>
-      </w:r>
-      <w:r>
-        <w:t xml:space="preserve"> no requiere pasos manuales. En el primer arranque el log del contenedor muestra el reindexado; en los siguientes, </w:t>
-      </w:r>
-      <w:r>
-        <w:rPr>
-          <w:rStyle w:val="VerbatimChar"/>
-        </w:rPr>
-        <w:t>[algolia] La documentación no cambió</w:t>
-      </w:r>
-      <w:r>
-        <w:t>.</w:t>
+          <w:numId w:val="44"/>
+        </w:numPr>
+      </w:pPr>
+      <w:r>
+        <w:t>La suite pasa de 90 a 144 pruebas (608 aserciones).</w:t>
       </w:r>
     </w:p>
     <w:p>
       <w:pPr>
         <w:pStyle w:val="Ttulo2"/>
       </w:pPr>
-      <w:bookmarkStart w:id="8" w:name="_38eb33a0ea97214a21536adb38c2100b98720ca"/>
-      <w:bookmarkStart w:id="9" w:name="_Toc242656895"/>
-      <w:bookmarkEnd w:id="6"/>
-      <w:r>
-        <w:t>Versión 1.11.0</w:t>
-      </w:r>
-      <w:bookmarkEnd w:id="9"/>
-    </w:p>
-    <w:p>
-      <w:pPr>
-        <w:pStyle w:val="FirstParagraph"/>
-      </w:pPr>
-      <w:r>
-        <w:t>Cierre de la versión estable antes del cambio de arquitectura: respaldos que funcionan en producción, recordatorios que no se pierden y documentación alineada con el código.</w:t>
-      </w:r>
-    </w:p>
-    <w:p>
-      <w:pPr>
-        <w:pStyle w:val="Textoindependiente"/>
-      </w:pPr>
-      <w:r>
-        <w:rPr>
-          <w:b/>
-          <w:bCs/>
-        </w:rPr>
-        <w:t>Respaldos (HU-23)</w:t>
-      </w:r>
-    </w:p>
-    <w:p>
-      <w:pPr>
-        <w:pStyle w:val="Compact"/>
-        <w:numPr>
-          <w:ilvl w:val="0"/>
-          <w:numId w:val="15"/>
-        </w:numPr>
-      </w:pPr>
-      <w:r>
-        <w:rPr>
-          <w:b/>
-          <w:bCs/>
-        </w:rPr>
-        <w:t>Ya corren en producción.</w:t>
-      </w:r>
-      <w:r>
-        <w:t xml:space="preserve"> El respaldo dependía de </w:t>
-      </w:r>
-      <w:r>
-        <w:rPr>
-          <w:rStyle w:val="VerbatimChar"/>
-        </w:rPr>
-        <w:t>mysqldump</w:t>
-      </w:r>
-      <w:r>
-        <w:t>, que la imagen del contenedor no trae, así que no se estaba respaldando nada. Ahora el volcado se hace con PDO (</w:t>
-      </w:r>
-      <w:r>
-        <w:rPr>
-          <w:rStyle w:val="VerbatimChar"/>
-        </w:rPr>
-        <w:t>models/Respaldo.php</w:t>
-      </w:r>
-      <w:r>
-        <w:t xml:space="preserve">): una sola instantánea de la base, comprimida en </w:t>
-      </w:r>
-      <w:r>
-        <w:rPr>
-          <w:rStyle w:val="VerbatimChar"/>
-        </w:rPr>
-        <w:t>.sql.gz</w:t>
-      </w:r>
-      <w:r>
-        <w:t>, sin las columnas calculadas, que MySQL rechaza al restaurar.</w:t>
-      </w:r>
-    </w:p>
-    <w:p>
-      <w:pPr>
-        <w:pStyle w:val="Compact"/>
-        <w:numPr>
-          <w:ilvl w:val="0"/>
-          <w:numId w:val="15"/>
-        </w:numPr>
-      </w:pPr>
-      <w:r>
-        <w:t xml:space="preserve">Se guardan en el volumen nuevo </w:t>
-      </w:r>
-      <w:r>
-        <w:rPr>
-          <w:rStyle w:val="VerbatimChar"/>
-        </w:rPr>
-        <w:t>respaldos</w:t>
-      </w:r>
-      <w:r>
-        <w:t xml:space="preserve"> (</w:t>
-      </w:r>
-      <w:r>
-        <w:rPr>
-          <w:rStyle w:val="VerbatimChar"/>
-        </w:rPr>
-        <w:t>/var/backups/zooki</w:t>
-      </w:r>
-      <w:r>
-        <w:t>), que sobrevive a cada despliegue.</w:t>
-      </w:r>
-    </w:p>
-    <w:p>
-      <w:pPr>
-        <w:pStyle w:val="Compact"/>
-        <w:numPr>
-          <w:ilvl w:val="0"/>
-          <w:numId w:val="15"/>
-        </w:numPr>
-      </w:pPr>
-      <w:r>
-        <w:t>Se verificó restaurando un respaldo en una base vacía: las mismas filas en las 26 tablas.</w:t>
-      </w:r>
-    </w:p>
-    <w:p>
-      <w:pPr>
-        <w:pStyle w:val="FirstParagraph"/>
-      </w:pPr>
-      <w:r>
-        <w:rPr>
-          <w:b/>
-          <w:bCs/>
-        </w:rPr>
-        <w:t>Recordatorios automáticos (HU-37)</w:t>
-      </w:r>
-    </w:p>
-    <w:p>
-      <w:pPr>
-        <w:pStyle w:val="Compact"/>
-        <w:numPr>
-          <w:ilvl w:val="0"/>
-          <w:numId w:val="16"/>
-        </w:numPr>
-      </w:pPr>
-      <w:r>
-        <w:rPr>
-          <w:b/>
-          <w:bCs/>
-        </w:rPr>
-        <w:t>Un envío fallido se reintenta</w:t>
-      </w:r>
-      <w:r>
-        <w:t>, hasta 3 veces. Antes quedaba registrado con error y no se volvía a intentar nunca.</w:t>
-      </w:r>
-    </w:p>
-    <w:p>
-      <w:pPr>
-        <w:pStyle w:val="Compact"/>
-        <w:numPr>
-          <w:ilvl w:val="0"/>
-          <w:numId w:val="16"/>
-        </w:numPr>
-      </w:pPr>
-      <w:r>
-        <w:rPr>
-          <w:b/>
-          <w:bCs/>
-        </w:rPr>
-        <w:t>Un día sin tarea ya no pierde avisos:</w:t>
-      </w:r>
-      <w:r>
-        <w:t xml:space="preserve"> el primer recordatorio sale entre 7 y 2 días antes, y el último, el día anterior o el mismo día.</w:t>
-      </w:r>
-    </w:p>
-    <w:p>
-      <w:pPr>
-        <w:pStyle w:val="Compact"/>
-        <w:numPr>
-          <w:ilvl w:val="0"/>
-          <w:numId w:val="16"/>
-        </w:numPr>
-      </w:pPr>
-      <w:r>
-        <w:t>Las fechas se calculan con la hora de la clínica, no con la del servidor de base de datos.</w:t>
-      </w:r>
-    </w:p>
-    <w:p>
-      <w:pPr>
-        <w:pStyle w:val="Compact"/>
-        <w:numPr>
-          <w:ilvl w:val="0"/>
-          <w:numId w:val="16"/>
-        </w:numPr>
-      </w:pPr>
-      <w:r>
-        <w:t>No se envían recordatorios de mascotas inactivas ni de dosis que ya se renovaron.</w:t>
-      </w:r>
-    </w:p>
-    <w:p>
-      <w:pPr>
-        <w:pStyle w:val="FirstParagraph"/>
-      </w:pPr>
-      <w:r>
-        <w:rPr>
-          <w:b/>
-          <w:bCs/>
-        </w:rPr>
-        <w:t>Seguridad</w:t>
-      </w:r>
-    </w:p>
-    <w:p>
-      <w:pPr>
-        <w:pStyle w:val="Compact"/>
-        <w:numPr>
-          <w:ilvl w:val="0"/>
-          <w:numId w:val="17"/>
-        </w:numPr>
-      </w:pPr>
-      <w:r>
-        <w:t xml:space="preserve">La contraseña de root de MySQL salió de </w:t>
-      </w:r>
-      <w:r>
-        <w:rPr>
-          <w:rStyle w:val="VerbatimChar"/>
-        </w:rPr>
-        <w:t>docker-compose.yml</w:t>
-      </w:r>
-      <w:r>
-        <w:t xml:space="preserve"> al </w:t>
-      </w:r>
-      <w:r>
-        <w:rPr>
-          <w:rStyle w:val="VerbatimChar"/>
-        </w:rPr>
-        <w:t>.env</w:t>
-      </w:r>
-      <w:r>
-        <w:t xml:space="preserve"> (</w:t>
-      </w:r>
-      <w:r>
-        <w:rPr>
-          <w:rStyle w:val="VerbatimChar"/>
-        </w:rPr>
-        <w:t>DB_ROOT_PASS</w:t>
-      </w:r>
-      <w:r>
-        <w:t>).</w:t>
-      </w:r>
-    </w:p>
-    <w:p>
-      <w:pPr>
-        <w:pStyle w:val="FirstParagraph"/>
-      </w:pPr>
-      <w:r>
-        <w:rPr>
-          <w:b/>
-          <w:bCs/>
-        </w:rPr>
-        <w:lastRenderedPageBreak/>
-        <w:t>Documentación</w:t>
-      </w:r>
-    </w:p>
-    <w:p>
-      <w:pPr>
-        <w:pStyle w:val="Compact"/>
-        <w:numPr>
-          <w:ilvl w:val="0"/>
-          <w:numId w:val="18"/>
-        </w:numPr>
-      </w:pPr>
-      <w:r>
-        <w:t>Historias de agenda, consultas y catálogos pasan a estado «diferida»: se completan con la nueva arquitectura. HU-44 (catálogos) y HU-20 (panel de vacunas) estaban marcadas como implementadas sin cumplir todos sus criterios.</w:t>
-      </w:r>
-    </w:p>
-    <w:p>
-      <w:pPr>
-        <w:pStyle w:val="Compact"/>
-        <w:numPr>
-          <w:ilvl w:val="0"/>
-          <w:numId w:val="18"/>
-        </w:numPr>
-      </w:pPr>
-      <w:r>
-        <w:t xml:space="preserve">El MER y el ERS reflejan las migraciones 04 a 13 y las 27 tablas; se corrigió la entidad </w:t>
-      </w:r>
-      <w:r>
-        <w:rPr>
-          <w:rStyle w:val="VerbatimChar"/>
-        </w:rPr>
-        <w:t>notificaciones</w:t>
-      </w:r>
-      <w:r>
-        <w:t>, que no correspondía con la tabla real.</w:t>
-      </w:r>
-    </w:p>
-    <w:p>
-      <w:pPr>
-        <w:pStyle w:val="Compact"/>
-        <w:numPr>
-          <w:ilvl w:val="0"/>
-          <w:numId w:val="18"/>
-        </w:numPr>
-      </w:pPr>
-      <w:r>
-        <w:t>HU-52 (notificaciones del propietario) y HU-55 (exportar a Excel/CSV) pasan a Futuro: se construyen con la arquitectura nueva.</w:t>
-      </w:r>
-    </w:p>
-    <w:p>
-      <w:pPr>
-        <w:pStyle w:val="Compact"/>
-        <w:numPr>
-          <w:ilvl w:val="0"/>
-          <w:numId w:val="18"/>
-        </w:numPr>
-      </w:pPr>
-      <w:r>
-        <w:t xml:space="preserve">Plan del cierre en </w:t>
-      </w:r>
-      <w:r>
-        <w:rPr>
-          <w:rStyle w:val="VerbatimChar"/>
-        </w:rPr>
-        <w:t>specs/cierre-version-estable.md</w:t>
-      </w:r>
-      <w:r>
-        <w:t>.</w:t>
-      </w:r>
-    </w:p>
-    <w:p>
-      <w:pPr>
-        <w:pStyle w:val="FirstParagraph"/>
-      </w:pPr>
-      <w:r>
-        <w:rPr>
-          <w:b/>
-          <w:bCs/>
-        </w:rPr>
-        <w:t>Despliegue de la v1.11.0 (Dokploy)</w:t>
-      </w:r>
-    </w:p>
-    <w:p>
-      <w:pPr>
-        <w:pStyle w:val="Compact"/>
-        <w:numPr>
-          <w:ilvl w:val="0"/>
-          <w:numId w:val="19"/>
-        </w:numPr>
-      </w:pPr>
-      <w:r>
-        <w:t xml:space="preserve">Agregar al Environment </w:t>
-      </w:r>
-      <w:r>
-        <w:rPr>
-          <w:rStyle w:val="VerbatimChar"/>
-        </w:rPr>
-        <w:t>DB_ROOT_PASS</w:t>
-      </w:r>
-      <w:r>
-        <w:t xml:space="preserve"> con la </w:t>
-      </w:r>
-      <w:r>
-        <w:rPr>
-          <w:b/>
-          <w:bCs/>
-        </w:rPr>
-        <w:t>misma</w:t>
-      </w:r>
-      <w:r>
-        <w:t xml:space="preserve"> clave de root que tiene hoy la base (la que estaba escrita en </w:t>
-      </w:r>
-      <w:r>
-        <w:rPr>
-          <w:rStyle w:val="VerbatimChar"/>
-        </w:rPr>
-        <w:t>docker-compose.yml</w:t>
-      </w:r>
-      <w:r>
-        <w:t xml:space="preserve">, si nunca se cambió), y </w:t>
-      </w:r>
-      <w:r>
-        <w:rPr>
-          <w:rStyle w:val="VerbatimChar"/>
-        </w:rPr>
-        <w:t>BACKUP_DIR=/var/backups/zooki</w:t>
-      </w:r>
-      <w:r>
-        <w:t>. MySQL solo usa esa variable al crear una base nueva: no cambia la clave de la actual.</w:t>
-      </w:r>
-    </w:p>
-    <w:p>
-      <w:pPr>
-        <w:pStyle w:val="Compact"/>
-        <w:numPr>
-          <w:ilvl w:val="0"/>
-          <w:numId w:val="19"/>
-        </w:numPr>
-      </w:pPr>
-      <w:r>
-        <w:t xml:space="preserve">Desplegar. El volumen </w:t>
-      </w:r>
-      <w:r>
-        <w:rPr>
-          <w:rStyle w:val="VerbatimChar"/>
-        </w:rPr>
-        <w:t>respaldos</w:t>
-      </w:r>
-      <w:r>
-        <w:t xml:space="preserve"> se crea solo.</w:t>
-      </w:r>
-    </w:p>
-    <w:p>
-      <w:pPr>
-        <w:pStyle w:val="Compact"/>
-        <w:numPr>
-          <w:ilvl w:val="0"/>
-          <w:numId w:val="19"/>
-        </w:numPr>
-      </w:pPr>
-      <w:r>
-        <w:t xml:space="preserve">Crear en Dokploy el Schedule del servicio </w:t>
-      </w:r>
-      <w:r>
-        <w:rPr>
-          <w:rStyle w:val="VerbatimChar"/>
-        </w:rPr>
-        <w:t>web</w:t>
-      </w:r>
-      <w:r>
-        <w:t xml:space="preserve">: </w:t>
-      </w:r>
-      <w:r>
-        <w:rPr>
-          <w:rStyle w:val="VerbatimChar"/>
-        </w:rPr>
-        <w:t>php /var/www/html/Zooki/scripts/backup.php</w:t>
-      </w:r>
-      <w:r>
-        <w:t xml:space="preserve"> </w:t>
-      </w:r>
-      <w:r>
-        <w:t xml:space="preserve">a las 3:00. Ejecutarlo una vez a mano y revisar que el log diga </w:t>
-      </w:r>
-      <w:r>
-        <w:rPr>
-          <w:rStyle w:val="VerbatimChar"/>
-        </w:rPr>
-        <w:t>[BACKUP OK]</w:t>
-      </w:r>
-      <w:r>
-        <w:t>.</w:t>
-      </w:r>
-    </w:p>
-    <w:p>
-      <w:pPr>
-        <w:pStyle w:val="Compact"/>
-        <w:numPr>
-          <w:ilvl w:val="0"/>
-          <w:numId w:val="19"/>
-        </w:numPr>
-      </w:pPr>
-      <w:r>
-        <w:t xml:space="preserve">Comprobar que siguen los Schedules de </w:t>
-      </w:r>
-      <w:r>
-        <w:rPr>
-          <w:rStyle w:val="VerbatimChar"/>
-        </w:rPr>
-        <w:t>send_reminders.php</w:t>
-      </w:r>
-      <w:r>
-        <w:t xml:space="preserve"> (7:00) y </w:t>
-      </w:r>
-      <w:r>
-        <w:rPr>
-          <w:rStyle w:val="VerbatimChar"/>
-        </w:rPr>
-        <w:t>vigilar_atenciones.php</w:t>
-      </w:r>
-      <w:r>
-        <w:t xml:space="preserve"> (cada 5 minutos), y que </w:t>
-      </w:r>
-      <w:r>
-        <w:rPr>
-          <w:rStyle w:val="VerbatimChar"/>
-        </w:rPr>
-        <w:t>TZ</w:t>
-      </w:r>
-      <w:r>
-        <w:t xml:space="preserve"> sea </w:t>
-      </w:r>
-      <w:r>
-        <w:rPr>
-          <w:rStyle w:val="VerbatimChar"/>
-        </w:rPr>
-        <w:t>America/Bogota</w:t>
-      </w:r>
-      <w:r>
-        <w:t>.</w:t>
-      </w:r>
-    </w:p>
-    <w:p>
-      <w:pPr>
-        <w:pStyle w:val="FirstParagraph"/>
-      </w:pPr>
-      <w:r>
-        <w:rPr>
-          <w:b/>
-          <w:bCs/>
-        </w:rPr>
-        <w:t>Pruebas</w:t>
-      </w:r>
-    </w:p>
-    <w:p>
-      <w:pPr>
-        <w:pStyle w:val="Compact"/>
-        <w:numPr>
-          <w:ilvl w:val="0"/>
-          <w:numId w:val="20"/>
-        </w:numPr>
-      </w:pPr>
-      <w:r>
-        <w:t xml:space="preserve">Dos suites nuevas: </w:t>
-      </w:r>
-      <w:r>
-        <w:rPr>
-          <w:rStyle w:val="VerbatimChar"/>
-        </w:rPr>
-        <w:t>VentanaRecordatorioTest</w:t>
-      </w:r>
-      <w:r>
-        <w:t xml:space="preserve"> y </w:t>
-      </w:r>
-      <w:r>
-        <w:rPr>
-          <w:rStyle w:val="VerbatimChar"/>
-        </w:rPr>
-        <w:t>RecordatorioTest</w:t>
-      </w:r>
-      <w:r>
-        <w:t>. La suite pasa a 212 pruebas (813 aserciones).</w:t>
-      </w:r>
-    </w:p>
-    <w:p>
-      <w:pPr>
-        <w:pStyle w:val="Ttulo2"/>
-      </w:pPr>
-      <w:bookmarkStart w:id="10" w:name="_67b09e154a92fd374361458f5b721680ba49cae"/>
-      <w:bookmarkStart w:id="11" w:name="_Toc242656896"/>
-      <w:bookmarkEnd w:id="8"/>
-      <w:r>
-        <w:t>Versión 1.10.1</w:t>
-      </w:r>
-      <w:bookmarkEnd w:id="11"/>
-    </w:p>
-    <w:p>
-      <w:pPr>
-        <w:pStyle w:val="FirstParagraph"/>
-      </w:pPr>
-      <w:r>
-        <w:t>Corrección de las vacunas y desparasitaciones en la agenda de salud y en el PDF del portal.</w:t>
-      </w:r>
-    </w:p>
-    <w:p>
-      <w:pPr>
-        <w:pStyle w:val="Compact"/>
-        <w:numPr>
-          <w:ilvl w:val="0"/>
-          <w:numId w:val="21"/>
-        </w:numPr>
-      </w:pPr>
-      <w:r>
-        <w:rPr>
-          <w:b/>
-          <w:bCs/>
-        </w:rPr>
-        <w:t>Vacunas en «Próximas dosis»:</w:t>
-      </w:r>
-      <w:r>
-        <w:t xml:space="preserve"> el portal leía columnas que la tabla </w:t>
-      </w:r>
-      <w:r>
-        <w:rPr>
-          <w:rStyle w:val="VerbatimChar"/>
-        </w:rPr>
-        <w:t>vacunas</w:t>
-      </w:r>
-      <w:r>
-        <w:t xml:space="preserve"> </w:t>
-      </w:r>
-      <w:r>
-        <w:t>no tiene (</w:t>
-      </w:r>
-      <w:r>
-        <w:rPr>
-          <w:rStyle w:val="VerbatimChar"/>
-        </w:rPr>
-        <w:t>dosis</w:t>
-      </w:r>
-      <w:r>
-        <w:t xml:space="preserve"> y </w:t>
-      </w:r>
-      <w:r>
-        <w:rPr>
-          <w:rStyle w:val="VerbatimChar"/>
-        </w:rPr>
-        <w:t>fecha_proxima</w:t>
-      </w:r>
-      <w:r>
-        <w:t xml:space="preserve">; la real es </w:t>
-      </w:r>
-      <w:r>
-        <w:rPr>
-          <w:rStyle w:val="VerbatimChar"/>
-        </w:rPr>
-        <w:t>fecha_proxima_dosis</w:t>
-      </w:r>
-      <w:r>
-        <w:t>), así que las vacunas nunca salían en «Próximas dosis» ni en el calendario de salud, y cada carga dejaba avisos de PHP en el log.</w:t>
-      </w:r>
-    </w:p>
-    <w:p>
-      <w:pPr>
-        <w:pStyle w:val="Compact"/>
-        <w:numPr>
-          <w:ilvl w:val="0"/>
-          <w:numId w:val="21"/>
-        </w:numPr>
-      </w:pPr>
-      <w:r>
-        <w:rPr>
-          <w:b/>
-          <w:bCs/>
-        </w:rPr>
-        <w:t>Detalle de cada registro:</w:t>
-      </w:r>
-      <w:r>
-        <w:t xml:space="preserve"> las vacunas muestran el laboratorio y las desparasitaciones el tipo y la periodicidad, en lugar de una «Dosis» que no existe en ninguna de las dos tablas.</w:t>
-      </w:r>
-    </w:p>
-    <w:p>
-      <w:pPr>
-        <w:pStyle w:val="Compact"/>
-        <w:numPr>
-          <w:ilvl w:val="0"/>
-          <w:numId w:val="21"/>
-        </w:numPr>
-      </w:pPr>
-      <w:r>
-        <w:rPr>
-          <w:b/>
-          <w:bCs/>
-        </w:rPr>
-        <w:t>PDF de la ficha de salud:</w:t>
-      </w:r>
-      <w:r>
-        <w:t xml:space="preserve"> </w:t>
-      </w:r>
-      <w:r>
-        <w:t>la columna «Próxima aplicación» de las vacunas salía siempre vacía; ahora trae la fecha, y la columna «Dosis» pasó a «Laboratorio» y «Tipo».</w:t>
-      </w:r>
-    </w:p>
-    <w:p>
-      <w:pPr>
-        <w:pStyle w:val="Ttulo2"/>
-      </w:pPr>
-      <w:bookmarkStart w:id="12" w:name="_aba8fd22e387d4f7af7e77dc457868987f96ddd"/>
-      <w:bookmarkStart w:id="13" w:name="_Toc242656897"/>
-      <w:bookmarkEnd w:id="10"/>
-      <w:r>
-        <w:t>Versión 1.10.0</w:t>
-      </w:r>
-      <w:bookmarkEnd w:id="13"/>
-    </w:p>
-    <w:p>
-      <w:pPr>
-        <w:pStyle w:val="FirstParagraph"/>
-      </w:pPr>
-      <w:r>
-        <w:t>Portal del propietario adaptado a móvil, tablet y escritorio, formularios del portal validados en el servidor, correo por Brevo y migraciones que se aplican solas al desplegar.</w:t>
-      </w:r>
-    </w:p>
-    <w:p>
-      <w:pPr>
-        <w:pStyle w:val="Textoindependiente"/>
-      </w:pPr>
-      <w:r>
-        <w:rPr>
-          <w:b/>
-          <w:bCs/>
-        </w:rPr>
-        <w:t>Portal del propietario en cualquier pantalla (HU-15, RNF-16)</w:t>
-      </w:r>
-    </w:p>
-    <w:p>
-      <w:pPr>
-        <w:pStyle w:val="Compact"/>
-        <w:numPr>
-          <w:ilvl w:val="0"/>
-          <w:numId w:val="22"/>
-        </w:numPr>
-      </w:pPr>
-      <w:r>
-        <w:rPr>
-          <w:b/>
-          <w:bCs/>
-        </w:rPr>
-        <w:lastRenderedPageBreak/>
-        <w:t>Tres tamaños:</w:t>
-      </w:r>
-      <w:r>
-        <w:t xml:space="preserve"> </w:t>
-      </w:r>
-      <w:r>
-        <w:t>barra inferior en móvil y tablet; menú lateral en escritorio (≥ 1024 px). En escritorio, Inicio, la agenda, la ficha de la mascota y el perfil se reparten en columnas.</w:t>
-      </w:r>
-    </w:p>
-    <w:p>
-      <w:pPr>
-        <w:pStyle w:val="Compact"/>
-        <w:numPr>
-          <w:ilvl w:val="0"/>
-          <w:numId w:val="22"/>
-        </w:numPr>
-      </w:pPr>
-      <w:r>
-        <w:rPr>
-          <w:b/>
-          <w:bCs/>
-        </w:rPr>
-        <w:t>Navegación con dirección propia</w:t>
-      </w:r>
-      <w:r>
-        <w:t xml:space="preserve"> (</w:t>
-      </w:r>
-      <w:r>
-        <w:rPr>
-          <w:rStyle w:val="VerbatimChar"/>
-        </w:rPr>
-        <w:t>#agenda</w:t>
-      </w:r>
-      <w:r>
-        <w:t xml:space="preserve">, </w:t>
-      </w:r>
-      <w:r>
-        <w:rPr>
-          <w:rStyle w:val="VerbatimChar"/>
-        </w:rPr>
-        <w:t>#perfil</w:t>
-      </w:r>
-      <w:r>
-        <w:t xml:space="preserve">, </w:t>
-      </w:r>
-      <w:r>
-        <w:rPr>
-          <w:rStyle w:val="VerbatimChar"/>
-        </w:rPr>
-        <w:t>#mascota-12</w:t>
-      </w:r>
-      <w:r>
-        <w:t>): el botón «atrás» vuelve a la sección anterior o cierra la ventana abierta, y la recarga conserva la sección.</w:t>
-      </w:r>
-    </w:p>
-    <w:p>
-      <w:pPr>
-        <w:pStyle w:val="Compact"/>
-        <w:numPr>
-          <w:ilvl w:val="0"/>
-          <w:numId w:val="22"/>
-        </w:numPr>
-      </w:pPr>
-      <w:r>
-        <w:rPr>
-          <w:b/>
-          <w:bCs/>
-        </w:rPr>
-        <w:t>Horario real de la clínica</w:t>
-      </w:r>
-      <w:r>
-        <w:t xml:space="preserve"> en Inicio (si está abierta ahora y el horario de la semana), en lugar del banner fijo de «24 horas», que no era cierto.</w:t>
-      </w:r>
-    </w:p>
-    <w:p>
-      <w:pPr>
-        <w:pStyle w:val="Compact"/>
-        <w:numPr>
-          <w:ilvl w:val="0"/>
-          <w:numId w:val="22"/>
-        </w:numPr>
-      </w:pPr>
-      <w:r>
-        <w:rPr>
-          <w:b/>
-          <w:bCs/>
-        </w:rPr>
-        <w:t>Accesibilidad:</w:t>
-      </w:r>
-      <w:r>
-        <w:t xml:space="preserve"> </w:t>
-      </w:r>
-      <w:r>
-        <w:t>el zoom ya no está bloqueado, las ventanas se cierran con Esc y el foco no sale de ellas, y todas las tarjetas se abren con el teclado.</w:t>
-      </w:r>
-    </w:p>
-    <w:p>
-      <w:pPr>
-        <w:pStyle w:val="Compact"/>
-        <w:numPr>
-          <w:ilvl w:val="0"/>
-          <w:numId w:val="22"/>
-        </w:numPr>
-      </w:pPr>
-      <w:r>
-        <w:t>Los estilos se dividieron en módulos (</w:t>
-      </w:r>
-      <w:r>
-        <w:rPr>
-          <w:rStyle w:val="VerbatimChar"/>
-        </w:rPr>
-        <w:t>public/css/portal/</w:t>
-      </w:r>
-      <w:r>
-        <w:t>) y la vista quedó sin estilos en línea.</w:t>
-      </w:r>
-    </w:p>
-    <w:p>
-      <w:pPr>
-        <w:pStyle w:val="FirstParagraph"/>
-      </w:pPr>
-      <w:r>
-        <w:rPr>
-          <w:b/>
-          <w:bCs/>
-        </w:rPr>
-        <w:t>Formularios del portal (RE-5.1.9, RE-5.1.10; antes RE-15.9 y RE-15.10)</w:t>
-      </w:r>
-    </w:p>
-    <w:p>
-      <w:pPr>
-        <w:pStyle w:val="Compact"/>
-        <w:numPr>
-          <w:ilvl w:val="0"/>
-          <w:numId w:val="23"/>
-        </w:numPr>
-      </w:pPr>
-      <w:r>
-        <w:rPr>
-          <w:b/>
-          <w:bCs/>
-        </w:rPr>
-        <w:t>Validación en el servidor:</w:t>
-      </w:r>
-      <w:r>
-        <w:t xml:space="preserve"> nombre, especie, raza de esa especie, sexo, peso y fecha de nacimiento; el teléfono de contacto y el motivo de la cita también se revisan.</w:t>
-      </w:r>
-    </w:p>
-    <w:p>
-      <w:pPr>
-        <w:pStyle w:val="Compact"/>
-        <w:numPr>
-          <w:ilvl w:val="0"/>
-          <w:numId w:val="23"/>
-        </w:numPr>
-      </w:pPr>
-      <w:r>
-        <w:rPr>
-          <w:b/>
-          <w:bCs/>
-        </w:rPr>
-        <w:t>Foto segura:</w:t>
-      </w:r>
-      <w:r>
-        <w:t xml:space="preserve"> </w:t>
-      </w:r>
-      <w:r>
-        <w:t xml:space="preserve">el portal tenía una copia vieja de la subida de fotos que armaba el nombre del archivo con el de la mascota (una mascota llamada </w:t>
-      </w:r>
-      <w:r>
-        <w:rPr>
-          <w:rStyle w:val="VerbatimChar"/>
-        </w:rPr>
-        <w:t>../../algo</w:t>
-      </w:r>
-      <w:r>
-        <w:t xml:space="preserve"> escribía fuera de la carpeta) y solo miraba la extensión. Ahora usa el mismo </w:t>
-      </w:r>
-      <w:r>
-        <w:rPr>
-          <w:rStyle w:val="VerbatimChar"/>
-        </w:rPr>
-        <w:t>helpers/FotoMascota.php</w:t>
-      </w:r>
-      <w:r>
-        <w:t xml:space="preserve"> que el panel del personal.</w:t>
-      </w:r>
-    </w:p>
-    <w:p>
-      <w:pPr>
-        <w:pStyle w:val="Compact"/>
-        <w:numPr>
-          <w:ilvl w:val="0"/>
-          <w:numId w:val="23"/>
-        </w:numPr>
-      </w:pPr>
-      <w:r>
-        <w:rPr>
-          <w:b/>
-          <w:bCs/>
-        </w:rPr>
-        <w:t>Razas:</w:t>
-      </w:r>
-      <w:r>
-        <w:t xml:space="preserve"> </w:t>
-      </w:r>
-      <w:r>
-        <w:t>el propietario ya no crea razas con texto libre. Si la suya no está, elige «Criollo» (mestiza), «No sé la raza» o «Mi raza no está en la lista» y la escribe; el personal la ve en la ficha, la atención y la lista de pacientes como raza indicada por el propietario.</w:t>
-      </w:r>
-    </w:p>
-    <w:p>
-      <w:pPr>
-        <w:pStyle w:val="Compact"/>
-        <w:numPr>
-          <w:ilvl w:val="0"/>
-          <w:numId w:val="23"/>
-        </w:numPr>
-      </w:pPr>
-      <w:r>
-        <w:rPr>
-          <w:b/>
-          <w:bCs/>
-        </w:rPr>
-        <w:t>Más claros:</w:t>
-      </w:r>
-      <w:r>
-        <w:t xml:space="preserve"> campos obligatorios marcados con </w:t>
-      </w:r>
-      <w:r>
-        <w:rPr>
-          <w:rStyle w:val="VerbatimChar"/>
-        </w:rPr>
-        <w:t>*</w:t>
-      </w:r>
-      <w:r>
-        <w:t xml:space="preserve"> y opcionales con «(opcional)», sexo con dos botones y vista previa de la foto actual y de la nueva.</w:t>
-      </w:r>
-    </w:p>
-    <w:p>
-      <w:pPr>
-        <w:pStyle w:val="Compact"/>
-        <w:numPr>
-          <w:ilvl w:val="0"/>
-          <w:numId w:val="23"/>
-        </w:numPr>
-      </w:pPr>
-      <w:r>
-        <w:rPr>
-          <w:b/>
-          <w:bCs/>
-        </w:rPr>
-        <w:t>Color:</w:t>
-      </w:r>
-      <w:r>
-        <w:t xml:space="preserve"> </w:t>
-      </w:r>
-      <w:r>
-        <w:t>lo registra la clínica en la consulta. Antes, guardar una edición desde el portal borraba los colores que había puesto la clínica.</w:t>
-      </w:r>
-    </w:p>
-    <w:p>
-      <w:pPr>
-        <w:pStyle w:val="Compact"/>
-        <w:numPr>
-          <w:ilvl w:val="0"/>
-          <w:numId w:val="23"/>
-        </w:numPr>
-      </w:pPr>
-      <w:r>
-        <w:rPr>
-          <w:b/>
-          <w:bCs/>
-        </w:rPr>
-        <w:t>Agendar cita:</w:t>
-      </w:r>
-      <w:r>
-        <w:t xml:space="preserve"> calendario siempre visible con los días sin atención bloqueados, horarios libres en botones de mañana y tarde, un texto que dice qué falta elegir y el botón de confirmar habilitado solo cuando todo está completo.</w:t>
-      </w:r>
-    </w:p>
-    <w:p>
-      <w:pPr>
-        <w:pStyle w:val="FirstParagraph"/>
-      </w:pPr>
-      <w:r>
-        <w:rPr>
-          <w:b/>
-          <w:bCs/>
-        </w:rPr>
-        <w:t>Correo</w:t>
-      </w:r>
-    </w:p>
-    <w:p>
-      <w:pPr>
-        <w:pStyle w:val="Compact"/>
-        <w:numPr>
-          <w:ilvl w:val="0"/>
-          <w:numId w:val="24"/>
-        </w:numPr>
-      </w:pPr>
-      <w:r>
-        <w:t xml:space="preserve">Los correos del sistema salen por Brevo desde </w:t>
-      </w:r>
-      <w:r>
-        <w:rPr>
-          <w:rStyle w:val="VerbatimChar"/>
-        </w:rPr>
-        <w:t>no-reply@zooki.secarvajal.com</w:t>
-      </w:r>
-      <w:r>
-        <w:t xml:space="preserve"> </w:t>
-      </w:r>
-      <w:r>
-        <w:t>con el dominio autenticado (DKIM y DMARC), en lugar de una cuenta de Gmail.</w:t>
-      </w:r>
-    </w:p>
-    <w:p>
-      <w:pPr>
-        <w:pStyle w:val="FirstParagraph"/>
-      </w:pPr>
-      <w:r>
-        <w:rPr>
-          <w:b/>
-          <w:bCs/>
-        </w:rPr>
-        <w:t>Despliegue</w:t>
-      </w:r>
-    </w:p>
-    <w:p>
-      <w:pPr>
-        <w:pStyle w:val="Compact"/>
-        <w:numPr>
-          <w:ilvl w:val="0"/>
-          <w:numId w:val="25"/>
-        </w:numPr>
-      </w:pPr>
-      <w:r>
-        <w:rPr>
-          <w:b/>
-          <w:bCs/>
-        </w:rPr>
-        <w:t>Migraciones automáticas:</w:t>
-      </w:r>
-      <w:r>
-        <w:t xml:space="preserve"> al arrancar, el contenedor web aplica las migraciones pendientes y las anota en </w:t>
-      </w:r>
-      <w:r>
-        <w:rPr>
-          <w:rStyle w:val="VerbatimChar"/>
-        </w:rPr>
-        <w:t>schema_migraciones</w:t>
-      </w:r>
-      <w:r>
-        <w:t xml:space="preserve"> (ver «Migraciones de la base de datos»). Ya no hay que entrar al servidor a correrlas.</w:t>
-      </w:r>
-    </w:p>
-    <w:p>
-      <w:pPr>
-        <w:pStyle w:val="Compact"/>
-        <w:numPr>
-          <w:ilvl w:val="0"/>
-          <w:numId w:val="25"/>
-        </w:numPr>
-      </w:pPr>
-      <w:r>
-        <w:rPr>
-          <w:b/>
-          <w:bCs/>
-        </w:rPr>
-        <w:t>Migración nueva:</w:t>
-      </w:r>
-      <w:r>
-        <w:t xml:space="preserve"> </w:t>
-      </w:r>
-      <w:r>
-        <w:rPr>
-          <w:rStyle w:val="VerbatimChar"/>
-        </w:rPr>
-        <w:t>database/13_razas_portal.sql</w:t>
-      </w:r>
-      <w:r>
-        <w:t xml:space="preserve"> (columna </w:t>
-      </w:r>
-      <w:r>
-        <w:rPr>
-          <w:rStyle w:val="VerbatimChar"/>
-        </w:rPr>
-        <w:t>raza_indicada</w:t>
-      </w:r>
-      <w:r>
-        <w:t xml:space="preserve"> y la raza «Sin raza definida» en todas las especies). Se aplica sola en el primer despliegue.</w:t>
-      </w:r>
-    </w:p>
-    <w:p>
-      <w:pPr>
-        <w:pStyle w:val="FirstParagraph"/>
-      </w:pPr>
-      <w:r>
-        <w:rPr>
-          <w:b/>
-          <w:bCs/>
-        </w:rPr>
-        <w:t>Correcciones</w:t>
-      </w:r>
-    </w:p>
-    <w:p>
-      <w:pPr>
-        <w:pStyle w:val="Compact"/>
-        <w:numPr>
-          <w:ilvl w:val="0"/>
-          <w:numId w:val="26"/>
-        </w:numPr>
-      </w:pPr>
-      <w:r>
-        <w:lastRenderedPageBreak/>
-        <w:t>La próxima cita del portal decía «Confirmada» aunque estuviera pendiente, y el estado «sin cerrar» se mostraba como «Sin_cerrar».</w:t>
-      </w:r>
-    </w:p>
-    <w:p>
-      <w:pPr>
-        <w:pStyle w:val="Compact"/>
-        <w:numPr>
-          <w:ilvl w:val="0"/>
-          <w:numId w:val="26"/>
-        </w:numPr>
-      </w:pPr>
-      <w:r>
-        <w:t>Esc llevaba a Inicio desde cualquier pantalla, aunque hubiera una ventana abierta.</w:t>
-      </w:r>
-    </w:p>
-    <w:p>
-      <w:pPr>
-        <w:pStyle w:val="Compact"/>
-        <w:numPr>
-          <w:ilvl w:val="0"/>
-          <w:numId w:val="26"/>
-        </w:numPr>
-      </w:pPr>
-      <w:r>
-        <w:t xml:space="preserve">La raza de la mascota se escapaba dos veces (una «&amp;» salía como «&amp;amp;»), dos íconos no existían y la variable </w:t>
-      </w:r>
-      <w:r>
-        <w:rPr>
-          <w:rStyle w:val="VerbatimChar"/>
-        </w:rPr>
-        <w:t>--z-bg-light</w:t>
-      </w:r>
-      <w:r>
-        <w:t xml:space="preserve"> no estaba definida.</w:t>
-      </w:r>
-    </w:p>
-    <w:p>
-      <w:pPr>
-        <w:pStyle w:val="FirstParagraph"/>
-      </w:pPr>
-      <w:r>
-        <w:rPr>
-          <w:b/>
-          <w:bCs/>
-        </w:rPr>
-        <w:t>Pruebas</w:t>
-      </w:r>
-    </w:p>
-    <w:p>
-      <w:pPr>
-        <w:pStyle w:val="Compact"/>
-        <w:numPr>
-          <w:ilvl w:val="0"/>
-          <w:numId w:val="27"/>
-        </w:numPr>
-      </w:pPr>
-      <w:r>
-        <w:t xml:space="preserve">Dos suites nuevas: </w:t>
-      </w:r>
-      <w:r>
-        <w:rPr>
-          <w:rStyle w:val="VerbatimChar"/>
-        </w:rPr>
-        <w:t>HorarioAtencionTest</w:t>
-      </w:r>
-      <w:r>
-        <w:t xml:space="preserve"> y </w:t>
-      </w:r>
-      <w:r>
-        <w:rPr>
-          <w:rStyle w:val="VerbatimChar"/>
-        </w:rPr>
-        <w:t>ValidadorMascotaTest</w:t>
-      </w:r>
-      <w:r>
-        <w:t>.</w:t>
-      </w:r>
-    </w:p>
-    <w:p>
-      <w:pPr>
-        <w:pStyle w:val="Ttulo2"/>
-      </w:pPr>
-      <w:bookmarkStart w:id="14" w:name="_e3e4a66d5558c541856f06657d5b7b4c49e8dac"/>
-      <w:bookmarkStart w:id="15" w:name="_Toc242656898"/>
-      <w:bookmarkEnd w:id="12"/>
-      <w:r>
-        <w:t>Versión 1.9.1</w:t>
-      </w:r>
-      <w:bookmarkEnd w:id="15"/>
-    </w:p>
-    <w:p>
-      <w:pPr>
-        <w:pStyle w:val="FirstParagraph"/>
-      </w:pPr>
-      <w:r>
-        <w:t>Rediseño de las pantallas de inicio, de «Mi perfil» y de la configuración de horarios, y limpieza de módulos que ya no se usaban.</w:t>
-      </w:r>
-    </w:p>
-    <w:p>
-      <w:pPr>
-        <w:pStyle w:val="Textoindependiente"/>
-      </w:pPr>
-      <w:r>
-        <w:rPr>
-          <w:b/>
-          <w:bCs/>
-        </w:rPr>
-        <w:t>Panel de inicio del veterinario (HU-18, HU-20)</w:t>
-      </w:r>
-    </w:p>
-    <w:p>
-      <w:pPr>
-        <w:pStyle w:val="Compact"/>
-        <w:numPr>
-          <w:ilvl w:val="0"/>
-          <w:numId w:val="28"/>
-        </w:numPr>
-      </w:pPr>
-      <w:r>
-        <w:rPr>
-          <w:b/>
-          <w:bCs/>
-        </w:rPr>
-        <w:t>«Mi día»:</w:t>
-      </w:r>
-      <w:r>
-        <w:t xml:space="preserve"> flyer de bienvenida con las citas de hoy, las atendidas y las que faltan; tarjeta del siguiente paciente con el botón para iniciar o continuar la atención, habilitado desde 15 minutos antes de la cita (RN-407).</w:t>
-      </w:r>
-    </w:p>
-    <w:p>
-      <w:pPr>
-        <w:pStyle w:val="Compact"/>
-        <w:numPr>
-          <w:ilvl w:val="0"/>
-          <w:numId w:val="28"/>
-        </w:numPr>
-      </w:pPr>
-      <w:r>
-        <w:rPr>
-          <w:b/>
-          <w:bCs/>
-        </w:rPr>
-        <w:t>Su agenda, no la de todos:</w:t>
-      </w:r>
-      <w:r>
-        <w:t xml:space="preserve"> </w:t>
-      </w:r>
-      <w:r>
-        <w:t>antes mostraba las citas de todos los veterinarios, lo que incumplía el criterio de HU-18.</w:t>
-      </w:r>
-    </w:p>
-    <w:p>
-      <w:pPr>
-        <w:pStyle w:val="Compact"/>
-        <w:numPr>
-          <w:ilvl w:val="0"/>
-          <w:numId w:val="28"/>
-        </w:numPr>
-      </w:pPr>
-      <w:r>
-        <w:rPr>
-          <w:b/>
-          <w:bCs/>
-        </w:rPr>
-        <w:t>Atenciones sin cerrar</w:t>
-      </w:r>
-      <w:r>
-        <w:t xml:space="preserve"> (RN-409) y </w:t>
-      </w:r>
-      <w:r>
-        <w:rPr>
-          <w:b/>
-          <w:bCs/>
-        </w:rPr>
-        <w:t>vacunas y desparasitaciones de sus pacientes</w:t>
-      </w:r>
-      <w:r>
-        <w:t xml:space="preserve"> agrupadas por día, con enlace a la ficha.</w:t>
-      </w:r>
-    </w:p>
-    <w:p>
-      <w:pPr>
-        <w:pStyle w:val="FirstParagraph"/>
-      </w:pPr>
-      <w:r>
-        <w:rPr>
-          <w:b/>
-          <w:bCs/>
-        </w:rPr>
-        <w:t>Panel de inicio del administrador (HU-57, nueva)</w:t>
-      </w:r>
-    </w:p>
-    <w:p>
-      <w:pPr>
-        <w:pStyle w:val="Compact"/>
-        <w:numPr>
-          <w:ilvl w:val="0"/>
-          <w:numId w:val="29"/>
-        </w:numPr>
-      </w:pPr>
-      <w:r>
-        <w:t>Citas de hoy, atendidas, no asistidas y consultas del mes comparadas con el mismo periodo del mes anterior.</w:t>
-      </w:r>
-    </w:p>
-    <w:p>
-      <w:pPr>
-        <w:pStyle w:val="Compact"/>
-        <w:numPr>
-          <w:ilvl w:val="0"/>
-          <w:numId w:val="29"/>
-        </w:numPr>
-      </w:pPr>
-      <w:r>
-        <w:t>Carga del día por veterinario, citas de hoy con filtro por estado y pendientes de la operación: atenciones sin cerrar, citas pasadas sin marcar y citas por confirmar.</w:t>
-      </w:r>
-    </w:p>
-    <w:p>
-      <w:pPr>
-        <w:pStyle w:val="Compact"/>
-        <w:numPr>
-          <w:ilvl w:val="0"/>
-          <w:numId w:val="29"/>
-        </w:numPr>
-      </w:pPr>
-      <w:r>
-        <w:t>Una sola gráfica: asistencia de los últimos 6 meses.</w:t>
-      </w:r>
-    </w:p>
-    <w:p>
-      <w:pPr>
-        <w:pStyle w:val="FirstParagraph"/>
-      </w:pPr>
-      <w:r>
-        <w:rPr>
-          <w:b/>
-          <w:bCs/>
-        </w:rPr>
-        <w:t>Mi perfil (HU-42, HU-39)</w:t>
-      </w:r>
-    </w:p>
-    <w:p>
-      <w:pPr>
-        <w:pStyle w:val="Compact"/>
-        <w:numPr>
-          <w:ilvl w:val="0"/>
-          <w:numId w:val="30"/>
-        </w:numPr>
-      </w:pPr>
-      <w:r>
-        <w:rPr>
-          <w:b/>
-          <w:bCs/>
-        </w:rPr>
-        <w:t>Actividad reciente de la cuenta:</w:t>
-      </w:r>
-      <w:r>
-        <w:t xml:space="preserve"> accesos, intentos fallidos y cambios, con fecha e IP, y aviso si hubo intentos fallidos en los últimos 30 días.</w:t>
-      </w:r>
-    </w:p>
-    <w:p>
-      <w:pPr>
-        <w:pStyle w:val="Compact"/>
-        <w:numPr>
-          <w:ilvl w:val="0"/>
-          <w:numId w:val="30"/>
-        </w:numPr>
-      </w:pPr>
-      <w:r>
-        <w:t>La contraseña actual solo se pide si la cuenta ya tiene una; las creadas con Google ven «Crear contraseña».</w:t>
-      </w:r>
-    </w:p>
-    <w:p>
-      <w:pPr>
-        <w:pStyle w:val="Compact"/>
-        <w:numPr>
-          <w:ilvl w:val="0"/>
-          <w:numId w:val="30"/>
-        </w:numPr>
-      </w:pPr>
-      <w:r>
-        <w:t>Requisitos de la contraseña marcados al escribir y botón para ver lo escrito.</w:t>
-      </w:r>
-    </w:p>
-    <w:p>
-      <w:pPr>
-        <w:pStyle w:val="Compact"/>
-        <w:numPr>
-          <w:ilvl w:val="0"/>
-          <w:numId w:val="30"/>
-        </w:numPr>
-      </w:pPr>
-      <w:r>
-        <w:t>El cambio de contraseña ahora queda en la auditoría, y el registro y el inicio de sesión con Google vuelven a registrarse: usaban una acción fuera del catálogo y la base los rechazaba.</w:t>
-      </w:r>
-    </w:p>
-    <w:p>
-      <w:pPr>
-        <w:pStyle w:val="FirstParagraph"/>
-      </w:pPr>
-      <w:r>
-        <w:rPr>
-          <w:b/>
-          <w:bCs/>
-        </w:rPr>
-        <w:t>Configuración de horarios (HU-43)</w:t>
-      </w:r>
-    </w:p>
-    <w:p>
-      <w:pPr>
-        <w:pStyle w:val="Compact"/>
-        <w:numPr>
-          <w:ilvl w:val="0"/>
-          <w:numId w:val="31"/>
-        </w:numPr>
-      </w:pPr>
-      <w:r>
-        <w:t>Una fila por día con sus bloques, las horas de cada día y un resumen de la semana; los días cerrados se leen «Cerrado».</w:t>
-      </w:r>
-    </w:p>
-    <w:p>
-      <w:pPr>
-        <w:pStyle w:val="Compact"/>
-        <w:numPr>
-          <w:ilvl w:val="0"/>
-          <w:numId w:val="31"/>
-        </w:numPr>
-      </w:pPr>
-      <w:r>
-        <w:lastRenderedPageBreak/>
-        <w:t>Se corrigió el guardado: un día cerrado ya no envía bloques activos, que rompían la restricción</w:t>
-      </w:r>
-      <w:r>
-        <w:t xml:space="preserve"> </w:t>
-      </w:r>
-      <w:r>
-        <w:rPr>
-          <w:rStyle w:val="VerbatimChar"/>
-        </w:rPr>
-        <w:t>chk_afternoon</w:t>
-      </w:r>
-      <w:r>
-        <w:t xml:space="preserve"> de la base.</w:t>
-      </w:r>
-    </w:p>
-    <w:p>
-      <w:pPr>
-        <w:pStyle w:val="FirstParagraph"/>
-      </w:pPr>
-      <w:r>
-        <w:rPr>
-          <w:b/>
-          <w:bCs/>
-        </w:rPr>
-        <w:t>Correcciones y limpieza</w:t>
-      </w:r>
-    </w:p>
-    <w:p>
-      <w:pPr>
-        <w:pStyle w:val="Compact"/>
-        <w:numPr>
-          <w:ilvl w:val="0"/>
-          <w:numId w:val="32"/>
-        </w:numPr>
-      </w:pPr>
-      <w:r>
-        <w:rPr>
-          <w:b/>
-          <w:bCs/>
-        </w:rPr>
-        <w:t>Sin datos de ejemplo:</w:t>
-      </w:r>
-      <w:r>
-        <w:t xml:space="preserve"> los paneles ya no inventan valores cuando no hay información, y el «hoy» usa la hora de la clínica y no la del servidor.</w:t>
-      </w:r>
-    </w:p>
-    <w:p>
-      <w:pPr>
-        <w:pStyle w:val="Compact"/>
-        <w:numPr>
-          <w:ilvl w:val="0"/>
-          <w:numId w:val="32"/>
-        </w:numPr>
-      </w:pPr>
-      <w:r>
-        <w:rPr>
-          <w:b/>
-          <w:bCs/>
-        </w:rPr>
-        <w:t>Módulo de reportes eliminado</w:t>
-      </w:r>
-      <w:r>
-        <w:t xml:space="preserve"> (HU-16 retirada), junto con 14 rutas, 4 vistas y 9 métodos de controlador que ninguna pantalla usaba.</w:t>
-      </w:r>
-    </w:p>
-    <w:p>
-      <w:pPr>
-        <w:pStyle w:val="Compact"/>
-        <w:numPr>
-          <w:ilvl w:val="0"/>
-          <w:numId w:val="32"/>
-        </w:numPr>
-      </w:pPr>
-      <w:r>
-        <w:rPr>
-          <w:b/>
-          <w:bCs/>
-        </w:rPr>
-        <w:t>Interfaz:</w:t>
-      </w:r>
-      <w:r>
-        <w:t xml:space="preserve"> los títulos de la cabecera quedaron alineados con el contenido y desapareció la barra de scroll que parpadeaba al cargar cada módulo.</w:t>
-      </w:r>
-    </w:p>
-    <w:p>
-      <w:pPr>
-        <w:pStyle w:val="Compact"/>
-        <w:numPr>
-          <w:ilvl w:val="0"/>
-          <w:numId w:val="32"/>
-        </w:numPr>
-      </w:pPr>
-      <w:r>
-        <w:t>El CSS y el JS de las pantallas rediseñadas salieron de las vistas a sus propios archivos.</w:t>
-      </w:r>
-    </w:p>
-    <w:p>
-      <w:pPr>
-        <w:pStyle w:val="FirstParagraph"/>
-      </w:pPr>
-      <w:r>
-        <w:rPr>
-          <w:b/>
-          <w:bCs/>
-        </w:rPr>
-        <w:t>Pruebas</w:t>
-      </w:r>
-    </w:p>
-    <w:p>
-      <w:pPr>
-        <w:pStyle w:val="Compact"/>
-        <w:numPr>
-          <w:ilvl w:val="0"/>
-          <w:numId w:val="33"/>
-        </w:numPr>
-      </w:pPr>
-      <w:r>
-        <w:t xml:space="preserve">Cuatro suites nuevas: </w:t>
-      </w:r>
-      <w:r>
-        <w:rPr>
-          <w:rStyle w:val="VerbatimChar"/>
-        </w:rPr>
-        <w:t>ResumenPanelTest</w:t>
-      </w:r>
-      <w:r>
-        <w:t xml:space="preserve">, </w:t>
-      </w:r>
-      <w:r>
-        <w:rPr>
-          <w:rStyle w:val="VerbatimChar"/>
-        </w:rPr>
-        <w:t>PanelTest</w:t>
-      </w:r>
-      <w:r>
-        <w:t xml:space="preserve">, </w:t>
-      </w:r>
-      <w:r>
-        <w:rPr>
-          <w:rStyle w:val="VerbatimChar"/>
-        </w:rPr>
-        <w:t>ActividadCuentaTest</w:t>
-      </w:r>
-      <w:r>
-        <w:t xml:space="preserve"> y </w:t>
-      </w:r>
-      <w:r>
-        <w:rPr>
-          <w:rStyle w:val="VerbatimChar"/>
-        </w:rPr>
-        <w:t>ActividadCuentaAuditoriaTest</w:t>
-      </w:r>
-      <w:r>
-        <w:t>.</w:t>
-      </w:r>
-    </w:p>
-    <w:p>
-      <w:pPr>
-        <w:pStyle w:val="Ttulo2"/>
-      </w:pPr>
-      <w:bookmarkStart w:id="16" w:name="_3f2d6ec490c6fdb3bf5d23b932194d2e7c03daa"/>
-      <w:bookmarkStart w:id="17" w:name="_Toc242656899"/>
-      <w:bookmarkEnd w:id="14"/>
-      <w:r>
-        <w:t>Versión 1.9.0</w:t>
-      </w:r>
-      <w:bookmarkEnd w:id="17"/>
-    </w:p>
-    <w:p>
-      <w:pPr>
-        <w:pStyle w:val="FirstParagraph"/>
-      </w:pPr>
-      <w:r>
-        <w:t>Auditoría de cierre de los módulos de acceso, mascotas e historia clínica, y nueva pantalla de atención de citas para el veterinario.</w:t>
-      </w:r>
-    </w:p>
-    <w:p>
-      <w:pPr>
-        <w:pStyle w:val="Textoindependiente"/>
-      </w:pPr>
-      <w:r>
-        <w:rPr>
-          <w:b/>
-          <w:bCs/>
-        </w:rPr>
-        <w:t>Seguridad</w:t>
-      </w:r>
-    </w:p>
-    <w:p>
-      <w:pPr>
-        <w:pStyle w:val="Compact"/>
-        <w:numPr>
-          <w:ilvl w:val="0"/>
-          <w:numId w:val="34"/>
-        </w:numPr>
-      </w:pPr>
-      <w:r>
-        <w:rPr>
-          <w:b/>
-          <w:bCs/>
-        </w:rPr>
-        <w:t>Aislamiento de datos por usuario:</w:t>
-      </w:r>
-      <w:r>
-        <w:t xml:space="preserve"> </w:t>
-      </w:r>
-      <w:r>
-        <w:t>las notificaciones y los adjuntos clínicos verifican a quién pertenecen. Antes cualquier sesión podía marcar notificaciones ajenas o descargar adjuntos de otras mascotas.</w:t>
-      </w:r>
-    </w:p>
-    <w:p>
-      <w:pPr>
-        <w:pStyle w:val="Compact"/>
-        <w:numPr>
-          <w:ilvl w:val="0"/>
-          <w:numId w:val="34"/>
-        </w:numPr>
-      </w:pPr>
-      <w:r>
-        <w:rPr>
-          <w:b/>
-          <w:bCs/>
-        </w:rPr>
-        <w:t>Sesión reforzada:</w:t>
-      </w:r>
-      <w:r>
-        <w:t xml:space="preserve"> se regenera el identificador de sesión al autenticarse, la cookie usa </w:t>
-      </w:r>
-      <w:r>
-        <w:rPr>
-          <w:rStyle w:val="VerbatimChar"/>
-        </w:rPr>
-        <w:t>HttpOnly</w:t>
-      </w:r>
-      <w:r>
-        <w:t xml:space="preserve">, </w:t>
-      </w:r>
-      <w:r>
-        <w:rPr>
-          <w:rStyle w:val="VerbatimChar"/>
-        </w:rPr>
-        <w:t>SameSite</w:t>
-      </w:r>
-      <w:r>
-        <w:t xml:space="preserve"> y </w:t>
-      </w:r>
-      <w:r>
-        <w:rPr>
-          <w:rStyle w:val="VerbatimChar"/>
-        </w:rPr>
-        <w:t>Secure</w:t>
-      </w:r>
-      <w:r>
-        <w:t>, se envían cabeceras de seguridad HTTP y la cookie se elimina al cerrar sesión.</w:t>
-      </w:r>
-    </w:p>
-    <w:p>
-      <w:pPr>
-        <w:pStyle w:val="Compact"/>
-        <w:numPr>
-          <w:ilvl w:val="0"/>
-          <w:numId w:val="34"/>
-        </w:numPr>
-      </w:pPr>
-      <w:r>
-        <w:rPr>
-          <w:b/>
-          <w:bCs/>
-        </w:rPr>
-        <w:t>Contraseñas temporales obligatorias:</w:t>
-      </w:r>
-      <w:r>
-        <w:t xml:space="preserve"> </w:t>
-      </w:r>
-      <w:r>
-        <w:t>mientras no se cambie, una contraseña temporal solo da acceso al formulario de cambio. Los propietarios registrados por el personal reciben una temporal por correo en lugar de usar su número de documento.</w:t>
-      </w:r>
-    </w:p>
-    <w:p>
-      <w:pPr>
-        <w:pStyle w:val="Compact"/>
-        <w:numPr>
-          <w:ilvl w:val="0"/>
-          <w:numId w:val="34"/>
-        </w:numPr>
-      </w:pPr>
-      <w:r>
-        <w:rPr>
-          <w:b/>
-          <w:bCs/>
-        </w:rPr>
-        <w:t>Datos sensibles:</w:t>
-      </w:r>
-      <w:r>
-        <w:t xml:space="preserve"> el hash de la contraseña ya no llega al navegador, los errores técnicos no se muestran al cliente y la auditoría solo acepta la IP reenviada por proxies de confianza (</w:t>
-      </w:r>
-      <w:r>
-        <w:rPr>
-          <w:rStyle w:val="VerbatimChar"/>
-        </w:rPr>
-        <w:t>TRUSTED_PROXIES</w:t>
-      </w:r>
-      <w:r>
-        <w:t>).</w:t>
-      </w:r>
-    </w:p>
-    <w:p>
-      <w:pPr>
-        <w:pStyle w:val="Compact"/>
-        <w:numPr>
-          <w:ilvl w:val="0"/>
-          <w:numId w:val="34"/>
-        </w:numPr>
-      </w:pPr>
-      <w:r>
-        <w:rPr>
-          <w:b/>
-          <w:bCs/>
-        </w:rPr>
-        <w:t>Subida de archivos:</w:t>
-      </w:r>
-      <w:r>
-        <w:t xml:space="preserve"> </w:t>
-      </w:r>
-      <w:r>
-        <w:t>fotos y adjuntos se validan por su contenido y no por la extensión, y el nombre del archivo lo genera el servidor.</w:t>
-      </w:r>
-    </w:p>
-    <w:p>
-      <w:pPr>
-        <w:pStyle w:val="Compact"/>
-        <w:numPr>
-          <w:ilvl w:val="0"/>
-          <w:numId w:val="34"/>
-        </w:numPr>
-      </w:pPr>
-      <w:r>
-        <w:rPr>
-          <w:b/>
-          <w:bCs/>
-        </w:rPr>
-        <w:t>Autorización cerrada por defecto:</w:t>
-      </w:r>
-      <w:r>
-        <w:t xml:space="preserve"> se deniega cualquier acción que no figure en la matriz de roles.</w:t>
-      </w:r>
-    </w:p>
-    <w:p>
-      <w:pPr>
-        <w:pStyle w:val="FirstParagraph"/>
-      </w:pPr>
-      <w:r>
-        <w:rPr>
-          <w:b/>
-          <w:bCs/>
-        </w:rPr>
-        <w:t>Acceso y perfil</w:t>
-      </w:r>
-    </w:p>
-    <w:p>
-      <w:pPr>
-        <w:pStyle w:val="Compact"/>
-        <w:numPr>
-          <w:ilvl w:val="0"/>
-          <w:numId w:val="35"/>
-        </w:numPr>
-      </w:pPr>
-      <w:r>
-        <w:rPr>
-          <w:b/>
-          <w:bCs/>
-        </w:rPr>
-        <w:t>Perfil propio para los cuatro roles (HU-42):</w:t>
-      </w:r>
-      <w:r>
-        <w:t xml:space="preserve"> administrador, veterinario y recepcionista pueden consultar y editar sus datos de contacto y cambiar su contraseña.</w:t>
-      </w:r>
-    </w:p>
-    <w:p>
-      <w:pPr>
-        <w:pStyle w:val="Compact"/>
-        <w:numPr>
-          <w:ilvl w:val="0"/>
-          <w:numId w:val="35"/>
-        </w:numPr>
-      </w:pPr>
-      <w:r>
-        <w:rPr>
-          <w:b/>
-          <w:bCs/>
-        </w:rPr>
-        <w:t>Notificaciones (HU-45):</w:t>
-      </w:r>
-      <w:r>
-        <w:t xml:space="preserve"> botón para marcar todas como leídas en los paneles internos.</w:t>
-      </w:r>
-    </w:p>
-    <w:p>
-      <w:pPr>
-        <w:pStyle w:val="Compact"/>
-        <w:numPr>
-          <w:ilvl w:val="0"/>
-          <w:numId w:val="35"/>
-        </w:numPr>
-      </w:pPr>
-      <w:r>
-        <w:rPr>
-          <w:b/>
-          <w:bCs/>
-        </w:rPr>
-        <w:lastRenderedPageBreak/>
-        <w:t>Restablecimiento de contraseña (HU-54):</w:t>
-      </w:r>
-      <w:r>
-        <w:t xml:space="preserve"> el administrador puede generar una contraseña temporal para un usuario, que se envía por correo.</w:t>
-      </w:r>
-    </w:p>
-    <w:p>
-      <w:pPr>
-        <w:pStyle w:val="Compact"/>
-        <w:numPr>
-          <w:ilvl w:val="0"/>
-          <w:numId w:val="35"/>
-        </w:numPr>
-      </w:pPr>
-      <w:r>
-        <w:rPr>
-          <w:b/>
-          <w:bCs/>
-        </w:rPr>
-        <w:t>Mi perfil en el menú lateral:</w:t>
-      </w:r>
-      <w:r>
-        <w:t xml:space="preserve"> el personal entra a su perfil desde el menú o desde su nombre en la cabecera, que ya no despliega una lista. El logo del menú usa el ícono azul de la marca.</w:t>
-      </w:r>
-    </w:p>
-    <w:p>
-      <w:pPr>
-        <w:pStyle w:val="Compact"/>
-        <w:numPr>
-          <w:ilvl w:val="0"/>
-          <w:numId w:val="35"/>
-        </w:numPr>
-      </w:pPr>
-      <w:r>
-        <w:rPr>
-          <w:b/>
-          <w:bCs/>
-        </w:rPr>
-        <w:t>Contraseña actual al cambiarla:</w:t>
-      </w:r>
-      <w:r>
-        <w:t xml:space="preserve"> se exige siempre que la cuenta tenga una contraseña conocida (</w:t>
-      </w:r>
-      <w:r>
-        <w:rPr>
-          <w:rStyle w:val="VerbatimChar"/>
-        </w:rPr>
-        <w:t>password_definida</w:t>
-      </w:r>
-      <w:r>
-        <w:t>). Las cuentas creadas con Google no la tienen, así que definen la primera sin ese paso.</w:t>
-      </w:r>
-    </w:p>
-    <w:p>
-      <w:pPr>
-        <w:pStyle w:val="Compact"/>
-        <w:numPr>
-          <w:ilvl w:val="0"/>
-          <w:numId w:val="35"/>
-        </w:numPr>
-      </w:pPr>
-      <w:r>
-        <w:rPr>
-          <w:b/>
-          <w:bCs/>
-        </w:rPr>
-        <w:t>Correcciones:</w:t>
-      </w:r>
-      <w:r>
-        <w:t xml:space="preserve"> cerrar sesión lleva al inicio de sesión en lugar de la landing page, y el interruptor para activar o desactivar colaboradores del panel de personal vuelve a funcionar. El registro y el inicio de sesión con Google vuelven a quedar en la auditoría, que los rechazaba por usar una acción fuera de su catálogo.</w:t>
-      </w:r>
-    </w:p>
-    <w:p>
-      <w:pPr>
-        <w:pStyle w:val="FirstParagraph"/>
-      </w:pPr>
-      <w:r>
-        <w:rPr>
-          <w:b/>
-          <w:bCs/>
-        </w:rPr>
-        <w:t>Mascotas y propietarios</w:t>
-      </w:r>
-    </w:p>
-    <w:p>
-      <w:pPr>
-        <w:pStyle w:val="Compact"/>
-        <w:numPr>
-          <w:ilvl w:val="0"/>
-          <w:numId w:val="36"/>
-        </w:numPr>
-      </w:pPr>
-      <w:r>
-        <w:rPr>
-          <w:b/>
-          <w:bCs/>
-        </w:rPr>
-        <w:t>Validación en el servidor:</w:t>
-      </w:r>
-      <w:r>
-        <w:t xml:space="preserve"> </w:t>
-      </w:r>
-      <w:r>
-        <w:t>documentos y correos únicos, los siete campos obligatorios de la mascota y la raza acorde a la especie (RN-106).</w:t>
-      </w:r>
-    </w:p>
-    <w:p>
-      <w:pPr>
-        <w:pStyle w:val="Compact"/>
-        <w:numPr>
-          <w:ilvl w:val="0"/>
-          <w:numId w:val="36"/>
-        </w:numPr>
-      </w:pPr>
-      <w:r>
-        <w:rPr>
-          <w:b/>
-          <w:bCs/>
-        </w:rPr>
-        <w:t>Integridad:</w:t>
-      </w:r>
-      <w:r>
-        <w:t xml:space="preserve"> el registro y la edición se hacen en una transacción, la auditoría cubre todos los campos de la ficha (incluido el cambio de propietario) y ya no se crean razas duplicadas.</w:t>
-      </w:r>
-    </w:p>
-    <w:p>
-      <w:pPr>
-        <w:pStyle w:val="Compact"/>
-        <w:numPr>
-          <w:ilvl w:val="0"/>
-          <w:numId w:val="36"/>
-        </w:numPr>
-      </w:pPr>
-      <w:r>
-        <w:rPr>
-          <w:b/>
-          <w:bCs/>
-        </w:rPr>
-        <w:t>Carrusel de mascotas:</w:t>
-      </w:r>
-      <w:r>
-        <w:t xml:space="preserve"> cuando un propietario tiene muchas mascotas, sus tarjetas se recorren con flechas en lugar de salirse del contenedor.</w:t>
-      </w:r>
-    </w:p>
-    <w:p>
-      <w:pPr>
-        <w:pStyle w:val="FirstParagraph"/>
-      </w:pPr>
-      <w:r>
-        <w:rPr>
-          <w:b/>
-          <w:bCs/>
-        </w:rPr>
-        <w:t>Historia clínica</w:t>
-      </w:r>
-    </w:p>
-    <w:p>
-      <w:pPr>
-        <w:pStyle w:val="Compact"/>
-        <w:numPr>
-          <w:ilvl w:val="0"/>
-          <w:numId w:val="37"/>
-        </w:numPr>
-      </w:pPr>
-      <w:r>
-        <w:rPr>
-          <w:b/>
-          <w:bCs/>
-        </w:rPr>
-        <w:t>Registro atómico (HU-34):</w:t>
-      </w:r>
-      <w:r>
-        <w:t xml:space="preserve"> </w:t>
-      </w:r>
-      <w:r>
-        <w:t>consulta, número de historia clínica, adjuntos y tratamientos se guardan juntos o no se guarda nada. Los adjuntos rechazados se informan uno por uno.</w:t>
-      </w:r>
-    </w:p>
-    <w:p>
-      <w:pPr>
-        <w:pStyle w:val="Compact"/>
-        <w:numPr>
-          <w:ilvl w:val="0"/>
-          <w:numId w:val="37"/>
-        </w:numPr>
-      </w:pPr>
-      <w:r>
-        <w:rPr>
-          <w:b/>
-          <w:bCs/>
-        </w:rPr>
-        <w:t>Adjuntos:</w:t>
-      </w:r>
-      <w:r>
-        <w:t xml:space="preserve"> se corrigió la apertura de los adjuntos clínicos, que no funcionaba ni en el área del veterinario ni en el portal.</w:t>
-      </w:r>
-    </w:p>
-    <w:p>
-      <w:pPr>
-        <w:pStyle w:val="Compact"/>
-        <w:numPr>
-          <w:ilvl w:val="0"/>
-          <w:numId w:val="37"/>
-        </w:numPr>
-      </w:pPr>
-      <w:r>
-        <w:rPr>
-          <w:b/>
-          <w:bCs/>
-        </w:rPr>
-        <w:t>Atención sin cita (HU-56):</w:t>
-      </w:r>
-      <w:r>
-        <w:t xml:space="preserve"> registro de consultas de urgencia desde Consultas Médicas, identificadas en el listado con la etiqueta «Sin cita».</w:t>
-      </w:r>
-    </w:p>
-    <w:p>
-      <w:pPr>
-        <w:pStyle w:val="Compact"/>
-        <w:numPr>
-          <w:ilvl w:val="0"/>
-          <w:numId w:val="37"/>
-        </w:numPr>
-      </w:pPr>
-      <w:r>
-        <w:rPr>
-          <w:b/>
-          <w:bCs/>
-        </w:rPr>
-        <w:t>Consulta:</w:t>
-      </w:r>
-      <w:r>
-        <w:t xml:space="preserve"> </w:t>
-      </w:r>
-      <w:r>
-        <w:t>se guardan la frecuencia respiratoria y las observaciones, y el historial carga con un número fijo de consultas SQL sin importar cuántas entradas tenga.</w:t>
-      </w:r>
-    </w:p>
-    <w:p>
-      <w:pPr>
-        <w:pStyle w:val="FirstParagraph"/>
-      </w:pPr>
-      <w:r>
-        <w:rPr>
-          <w:b/>
-          <w:bCs/>
-        </w:rPr>
-        <w:t>Pantalla de atención de la cita</w:t>
-      </w:r>
-    </w:p>
-    <w:p>
-      <w:pPr>
-        <w:pStyle w:val="Compact"/>
-        <w:numPr>
-          <w:ilvl w:val="0"/>
-          <w:numId w:val="38"/>
-        </w:numPr>
-      </w:pPr>
-      <w:r>
-        <w:rPr>
-          <w:b/>
-          <w:bCs/>
-        </w:rPr>
-        <w:t>Rediseño:</w:t>
-      </w:r>
-      <w:r>
-        <w:t xml:space="preserve"> vista sin scroll organizada en pestañas (Consulta, Vacuna, Desparasitación e Historial). El botón «Finalizar atención» guarda la consulta y completa la cita en un solo paso.</w:t>
-      </w:r>
-    </w:p>
-    <w:p>
-      <w:pPr>
-        <w:pStyle w:val="Compact"/>
-        <w:numPr>
-          <w:ilvl w:val="0"/>
-          <w:numId w:val="38"/>
-        </w:numPr>
-      </w:pPr>
-      <w:r>
-        <w:rPr>
-          <w:b/>
-          <w:bCs/>
-        </w:rPr>
-        <w:t>Resumen clínico:</w:t>
-      </w:r>
-      <w:r>
-        <w:t xml:space="preserve"> última consulta, último peso, edad y vacunas o desparasitaciones vencidas o próximas a vencer.</w:t>
-      </w:r>
-    </w:p>
-    <w:p>
-      <w:pPr>
-        <w:pStyle w:val="Compact"/>
-        <w:numPr>
-          <w:ilvl w:val="0"/>
-          <w:numId w:val="38"/>
-        </w:numPr>
-      </w:pPr>
-      <w:r>
-        <w:rPr>
-          <w:b/>
-          <w:bCs/>
-        </w:rPr>
-        <w:t>Estado «en curso»:</w:t>
-      </w:r>
-      <w:r>
-        <w:t xml:space="preserve"> </w:t>
-      </w:r>
-      <w:r>
-        <w:t>se corrigió este estado de las citas, que no existía en la base de datos y hacía desaparecer la cita de la agenda al iniciar la atención.</w:t>
-      </w:r>
-    </w:p>
-    <w:p>
-      <w:pPr>
-        <w:pStyle w:val="FirstParagraph"/>
-      </w:pPr>
-      <w:r>
-        <w:rPr>
-          <w:b/>
-          <w:bCs/>
-        </w:rPr>
-        <w:t>Agenda de citas</w:t>
-      </w:r>
-    </w:p>
-    <w:p>
-      <w:pPr>
-        <w:pStyle w:val="Compact"/>
-        <w:numPr>
-          <w:ilvl w:val="0"/>
-          <w:numId w:val="39"/>
-        </w:numPr>
-      </w:pPr>
-      <w:r>
-        <w:rPr>
-          <w:b/>
-          <w:bCs/>
-        </w:rPr>
-        <w:lastRenderedPageBreak/>
-        <w:t>Flujo de atención (RN-406, RN-407):</w:t>
-      </w:r>
-      <w:r>
-        <w:t xml:space="preserve"> solo el veterinario asignado inicia la atención, el día de la cita y desde 15 minutos antes de su hora. La cita se completa al guardar su consulta, en la misma transacción, así que ya no existen citas completadas sin consulta. Una atención iniciada se retoma con «Continuar atención», aunque sea de un día anterior.</w:t>
-      </w:r>
-    </w:p>
-    <w:p>
-      <w:pPr>
-        <w:pStyle w:val="Compact"/>
-        <w:numPr>
-          <w:ilvl w:val="0"/>
-          <w:numId w:val="39"/>
-        </w:numPr>
-      </w:pPr>
-      <w:r>
-        <w:rPr>
-          <w:b/>
-          <w:bCs/>
-        </w:rPr>
-        <w:t>Atenciones sin cerrar (RN-409, HU-45):</w:t>
-      </w:r>
-      <w:r>
-        <w:t xml:space="preserve"> 10 minutos después de la hora de fin, si la atención sigue abierta, el veterinario recibe un aviso en la campana y por correo. Al terminar el día la cita pasa a «Sin cerrar». La revisión corre al cargar el calendario y con </w:t>
-      </w:r>
-      <w:r>
-        <w:rPr>
-          <w:rStyle w:val="VerbatimChar"/>
-        </w:rPr>
-        <w:t>scripts/vigilar_atenciones.php</w:t>
-      </w:r>
-      <w:r>
-        <w:t xml:space="preserve"> cada 5 minutos.</w:t>
-      </w:r>
-    </w:p>
-    <w:p>
-      <w:pPr>
-        <w:pStyle w:val="Compact"/>
-        <w:numPr>
-          <w:ilvl w:val="0"/>
-          <w:numId w:val="39"/>
-        </w:numPr>
-      </w:pPr>
-      <w:r>
-        <w:rPr>
-          <w:b/>
-          <w:bCs/>
-        </w:rPr>
-        <w:t>Cerrar sin consulta (RN-410):</w:t>
-      </w:r>
-      <w:r>
-        <w:t xml:space="preserve"> el veterinario puede cerrar una atención iniciada por error indicando el motivo. La cita queda «Cerrada sin consulta», el motivo se audita y el horario se libera.</w:t>
-      </w:r>
-    </w:p>
-    <w:p>
-      <w:pPr>
-        <w:pStyle w:val="Compact"/>
-        <w:numPr>
-          <w:ilvl w:val="0"/>
-          <w:numId w:val="39"/>
-        </w:numPr>
-      </w:pPr>
-      <w:r>
-        <w:rPr>
-          <w:b/>
-          <w:bCs/>
-        </w:rPr>
-        <w:t>Horario liberado:</w:t>
-      </w:r>
-      <w:r>
-        <w:t xml:space="preserve"> una cita cancelada, no asistida o cerrada sin consulta ya no bloquea su horario. Antes agendar en ese horario respondía «Error de conexión».</w:t>
-      </w:r>
-    </w:p>
-    <w:p>
-      <w:pPr>
-        <w:pStyle w:val="Compact"/>
-        <w:numPr>
-          <w:ilvl w:val="0"/>
-          <w:numId w:val="39"/>
-        </w:numPr>
-      </w:pPr>
-      <w:r>
-        <w:rPr>
-          <w:b/>
-          <w:bCs/>
-        </w:rPr>
-        <w:t>Estado «No asistió» (HU-29):</w:t>
-      </w:r>
-      <w:r>
-        <w:t xml:space="preserve"> el veterinario lo marca cuando la hora de la cita ya pasó, y el espacio queda libre en la agenda.</w:t>
-      </w:r>
-    </w:p>
-    <w:p>
-      <w:pPr>
-        <w:pStyle w:val="Compact"/>
-        <w:numPr>
-          <w:ilvl w:val="0"/>
-          <w:numId w:val="39"/>
-        </w:numPr>
-      </w:pPr>
-      <w:r>
-        <w:rPr>
-          <w:b/>
-          <w:bCs/>
-        </w:rPr>
-        <w:t>Hora real de atención (HU-27):</w:t>
-      </w:r>
-      <w:r>
-        <w:t xml:space="preserve"> se registra la hora real de inicio y de fin de cada atención.</w:t>
-      </w:r>
-    </w:p>
-    <w:p>
-      <w:pPr>
-        <w:pStyle w:val="Compact"/>
-        <w:numPr>
-          <w:ilvl w:val="0"/>
-          <w:numId w:val="39"/>
-        </w:numPr>
-      </w:pPr>
-      <w:r>
-        <w:rPr>
-          <w:b/>
-          <w:bCs/>
-        </w:rPr>
-        <w:t>Reglas de cancelación y reprogramación:</w:t>
-      </w:r>
-      <w:r>
-        <w:t xml:space="preserve"> </w:t>
-      </w:r>
-      <w:r>
-        <w:t>solo aplican a citas pendientes o confirmadas, y la reprogramación no admite un momento pasado. El veterinario puede reprogramar sus citas, lo que antes el servidor le negaba. El administrador puede reasignar el veterinario. Confirmar una cita cancelada ya no la reactiva.</w:t>
-      </w:r>
-    </w:p>
-    <w:p>
-      <w:pPr>
-        <w:pStyle w:val="Compact"/>
-        <w:numPr>
-          <w:ilvl w:val="0"/>
-          <w:numId w:val="39"/>
-        </w:numPr>
-      </w:pPr>
-      <w:r>
-        <w:rPr>
-          <w:b/>
-          <w:bCs/>
-        </w:rPr>
-        <w:t>Agendamiento:</w:t>
-      </w:r>
-      <w:r>
-        <w:t xml:space="preserve"> se rechazan las fechas pasadas y los formatos inválidos, y el propietario solo puede agendar citas para sus propias mascotas.</w:t>
-      </w:r>
-    </w:p>
-    <w:p>
-      <w:pPr>
-        <w:pStyle w:val="Compact"/>
-        <w:numPr>
-          <w:ilvl w:val="0"/>
-          <w:numId w:val="39"/>
-        </w:numPr>
-      </w:pPr>
-      <w:r>
-        <w:rPr>
-          <w:b/>
-          <w:bCs/>
-        </w:rPr>
-        <w:t>Portal del propietario:</w:t>
-      </w:r>
-      <w:r>
-        <w:t xml:space="preserve"> </w:t>
-      </w:r>
-      <w:r>
-        <w:t>sus citas activas vuelven a mostrarse como «Activa» con la opción de cancelar. El portal buscaba un estado «programada» que no existe en la base de datos.</w:t>
-      </w:r>
-    </w:p>
-    <w:p>
-      <w:pPr>
-        <w:pStyle w:val="Compact"/>
-        <w:numPr>
-          <w:ilvl w:val="0"/>
-          <w:numId w:val="39"/>
-        </w:numPr>
-      </w:pPr>
-      <w:r>
-        <w:rPr>
-          <w:b/>
-          <w:bCs/>
-        </w:rPr>
-        <w:t>Calendario:</w:t>
-      </w:r>
-      <w:r>
-        <w:t xml:space="preserve"> un solo panel de detalle con las mismas reglas del servidor. Se eliminaron un segundo panel que fallaba al abrirse y cuatro métodos del controlador que no tenían ruta.</w:t>
-      </w:r>
-    </w:p>
-    <w:p>
-      <w:pPr>
-        <w:pStyle w:val="Compact"/>
-        <w:numPr>
-          <w:ilvl w:val="0"/>
-          <w:numId w:val="39"/>
-        </w:numPr>
-      </w:pPr>
-      <w:r>
-        <w:rPr>
-          <w:b/>
-          <w:bCs/>
-        </w:rPr>
-        <w:t>Rediseño del calendario:</w:t>
-      </w:r>
-      <w:r>
-        <w:t xml:space="preserve"> </w:t>
-      </w:r>
-      <w:r>
-        <w:t>se marcan el día actual y los días pasados, el panel lateral tiene dos estados (lista del día y detalle de la cita), los colores de estado salen de una sola fuente y el modal «Agendar cita» cabe sin scroll. Se quitó el botón de imprimir, que no hacía nada.</w:t>
-      </w:r>
-    </w:p>
-    <w:p>
-      <w:pPr>
-        <w:pStyle w:val="FirstParagraph"/>
-      </w:pPr>
-      <w:r>
-        <w:rPr>
-          <w:b/>
-          <w:bCs/>
-        </w:rPr>
-        <w:t>Notificaciones</w:t>
-      </w:r>
-    </w:p>
-    <w:p>
-      <w:pPr>
-        <w:pStyle w:val="Compact"/>
-        <w:numPr>
-          <w:ilvl w:val="0"/>
-          <w:numId w:val="40"/>
-        </w:numPr>
-      </w:pPr>
-      <w:r>
-        <w:rPr>
-          <w:b/>
-          <w:bCs/>
-        </w:rPr>
-        <w:t>Vigencia de las notificaciones:</w:t>
-      </w:r>
-      <w:r>
-        <w:t xml:space="preserve"> las de citas caducan a la hora de la cita y se retiran al cancelarla, reprogramarla o atenderla.</w:t>
-      </w:r>
-    </w:p>
-    <w:p>
-      <w:pPr>
-        <w:pStyle w:val="Compact"/>
-        <w:numPr>
-          <w:ilvl w:val="0"/>
-          <w:numId w:val="40"/>
-        </w:numPr>
-      </w:pPr>
-      <w:r>
-        <w:rPr>
-          <w:b/>
-          <w:bCs/>
-        </w:rPr>
-        <w:t>Confirmación de citas:</w:t>
-      </w:r>
-      <w:r>
-        <w:t xml:space="preserve"> el calendario ya no se queda cargando mientras se envía el correo.</w:t>
-      </w:r>
-    </w:p>
-    <w:p>
-      <w:pPr>
-        <w:pStyle w:val="FirstParagraph"/>
-      </w:pPr>
-      <w:r>
-        <w:rPr>
-          <w:b/>
-          <w:bCs/>
-        </w:rPr>
-        <w:t>Interfaz</w:t>
-      </w:r>
-    </w:p>
-    <w:p>
-      <w:pPr>
-        <w:pStyle w:val="Compact"/>
-        <w:numPr>
-          <w:ilvl w:val="0"/>
-          <w:numId w:val="41"/>
-        </w:numPr>
-      </w:pPr>
-      <w:r>
-        <w:rPr>
-          <w:b/>
-          <w:bCs/>
-        </w:rPr>
-        <w:t>Avisos unificados:</w:t>
-      </w:r>
-      <w:r>
-        <w:t xml:space="preserve"> SweetAlert2 reemplaza los </w:t>
-      </w:r>
-      <w:r>
-        <w:rPr>
-          <w:rStyle w:val="VerbatimChar"/>
-        </w:rPr>
-        <w:t>alert()</w:t>
-      </w:r>
-      <w:r>
-        <w:t xml:space="preserve"> nativos en los cuatro paneles, a través de </w:t>
-      </w:r>
-      <w:r>
-        <w:rPr>
-          <w:rStyle w:val="VerbatimChar"/>
-        </w:rPr>
-        <w:t>public/js/avisos.js</w:t>
-      </w:r>
-      <w:r>
-        <w:t>.</w:t>
-      </w:r>
-    </w:p>
-    <w:p>
-      <w:pPr>
-        <w:pStyle w:val="Compact"/>
-        <w:numPr>
-          <w:ilvl w:val="0"/>
-          <w:numId w:val="41"/>
-        </w:numPr>
-      </w:pPr>
-      <w:r>
-        <w:rPr>
-          <w:b/>
-          <w:bCs/>
-        </w:rPr>
-        <w:t>Imagen por defecto:</w:t>
-      </w:r>
-      <w:r>
-        <w:t xml:space="preserve"> las mascotas sin foto muestran una imagen local.</w:t>
-      </w:r>
-    </w:p>
-    <w:p>
-      <w:pPr>
-        <w:pStyle w:val="FirstParagraph"/>
-      </w:pPr>
-      <w:r>
-        <w:rPr>
-          <w:b/>
-          <w:bCs/>
-        </w:rPr>
-        <w:t>Infraestructura y base de datos</w:t>
-      </w:r>
-    </w:p>
-    <w:p>
-      <w:pPr>
-        <w:pStyle w:val="Compact"/>
-        <w:numPr>
-          <w:ilvl w:val="0"/>
-          <w:numId w:val="42"/>
-        </w:numPr>
-      </w:pPr>
-      <w:r>
-        <w:rPr>
-          <w:b/>
-          <w:bCs/>
-        </w:rPr>
-        <w:lastRenderedPageBreak/>
-        <w:t>Respaldos:</w:t>
-      </w:r>
-      <w:r>
-        <w:t xml:space="preserve"> toman las credenciales del </w:t>
-      </w:r>
-      <w:r>
-        <w:rPr>
-          <w:rStyle w:val="VerbatimChar"/>
-        </w:rPr>
-        <w:t>.env</w:t>
-      </w:r>
-      <w:r>
-        <w:t>, admiten un destino externo configurable (</w:t>
-      </w:r>
-      <w:r>
-        <w:rPr>
-          <w:rStyle w:val="VerbatimChar"/>
-        </w:rPr>
-        <w:t>BACKUP_DIR</w:t>
-      </w:r>
-      <w:r>
-        <w:t xml:space="preserve">) y su programación queda en </w:t>
-      </w:r>
-      <w:r>
-        <w:rPr>
-          <w:rStyle w:val="VerbatimChar"/>
-        </w:rPr>
-        <w:t>scripts/zooki.cron</w:t>
-      </w:r>
-      <w:r>
-        <w:t>.</w:t>
-      </w:r>
-    </w:p>
-    <w:p>
-      <w:pPr>
-        <w:pStyle w:val="Compact"/>
-        <w:numPr>
-          <w:ilvl w:val="0"/>
-          <w:numId w:val="42"/>
-        </w:numPr>
-      </w:pPr>
-      <w:r>
-        <w:rPr>
-          <w:b/>
-          <w:bCs/>
-        </w:rPr>
-        <w:t>Docker:</w:t>
-      </w:r>
-      <w:r>
-        <w:t xml:space="preserve"> volumen </w:t>
-      </w:r>
-      <w:r>
-        <w:rPr>
-          <w:rStyle w:val="VerbatimChar"/>
-        </w:rPr>
-        <w:t>uploads</w:t>
-      </w:r>
-      <w:r>
-        <w:t xml:space="preserve"> para conservar fotos y adjuntos al reconstruir el contenedor.</w:t>
-      </w:r>
-    </w:p>
-    <w:p>
-      <w:pPr>
-        <w:pStyle w:val="Compact"/>
-        <w:numPr>
-          <w:ilvl w:val="0"/>
-          <w:numId w:val="42"/>
-        </w:numPr>
-      </w:pPr>
-      <w:r>
-        <w:rPr>
-          <w:b/>
-          <w:bCs/>
-        </w:rPr>
-        <w:t>Migraciones:</w:t>
-      </w:r>
-      <w:r>
-        <w:t xml:space="preserve"> siete nuevas (</w:t>
-      </w:r>
-      <w:r>
-        <w:rPr>
-          <w:rStyle w:val="VerbatimChar"/>
-        </w:rPr>
-        <w:t>database/06_*.sql</w:t>
-      </w:r>
-      <w:r>
-        <w:t xml:space="preserve"> a </w:t>
-      </w:r>
-      <w:r>
-        <w:rPr>
-          <w:rStyle w:val="VerbatimChar"/>
-        </w:rPr>
-        <w:t>database/12_*.sql</w:t>
-      </w:r>
-      <w:r>
-        <w:t xml:space="preserve">) para la vigencia de las notificaciones, los estados </w:t>
-      </w:r>
-      <w:r>
-        <w:rPr>
-          <w:rStyle w:val="VerbatimChar"/>
-        </w:rPr>
-        <w:t>en_curso</w:t>
-      </w:r>
-      <w:r>
-        <w:t xml:space="preserve">, </w:t>
-      </w:r>
-      <w:r>
-        <w:rPr>
-          <w:rStyle w:val="VerbatimChar"/>
-        </w:rPr>
-        <w:t>no_asistio</w:t>
-      </w:r>
-      <w:r>
-        <w:t xml:space="preserve">, </w:t>
-      </w:r>
-      <w:r>
-        <w:rPr>
-          <w:rStyle w:val="VerbatimChar"/>
-        </w:rPr>
-        <w:t>sin_cerrar</w:t>
-      </w:r>
-      <w:r>
-        <w:t xml:space="preserve"> y </w:t>
-      </w:r>
-      <w:r>
-        <w:rPr>
-          <w:rStyle w:val="VerbatimChar"/>
-        </w:rPr>
-        <w:t>cerrada_sin_consulta</w:t>
-      </w:r>
-      <w:r>
-        <w:t xml:space="preserve"> de las citas, la hora real de atención, los nuevos campos de la consulta, el horario único solo entre citas activas y la columna </w:t>
-      </w:r>
-      <w:r>
-        <w:rPr>
-          <w:rStyle w:val="VerbatimChar"/>
-        </w:rPr>
-        <w:t>password_definida</w:t>
-      </w:r>
-      <w:r>
-        <w:t>. La 06, la 07 y la 09 no se pueden repetir (ver «Migraciones de la base de datos»).</w:t>
-      </w:r>
-    </w:p>
-    <w:p>
-      <w:pPr>
-        <w:pStyle w:val="Compact"/>
-        <w:numPr>
-          <w:ilvl w:val="0"/>
-          <w:numId w:val="42"/>
-        </w:numPr>
-      </w:pPr>
-      <w:r>
-        <w:rPr>
-          <w:b/>
-          <w:bCs/>
-        </w:rPr>
-        <w:t>Docker:</w:t>
-      </w:r>
-      <w:r>
-        <w:t xml:space="preserve"> la imagen crea las carpetas de </w:t>
-      </w:r>
-      <w:r>
-        <w:rPr>
-          <w:rStyle w:val="VerbatimChar"/>
-        </w:rPr>
-        <w:t>uploads</w:t>
-      </w:r>
-      <w:r>
-        <w:t xml:space="preserve"> para que el volumen nazca con permisos de Apache.</w:t>
-      </w:r>
-    </w:p>
-    <w:p>
-      <w:pPr>
-        <w:pStyle w:val="Compact"/>
-        <w:numPr>
-          <w:ilvl w:val="0"/>
-          <w:numId w:val="42"/>
-        </w:numPr>
-      </w:pPr>
-      <w:r>
-        <w:rPr>
-          <w:b/>
-          <w:bCs/>
-        </w:rPr>
-        <w:t>Documentación:</w:t>
-      </w:r>
-      <w:r>
-        <w:t xml:space="preserve"> los documentos del proyecto pasan a la carpeta </w:t>
-      </w:r>
-      <w:r>
-        <w:rPr>
-          <w:rStyle w:val="VerbatimChar"/>
-        </w:rPr>
-        <w:t>documentacion/</w:t>
-      </w:r>
-      <w:r>
-        <w:t>; en la raíz queda el README.</w:t>
-      </w:r>
-    </w:p>
-    <w:p>
-      <w:pPr>
-        <w:pStyle w:val="Compact"/>
-        <w:numPr>
-          <w:ilvl w:val="0"/>
-          <w:numId w:val="42"/>
-        </w:numPr>
-      </w:pPr>
-      <w:r>
-        <w:rPr>
-          <w:rStyle w:val="VerbatimChar"/>
-          <w:b/>
-          <w:bCs/>
-        </w:rPr>
-        <w:t>.env</w:t>
-      </w:r>
-      <w:r>
-        <w:rPr>
-          <w:b/>
-          <w:bCs/>
-        </w:rPr>
-        <w:t>:</w:t>
-      </w:r>
-      <w:r>
-        <w:t xml:space="preserve"> PHP lo lee con </w:t>
-      </w:r>
-      <w:r>
-        <w:rPr>
-          <w:rStyle w:val="VerbatimChar"/>
-        </w:rPr>
-        <w:t>parse_ini_file</w:t>
-      </w:r>
-      <w:r>
-        <w:t xml:space="preserve">, así que un paréntesis en un comentario invalida el archivo completo. </w:t>
-      </w:r>
-      <w:r>
-        <w:rPr>
-          <w:rStyle w:val="VerbatimChar"/>
-        </w:rPr>
-        <w:t>.env.example</w:t>
-      </w:r>
-      <w:r>
-        <w:t xml:space="preserve"> quedó corregido y advierte de ello.</w:t>
-      </w:r>
-    </w:p>
-    <w:p>
-      <w:pPr>
-        <w:pStyle w:val="FirstParagraph"/>
-      </w:pPr>
-      <w:r>
-        <w:rPr>
-          <w:b/>
-          <w:bCs/>
-        </w:rPr>
-        <w:t>Despliegue de la v1.9.0 (Dokploy)</w:t>
-      </w:r>
-    </w:p>
-    <w:p>
-      <w:pPr>
-        <w:pStyle w:val="Compact"/>
-        <w:numPr>
-          <w:ilvl w:val="0"/>
-          <w:numId w:val="43"/>
-        </w:numPr>
-      </w:pPr>
-      <w:r>
-        <w:t xml:space="preserve">Respaldar la base de datos y ejecutar las migraciones </w:t>
-      </w:r>
-      <w:r>
-        <w:rPr>
-          <w:rStyle w:val="VerbatimChar"/>
-        </w:rPr>
-        <w:t>06</w:t>
-      </w:r>
-      <w:r>
-        <w:t xml:space="preserve"> a </w:t>
-      </w:r>
-      <w:r>
-        <w:rPr>
-          <w:rStyle w:val="VerbatimChar"/>
-        </w:rPr>
-        <w:t>12</w:t>
-      </w:r>
-      <w:r>
-        <w:t xml:space="preserve"> en orden sobre el contenedor de MySQL, antes de desplegar el código.</w:t>
-      </w:r>
-    </w:p>
-    <w:p>
-      <w:pPr>
-        <w:pStyle w:val="Compact"/>
-        <w:numPr>
-          <w:ilvl w:val="0"/>
-          <w:numId w:val="43"/>
-        </w:numPr>
-      </w:pPr>
-      <w:r>
-        <w:t xml:space="preserve">Agregar al Environment </w:t>
-      </w:r>
-      <w:r>
-        <w:rPr>
-          <w:rStyle w:val="VerbatimChar"/>
-        </w:rPr>
-        <w:t>APP_URL</w:t>
-      </w:r>
-      <w:r>
-        <w:t xml:space="preserve">, </w:t>
-      </w:r>
-      <w:r>
-        <w:rPr>
-          <w:rStyle w:val="VerbatimChar"/>
-        </w:rPr>
-        <w:t>TZ</w:t>
-      </w:r>
-      <w:r>
-        <w:t xml:space="preserve">, </w:t>
-      </w:r>
-      <w:r>
-        <w:rPr>
-          <w:rStyle w:val="VerbatimChar"/>
-        </w:rPr>
-        <w:t>BACKUP_RETENCION_DIAS</w:t>
-      </w:r>
-      <w:r>
-        <w:t xml:space="preserve"> y </w:t>
-      </w:r>
-      <w:r>
-        <w:rPr>
-          <w:rStyle w:val="VerbatimChar"/>
-        </w:rPr>
-        <w:t>TRUSTED_PROXIES</w:t>
-      </w:r>
-      <w:r>
-        <w:t>, sin paréntesis ni comillas en los comentarios.</w:t>
-      </w:r>
-    </w:p>
-    <w:p>
-      <w:pPr>
-        <w:pStyle w:val="Compact"/>
-        <w:numPr>
-          <w:ilvl w:val="0"/>
-          <w:numId w:val="43"/>
-        </w:numPr>
-      </w:pPr>
-      <w:r>
-        <w:t xml:space="preserve">Marcar con </w:t>
-      </w:r>
-      <w:r>
-        <w:rPr>
-          <w:rStyle w:val="VerbatimChar"/>
-        </w:rPr>
-        <w:t>password_definida = 0</w:t>
-      </w:r>
-      <w:r>
-        <w:t xml:space="preserve"> las cuentas que se registraron con Google.</w:t>
-      </w:r>
-    </w:p>
-    <w:p>
-      <w:pPr>
-        <w:pStyle w:val="Compact"/>
-        <w:numPr>
-          <w:ilvl w:val="0"/>
-          <w:numId w:val="43"/>
-        </w:numPr>
-      </w:pPr>
-      <w:r>
-        <w:t xml:space="preserve">Desplegar y crear en Dokploy los Schedules del servicio </w:t>
-      </w:r>
-      <w:r>
-        <w:rPr>
-          <w:rStyle w:val="VerbatimChar"/>
-        </w:rPr>
-        <w:t>web</w:t>
-      </w:r>
-      <w:r>
-        <w:t xml:space="preserve">: </w:t>
-      </w:r>
-      <w:r>
-        <w:rPr>
-          <w:rStyle w:val="VerbatimChar"/>
-        </w:rPr>
-        <w:t>php /var/www/html/Zooki/scripts/vigilar_atenciones.php</w:t>
-      </w:r>
-      <w:r>
-        <w:t xml:space="preserve"> cada 5 minutos y </w:t>
-      </w:r>
-      <w:r>
-        <w:rPr>
-          <w:rStyle w:val="VerbatimChar"/>
-        </w:rPr>
-        <w:t>php /var/www/html/Zooki/scripts/send_reminders.php</w:t>
-      </w:r>
-      <w:r>
-        <w:t xml:space="preserve"> a las 7:00.</w:t>
-      </w:r>
-    </w:p>
-    <w:p>
-      <w:pPr>
-        <w:pStyle w:val="FirstParagraph"/>
-      </w:pPr>
-      <w:r>
-        <w:rPr>
-          <w:b/>
-          <w:bCs/>
-        </w:rPr>
-        <w:t>Pruebas</w:t>
-      </w:r>
-    </w:p>
-    <w:p>
-      <w:pPr>
-        <w:pStyle w:val="Compact"/>
-        <w:numPr>
-          <w:ilvl w:val="0"/>
-          <w:numId w:val="44"/>
-        </w:numPr>
-      </w:pPr>
-      <w:r>
-        <w:t>La suite pasa de 90 a 144 pruebas (608 aserciones).</w:t>
-      </w:r>
-    </w:p>
-    <w:p>
-      <w:pPr>
-        <w:pStyle w:val="Ttulo2"/>
-      </w:pPr>
       <w:bookmarkStart w:id="18" w:name="_14e2aadfe691288a9ca8181ce52e906d58740dc"/>
-      <w:bookmarkStart w:id="19" w:name="_Toc242656900"/>
+      <w:bookmarkStart w:id="19" w:name="_Toc242658506"/>
       <w:bookmarkEnd w:id="16"/>
       <w:r>
         <w:t>Versión 1.8.0</w:t>
@@ -6986,7 +7011,7 @@
         <w:pStyle w:val="Ttulo2"/>
       </w:pPr>
       <w:bookmarkStart w:id="20" w:name="_71f1368bfc6354adec7b968e79b882cdc49fb33"/>
-      <w:bookmarkStart w:id="21" w:name="_Toc242656901"/>
+      <w:bookmarkStart w:id="21" w:name="_Toc242658507"/>
       <w:bookmarkEnd w:id="18"/>
       <w:r>
         <w:t>Versión 1.7.3</w:t>
@@ -7664,7 +7689,7 @@
         <w:pStyle w:val="Ttulo2"/>
       </w:pPr>
       <w:bookmarkStart w:id="22" w:name="_0901bb2bc1745f34d46f6bce6aa48334ed880f9"/>
-      <w:bookmarkStart w:id="23" w:name="_Toc242656902"/>
+      <w:bookmarkStart w:id="23" w:name="_Toc242658508"/>
       <w:bookmarkEnd w:id="20"/>
       <w:r>
         <w:t>Versión 1.7.2</w:t>
@@ -7721,7 +7746,7 @@
         <w:pStyle w:val="Ttulo2"/>
       </w:pPr>
       <w:bookmarkStart w:id="24" w:name="_9dc71b188fcb438c2a9887ab4e8df36e9d7a559"/>
-      <w:bookmarkStart w:id="25" w:name="_Toc242656903"/>
+      <w:bookmarkStart w:id="25" w:name="_Toc242658509"/>
       <w:bookmarkEnd w:id="22"/>
       <w:r>
         <w:t>Versión 1.7.1</w:t>
@@ -7835,7 +7860,7 @@
         <w:pStyle w:val="Ttulo2"/>
       </w:pPr>
       <w:bookmarkStart w:id="26" w:name="_e3f7919a0ed5ff18a559d6bdcf1b85a747262bb"/>
-      <w:bookmarkStart w:id="27" w:name="_Toc242656904"/>
+      <w:bookmarkStart w:id="27" w:name="_Toc242658510"/>
       <w:bookmarkEnd w:id="24"/>
       <w:r>
         <w:lastRenderedPageBreak/>
@@ -7992,7 +8017,7 @@
         <w:pStyle w:val="Ttulo2"/>
       </w:pPr>
       <w:bookmarkStart w:id="28" w:name="_08914feb7f2b78ae72c0a737fa794f623146db7"/>
-      <w:bookmarkStart w:id="29" w:name="_Toc242656905"/>
+      <w:bookmarkStart w:id="29" w:name="_Toc242658511"/>
       <w:bookmarkEnd w:id="26"/>
       <w:r>
         <w:t>Versión 1.6.0</w:t>
@@ -8275,7 +8300,7 @@
         <w:pStyle w:val="Ttulo2"/>
       </w:pPr>
       <w:bookmarkStart w:id="30" w:name="_b6d5e3eaafdf8448eb5a778f45beddc3c57f82b"/>
-      <w:bookmarkStart w:id="31" w:name="_Toc242656906"/>
+      <w:bookmarkStart w:id="31" w:name="_Toc242658512"/>
       <w:bookmarkEnd w:id="28"/>
       <w:r>
         <w:t>Versión 1.5.0</w:t>
@@ -8442,7 +8467,7 @@
         <w:pStyle w:val="Ttulo2"/>
       </w:pPr>
       <w:bookmarkStart w:id="32" w:name="_758046a5a05bdb142710685d3909ce9c8bf0e58"/>
-      <w:bookmarkStart w:id="33" w:name="_Toc242656907"/>
+      <w:bookmarkStart w:id="33" w:name="_Toc242658513"/>
       <w:bookmarkEnd w:id="30"/>
       <w:r>
         <w:lastRenderedPageBreak/>
@@ -8650,7 +8675,7 @@
         <w:pStyle w:val="Ttulo2"/>
       </w:pPr>
       <w:bookmarkStart w:id="34" w:name="_21cdb9f05268384188c5ba12413986aca9fa5b6"/>
-      <w:bookmarkStart w:id="35" w:name="_Toc242656908"/>
+      <w:bookmarkStart w:id="35" w:name="_Toc242658514"/>
       <w:bookmarkEnd w:id="32"/>
       <w:r>
         <w:t>Versión 1.3.0</w:t>
@@ -8916,7 +8941,7 @@
         <w:pStyle w:val="Ttulo2"/>
       </w:pPr>
       <w:bookmarkStart w:id="36" w:name="_2b5cf3eb1a53f82130615de3b05eb74aaa90152"/>
-      <w:bookmarkStart w:id="37" w:name="_Toc242656909"/>
+      <w:bookmarkStart w:id="37" w:name="_Toc242658515"/>
       <w:bookmarkEnd w:id="34"/>
       <w:r>
         <w:t>Versión 1.2.0</w:t>
@@ -9219,7 +9244,7 @@
         <w:pStyle w:val="Ttulo2"/>
       </w:pPr>
       <w:bookmarkStart w:id="38" w:name="_ce80a96747065b454c0bc07887eacabbce2416f"/>
-      <w:bookmarkStart w:id="39" w:name="_Toc242656910"/>
+      <w:bookmarkStart w:id="39" w:name="_Toc242658516"/>
       <w:bookmarkEnd w:id="36"/>
       <w:r>
         <w:t>Versión 1.1.0</w:t>
@@ -9389,7 +9414,7 @@
         <w:pStyle w:val="Ttulo1"/>
       </w:pPr>
       <w:bookmarkStart w:id="40" w:name="_163b4c34100da4cce37f9f1259add5da3954d69"/>
-      <w:bookmarkStart w:id="41" w:name="_Toc242656911"/>
+      <w:bookmarkStart w:id="41" w:name="_Toc242658517"/>
       <w:bookmarkEnd w:id="0"/>
       <w:bookmarkEnd w:id="38"/>
       <w:r>
@@ -9411,7 +9436,7 @@
         <w:pStyle w:val="Ttulo2"/>
       </w:pPr>
       <w:bookmarkStart w:id="42" w:name="_3a795aa8c663e6d69bd1bd51e76282b946bcee0"/>
-      <w:bookmarkStart w:id="43" w:name="_Toc242656912"/>
+      <w:bookmarkStart w:id="43" w:name="_Toc242658518"/>
       <w:r>
         <w:t>Funcionalidades Implementadas en v1.0.0</w:t>
       </w:r>
@@ -9595,7 +9620,7 @@
         <w:pStyle w:val="Ttulo1"/>
       </w:pPr>
       <w:bookmarkStart w:id="44" w:name="_99db0facdf68f4cfe65cc07bb9bec14b6b23466"/>
-      <w:bookmarkStart w:id="45" w:name="_Toc242656913"/>
+      <w:bookmarkStart w:id="45" w:name="_Toc242658519"/>
       <w:bookmarkEnd w:id="40"/>
       <w:bookmarkEnd w:id="42"/>
       <w:r>
@@ -9987,7 +10012,7 @@
               <w:noProof/>
             </w:rPr>
             <w:drawing>
-              <wp:inline distT="0" distB="0" distL="0" distR="0" wp14:anchorId="5F37C282" wp14:editId="5F37C283">
+              <wp:inline distT="0" distB="0" distL="0" distR="0" wp14:anchorId="55343D8B" wp14:editId="55343D8C">
                 <wp:extent cx="324000" cy="324000"/>
                 <wp:effectExtent l="0" t="0" r="0" b="0"/>
                 <wp:docPr id="9001" name="Logo Zooki"/>
@@ -10147,7 +10172,7 @@
   <w:abstractNum w:abstractNumId="0" w15:restartNumberingAfterBreak="0">
     <w:nsid w:val="0000A991"/>
     <w:multiLevelType w:val="multilevel"/>
-    <w:tmpl w:val="71A40A0A"/>
+    <w:tmpl w:val="81A6548C"/>
     <w:lvl w:ilvl="0">
       <w:numFmt w:val="bullet"/>
       <w:lvlText w:val=""/>
@@ -10251,7 +10276,7 @@
   <w:abstractNum w:abstractNumId="1" w15:restartNumberingAfterBreak="0">
     <w:nsid w:val="00A99411"/>
     <w:multiLevelType w:val="multilevel"/>
-    <w:tmpl w:val="396A26B2"/>
+    <w:tmpl w:val="99C80BFE"/>
     <w:lvl w:ilvl="0">
       <w:start w:val="1"/>
       <w:numFmt w:val="decimal"/>
@@ -10334,61 +10359,61 @@
       </w:pPr>
     </w:lvl>
   </w:abstractNum>
-  <w:num w:numId="1" w16cid:durableId="703598745">
+  <w:num w:numId="1" w16cid:durableId="632905101">
     <w:abstractNumId w:val="0"/>
   </w:num>
-  <w:num w:numId="2" w16cid:durableId="234515713">
+  <w:num w:numId="2" w16cid:durableId="1719471294">
     <w:abstractNumId w:val="0"/>
   </w:num>
-  <w:num w:numId="3" w16cid:durableId="1889103531">
+  <w:num w:numId="3" w16cid:durableId="586228134">
     <w:abstractNumId w:val="0"/>
   </w:num>
-  <w:num w:numId="4" w16cid:durableId="279917580">
+  <w:num w:numId="4" w16cid:durableId="1010569861">
     <w:abstractNumId w:val="0"/>
   </w:num>
-  <w:num w:numId="5" w16cid:durableId="462121103">
+  <w:num w:numId="5" w16cid:durableId="153839568">
     <w:abstractNumId w:val="0"/>
   </w:num>
-  <w:num w:numId="6" w16cid:durableId="635987838">
+  <w:num w:numId="6" w16cid:durableId="1520853663">
     <w:abstractNumId w:val="0"/>
   </w:num>
-  <w:num w:numId="7" w16cid:durableId="1356689457">
+  <w:num w:numId="7" w16cid:durableId="1980919028">
     <w:abstractNumId w:val="0"/>
   </w:num>
-  <w:num w:numId="8" w16cid:durableId="217323059">
+  <w:num w:numId="8" w16cid:durableId="849830539">
     <w:abstractNumId w:val="0"/>
   </w:num>
-  <w:num w:numId="9" w16cid:durableId="1779980221">
+  <w:num w:numId="9" w16cid:durableId="486822034">
     <w:abstractNumId w:val="0"/>
   </w:num>
-  <w:num w:numId="10" w16cid:durableId="1165171453">
+  <w:num w:numId="10" w16cid:durableId="1834681541">
     <w:abstractNumId w:val="0"/>
   </w:num>
-  <w:num w:numId="11" w16cid:durableId="1249074458">
+  <w:num w:numId="11" w16cid:durableId="24403017">
     <w:abstractNumId w:val="0"/>
   </w:num>
-  <w:num w:numId="12" w16cid:durableId="1149206341">
+  <w:num w:numId="12" w16cid:durableId="1877504981">
     <w:abstractNumId w:val="0"/>
   </w:num>
-  <w:num w:numId="13" w16cid:durableId="642740147">
+  <w:num w:numId="13" w16cid:durableId="1122262054">
     <w:abstractNumId w:val="0"/>
   </w:num>
-  <w:num w:numId="14" w16cid:durableId="1681466909">
+  <w:num w:numId="14" w16cid:durableId="583606904">
     <w:abstractNumId w:val="0"/>
   </w:num>
-  <w:num w:numId="15" w16cid:durableId="809909097">
+  <w:num w:numId="15" w16cid:durableId="828518741">
     <w:abstractNumId w:val="0"/>
   </w:num>
-  <w:num w:numId="16" w16cid:durableId="2136411610">
+  <w:num w:numId="16" w16cid:durableId="1371566761">
     <w:abstractNumId w:val="0"/>
   </w:num>
-  <w:num w:numId="17" w16cid:durableId="59645198">
+  <w:num w:numId="17" w16cid:durableId="878904169">
     <w:abstractNumId w:val="0"/>
   </w:num>
-  <w:num w:numId="18" w16cid:durableId="785198452">
+  <w:num w:numId="18" w16cid:durableId="432827630">
     <w:abstractNumId w:val="0"/>
   </w:num>
-  <w:num w:numId="19" w16cid:durableId="328532224">
+  <w:num w:numId="19" w16cid:durableId="1704401372">
     <w:abstractNumId w:val="1"/>
     <w:lvlOverride w:ilvl="0">
       <w:startOverride w:val="1"/>
@@ -10418,76 +10443,76 @@
       <w:startOverride w:val="1"/>
     </w:lvlOverride>
   </w:num>
-  <w:num w:numId="20" w16cid:durableId="1881243307">
+  <w:num w:numId="20" w16cid:durableId="1520008083">
     <w:abstractNumId w:val="0"/>
   </w:num>
-  <w:num w:numId="21" w16cid:durableId="776021371">
+  <w:num w:numId="21" w16cid:durableId="781996574">
     <w:abstractNumId w:val="0"/>
   </w:num>
-  <w:num w:numId="22" w16cid:durableId="447044520">
+  <w:num w:numId="22" w16cid:durableId="1938362825">
     <w:abstractNumId w:val="0"/>
   </w:num>
-  <w:num w:numId="23" w16cid:durableId="535048361">
+  <w:num w:numId="23" w16cid:durableId="1641569680">
     <w:abstractNumId w:val="0"/>
   </w:num>
-  <w:num w:numId="24" w16cid:durableId="219563866">
+  <w:num w:numId="24" w16cid:durableId="1770272944">
     <w:abstractNumId w:val="0"/>
   </w:num>
-  <w:num w:numId="25" w16cid:durableId="170067634">
+  <w:num w:numId="25" w16cid:durableId="1949119421">
     <w:abstractNumId w:val="0"/>
   </w:num>
-  <w:num w:numId="26" w16cid:durableId="321088653">
+  <w:num w:numId="26" w16cid:durableId="1681153015">
     <w:abstractNumId w:val="0"/>
   </w:num>
-  <w:num w:numId="27" w16cid:durableId="1228225592">
+  <w:num w:numId="27" w16cid:durableId="1533491961">
     <w:abstractNumId w:val="0"/>
   </w:num>
-  <w:num w:numId="28" w16cid:durableId="1054549749">
+  <w:num w:numId="28" w16cid:durableId="761800760">
     <w:abstractNumId w:val="0"/>
   </w:num>
-  <w:num w:numId="29" w16cid:durableId="1504777425">
+  <w:num w:numId="29" w16cid:durableId="1089037507">
     <w:abstractNumId w:val="0"/>
   </w:num>
-  <w:num w:numId="30" w16cid:durableId="221991390">
+  <w:num w:numId="30" w16cid:durableId="203904660">
     <w:abstractNumId w:val="0"/>
   </w:num>
-  <w:num w:numId="31" w16cid:durableId="1611933305">
+  <w:num w:numId="31" w16cid:durableId="937904227">
     <w:abstractNumId w:val="0"/>
   </w:num>
-  <w:num w:numId="32" w16cid:durableId="1804617235">
+  <w:num w:numId="32" w16cid:durableId="1862547741">
     <w:abstractNumId w:val="0"/>
   </w:num>
-  <w:num w:numId="33" w16cid:durableId="495346209">
+  <w:num w:numId="33" w16cid:durableId="664358326">
     <w:abstractNumId w:val="0"/>
   </w:num>
-  <w:num w:numId="34" w16cid:durableId="208497169">
+  <w:num w:numId="34" w16cid:durableId="1173884213">
     <w:abstractNumId w:val="0"/>
   </w:num>
-  <w:num w:numId="35" w16cid:durableId="647052197">
+  <w:num w:numId="35" w16cid:durableId="1384476169">
     <w:abstractNumId w:val="0"/>
   </w:num>
-  <w:num w:numId="36" w16cid:durableId="86003282">
+  <w:num w:numId="36" w16cid:durableId="545338316">
     <w:abstractNumId w:val="0"/>
   </w:num>
-  <w:num w:numId="37" w16cid:durableId="1053848197">
+  <w:num w:numId="37" w16cid:durableId="423691577">
     <w:abstractNumId w:val="0"/>
   </w:num>
-  <w:num w:numId="38" w16cid:durableId="2043046213">
+  <w:num w:numId="38" w16cid:durableId="1533106534">
     <w:abstractNumId w:val="0"/>
   </w:num>
-  <w:num w:numId="39" w16cid:durableId="1000350340">
+  <w:num w:numId="39" w16cid:durableId="1125931739">
     <w:abstractNumId w:val="0"/>
   </w:num>
-  <w:num w:numId="40" w16cid:durableId="1261639655">
+  <w:num w:numId="40" w16cid:durableId="1343241075">
     <w:abstractNumId w:val="0"/>
   </w:num>
-  <w:num w:numId="41" w16cid:durableId="479419185">
+  <w:num w:numId="41" w16cid:durableId="1417283932">
     <w:abstractNumId w:val="0"/>
   </w:num>
-  <w:num w:numId="42" w16cid:durableId="432671299">
+  <w:num w:numId="42" w16cid:durableId="172039436">
     <w:abstractNumId w:val="0"/>
   </w:num>
-  <w:num w:numId="43" w16cid:durableId="1504390516">
+  <w:num w:numId="43" w16cid:durableId="566494276">
     <w:abstractNumId w:val="1"/>
     <w:lvlOverride w:ilvl="0">
       <w:startOverride w:val="1"/>
@@ -10517,88 +10542,88 @@
       <w:startOverride w:val="1"/>
     </w:lvlOverride>
   </w:num>
-  <w:num w:numId="44" w16cid:durableId="1925869041">
+  <w:num w:numId="44" w16cid:durableId="2012101132">
     <w:abstractNumId w:val="0"/>
   </w:num>
-  <w:num w:numId="45" w16cid:durableId="1338190942">
+  <w:num w:numId="45" w16cid:durableId="1863785364">
     <w:abstractNumId w:val="0"/>
   </w:num>
-  <w:num w:numId="46" w16cid:durableId="1802110612">
+  <w:num w:numId="46" w16cid:durableId="1391883340">
     <w:abstractNumId w:val="0"/>
   </w:num>
-  <w:num w:numId="47" w16cid:durableId="1702433842">
+  <w:num w:numId="47" w16cid:durableId="531461037">
     <w:abstractNumId w:val="0"/>
   </w:num>
-  <w:num w:numId="48" w16cid:durableId="1608001707">
+  <w:num w:numId="48" w16cid:durableId="2135517269">
     <w:abstractNumId w:val="0"/>
   </w:num>
-  <w:num w:numId="49" w16cid:durableId="898445892">
+  <w:num w:numId="49" w16cid:durableId="462190641">
     <w:abstractNumId w:val="0"/>
   </w:num>
-  <w:num w:numId="50" w16cid:durableId="121772998">
+  <w:num w:numId="50" w16cid:durableId="459763479">
     <w:abstractNumId w:val="0"/>
   </w:num>
-  <w:num w:numId="51" w16cid:durableId="395981657">
+  <w:num w:numId="51" w16cid:durableId="1747801151">
     <w:abstractNumId w:val="0"/>
   </w:num>
-  <w:num w:numId="52" w16cid:durableId="997926367">
+  <w:num w:numId="52" w16cid:durableId="1258827447">
     <w:abstractNumId w:val="0"/>
   </w:num>
-  <w:num w:numId="53" w16cid:durableId="1309092776">
+  <w:num w:numId="53" w16cid:durableId="226571852">
     <w:abstractNumId w:val="0"/>
   </w:num>
-  <w:num w:numId="54" w16cid:durableId="1008993086">
+  <w:num w:numId="54" w16cid:durableId="86971211">
     <w:abstractNumId w:val="0"/>
   </w:num>
-  <w:num w:numId="55" w16cid:durableId="1457405954">
+  <w:num w:numId="55" w16cid:durableId="927157028">
     <w:abstractNumId w:val="0"/>
   </w:num>
-  <w:num w:numId="56" w16cid:durableId="999580374">
+  <w:num w:numId="56" w16cid:durableId="2040814110">
     <w:abstractNumId w:val="0"/>
   </w:num>
-  <w:num w:numId="57" w16cid:durableId="1266116609">
+  <w:num w:numId="57" w16cid:durableId="365107895">
     <w:abstractNumId w:val="0"/>
   </w:num>
-  <w:num w:numId="58" w16cid:durableId="1931497591">
+  <w:num w:numId="58" w16cid:durableId="801770617">
     <w:abstractNumId w:val="0"/>
   </w:num>
-  <w:num w:numId="59" w16cid:durableId="1918587314">
+  <w:num w:numId="59" w16cid:durableId="1982271816">
     <w:abstractNumId w:val="0"/>
   </w:num>
-  <w:num w:numId="60" w16cid:durableId="1692604206">
+  <w:num w:numId="60" w16cid:durableId="1671643661">
     <w:abstractNumId w:val="0"/>
   </w:num>
-  <w:num w:numId="61" w16cid:durableId="1192187967">
+  <w:num w:numId="61" w16cid:durableId="1546025349">
     <w:abstractNumId w:val="0"/>
   </w:num>
-  <w:num w:numId="62" w16cid:durableId="1203902253">
+  <w:num w:numId="62" w16cid:durableId="877350211">
     <w:abstractNumId w:val="0"/>
   </w:num>
-  <w:num w:numId="63" w16cid:durableId="1607225059">
+  <w:num w:numId="63" w16cid:durableId="2120252352">
     <w:abstractNumId w:val="0"/>
   </w:num>
-  <w:num w:numId="64" w16cid:durableId="1090464043">
+  <w:num w:numId="64" w16cid:durableId="1851480029">
     <w:abstractNumId w:val="0"/>
   </w:num>
-  <w:num w:numId="65" w16cid:durableId="1117529462">
+  <w:num w:numId="65" w16cid:durableId="570120377">
     <w:abstractNumId w:val="0"/>
   </w:num>
-  <w:num w:numId="66" w16cid:durableId="1275407964">
+  <w:num w:numId="66" w16cid:durableId="1390298758">
     <w:abstractNumId w:val="0"/>
   </w:num>
-  <w:num w:numId="67" w16cid:durableId="798425650">
+  <w:num w:numId="67" w16cid:durableId="1657143462">
     <w:abstractNumId w:val="0"/>
   </w:num>
-  <w:num w:numId="68" w16cid:durableId="1170945183">
+  <w:num w:numId="68" w16cid:durableId="1865316734">
     <w:abstractNumId w:val="0"/>
   </w:num>
-  <w:num w:numId="69" w16cid:durableId="1534419729">
+  <w:num w:numId="69" w16cid:durableId="1650936790">
     <w:abstractNumId w:val="0"/>
   </w:num>
-  <w:num w:numId="70" w16cid:durableId="1335764036">
+  <w:num w:numId="70" w16cid:durableId="803082992">
     <w:abstractNumId w:val="0"/>
   </w:num>
-  <w:num w:numId="71" w16cid:durableId="724841877">
+  <w:num w:numId="71" w16cid:durableId="182213650">
     <w:abstractNumId w:val="0"/>
   </w:num>
   <w:numIdMacAtCleanup w:val="71"/>
